--- a/Вопросы_заказчику_T01.2.docx
+++ b/Вопросы_заказчику_T01.2.docx
@@ -84,7 +84,7 @@
         <w:t xml:space="preserve"> </w:t>
       </w:r>
       <w:r>
-        <w:t xml:space="preserve">Выделено из сводного списка «Вопросы заказчику по T01.1 и T01.2» (редакция 07.10.2026) — часть 2 перенесена без изменения нумерации и формулировок. Вопросы 13–16 добавлены по итогам сверки с T01.2, исходным кодом и комментариями к вопросам архитектору.</w:t>
+        <w:t xml:space="preserve">Вопросы 7–12 перенесены из сводного списка «Вопросы заказчику по T01.1 и T01.2» без изменения номеров и формулировок, с дополнениями по итогам обследования кода 08.10.2026. Вопросы 16–19 добавлены.</w:t>
       </w:r>
       <w:r>
         <w:t xml:space="preserve"> </w:t>
@@ -100,7 +100,7 @@
         <w:t xml:space="preserve"> </w:t>
       </w:r>
       <w:r>
-        <w:t xml:space="preserve">только открытые вопросы. Уже согласованное — в приложении, повторно не спрашиваем.</w:t>
+        <w:t xml:space="preserve">только открытые вопросы. Согласованное — в приложении, повторно не спрашиваем.</w:t>
       </w:r>
       <w:r>
         <w:t xml:space="preserve"> </w:t>
@@ -139,7 +139,73 @@
         <w:t xml:space="preserve"> </w:t>
       </w:r>
       <w:r>
-        <w:t xml:space="preserve">Открытых вопросов 10: перенесено из редакции 07.10 — 6 (№ 7–12), добавлено — 4 (№ 13–16). Без ответов на № 7, 8 и 9 нельзя завершить проверки при сохранении и правила списка.</w:t>
+        <w:t xml:space="preserve">Открытых вопросов 10: перенесено — 6 (№ 7–12), добавлено — 4 (№ 16–19). Без ответов на № 7, 8 и 9 нельзя завершить проверки при сохранении и правила списка.</w:t>
+      </w:r>
+    </w:p>
+    <w:p>
+      <w:pPr>
+        <w:pStyle w:val="BodyText"/>
+      </w:pPr>
+      <w:r>
+        <w:rPr>
+          <w:bCs/>
+          <w:b/>
+        </w:rPr>
+        <w:t xml:space="preserve">О нумерации.</w:t>
+      </w:r>
+      <w:r>
+        <w:t xml:space="preserve"> </w:t>
+      </w:r>
+      <w:r>
+        <w:t xml:space="preserve">Мои дополнения начинаются с 16, потому что места 13–15 в сводном списке уже заняты. По редакции 8 списка архитектору известны два из них:</w:t>
+      </w:r>
+      <w:r>
+        <w:t xml:space="preserve"> </w:t>
+      </w:r>
+      <w:r>
+        <w:rPr>
+          <w:bCs/>
+          <w:b/>
+        </w:rPr>
+        <w:t xml:space="preserve">14</w:t>
+      </w:r>
+      <w:r>
+        <w:t xml:space="preserve"> </w:t>
+      </w:r>
+      <w:r>
+        <w:t xml:space="preserve">— влияют ли подразделения на тарифы,</w:t>
+      </w:r>
+      <w:r>
+        <w:t xml:space="preserve"> </w:t>
+      </w:r>
+      <w:r>
+        <w:rPr>
+          <w:bCs/>
+          <w:b/>
+        </w:rPr>
+        <w:t xml:space="preserve">15</w:t>
+      </w:r>
+      <w:r>
+        <w:t xml:space="preserve"> </w:t>
+      </w:r>
+      <w:r>
+        <w:t xml:space="preserve">— нужно ли фильтровать список маршрутов по должности сотрудника. Содержание</w:t>
+      </w:r>
+      <w:r>
+        <w:t xml:space="preserve"> </w:t>
+      </w:r>
+      <w:r>
+        <w:rPr>
+          <w:bCs/>
+          <w:b/>
+        </w:rPr>
+        <w:t xml:space="preserve">13</w:t>
+      </w:r>
+      <w:r>
+        <w:t xml:space="preserve"> </w:t>
+      </w:r>
+      <w:r>
+        <w:t xml:space="preserve">у меня отсутствует. Если нумерация разошлась, пришлите действующий сводный список — сдвину.</w:t>
       </w:r>
     </w:p>
     <w:p>
@@ -173,7 +239,7 @@
         <w:t xml:space="preserve"> </w:t>
       </w:r>
       <w:r>
-        <w:t xml:space="preserve">T01.2 и T01.1, D09; критерий дубля — вопрос 4 первой части.</w:t>
+        <w:t xml:space="preserve">Критерий дубля — вопрос 4 первой части; T01.1, D09.</w:t>
       </w:r>
     </w:p>
     <w:p>
@@ -300,7 +366,7 @@
         <w:t xml:space="preserve"> </w:t>
       </w:r>
       <w:r>
-        <w:t xml:space="preserve">T01.2: период можно не задавать; проверка идёт на желаемую дату заказа (встреча 05.10). Даты периода хранятся без времени, а заказ оформляют в разное время суток и в разных часовых поясах.</w:t>
+        <w:t xml:space="preserve">Период можно не задавать; проверка идёт на желаемую дату заказа (встреча 05.10). Даты периода хранятся без времени, а заказ оформляют в разное время суток и в разных часовых поясах.</w:t>
       </w:r>
     </w:p>
     <w:p>
@@ -392,7 +458,90 @@
         <w:t xml:space="preserve"> </w:t>
       </w:r>
       <w:r>
-        <w:t xml:space="preserve">A: тарифный сервис тоже приводит время поездки к часовому поясу региона.</w:t>
+        <w:t xml:space="preserve">A.</w:t>
+      </w:r>
+    </w:p>
+    <w:p>
+      <w:pPr>
+        <w:pStyle w:val="BodyText"/>
+      </w:pPr>
+      <w:r>
+        <w:rPr>
+          <w:bCs/>
+          <w:b/>
+        </w:rPr>
+        <w:t xml:space="preserve">Подтверждено кодом (08.10).</w:t>
+      </w:r>
+      <w:r>
+        <w:t xml:space="preserve"> </w:t>
+      </w:r>
+      <w:r>
+        <w:rPr>
+          <w:rStyle w:val="VerbatimChar"/>
+        </w:rPr>
+        <w:t xml:space="preserve">[КОД]</w:t>
+      </w:r>
+      <w:r>
+        <w:t xml:space="preserve"> </w:t>
+      </w:r>
+      <w:r>
+        <w:t xml:space="preserve">Часовой пояс штатного расчёта — пояс региона, то есть вариант A совпадает с тем, как платформа уже работает. У тарифов группового трансфера поиск ограничен датами тарифа включительно — границы «целиком» тоже совпадают.</w:t>
+      </w:r>
+    </w:p>
+    <w:p>
+      <w:pPr>
+        <w:pStyle w:val="BodyText"/>
+      </w:pPr>
+      <w:r>
+        <w:rPr>
+          <w:bCs/>
+          <w:b/>
+        </w:rPr>
+        <w:t xml:space="preserve">Важное ограничение (08.10).</w:t>
+      </w:r>
+      <w:r>
+        <w:t xml:space="preserve"> </w:t>
+      </w:r>
+      <w:r>
+        <w:rPr>
+          <w:rStyle w:val="VerbatimChar"/>
+        </w:rPr>
+        <w:t xml:space="preserve">[КОД]</w:t>
+      </w:r>
+      <w:r>
+        <w:t xml:space="preserve"> </w:t>
+      </w:r>
+      <w:r>
+        <w:t xml:space="preserve">У</w:t>
+      </w:r>
+      <w:r>
+        <w:t xml:space="preserve"> </w:t>
+      </w:r>
+      <w:r>
+        <w:rPr>
+          <w:bCs/>
+          <w:b/>
+        </w:rPr>
+        <w:t xml:space="preserve">тарифа такси собственных дат нет</w:t>
+      </w:r>
+      <w:r>
+        <w:t xml:space="preserve"> </w:t>
+      </w:r>
+      <w:r>
+        <w:t xml:space="preserve">— только признак активности и даты договора. Поэтому для такси система может проверить «тариф действует сейчас», но</w:t>
+      </w:r>
+      <w:r>
+        <w:t xml:space="preserve"> </w:t>
+      </w:r>
+      <w:r>
+        <w:rPr>
+          <w:bCs/>
+          <w:b/>
+        </w:rPr>
+        <w:t xml:space="preserve">не может проверить «тариф будет действовать на дату поездки»</w:t>
+      </w:r>
+      <w:r>
+        <w:t xml:space="preserve">. Для группового трансфера даты тарифа есть. Это значит, что при заказе такси на будущую дату гарантии «маршрут точно доступен» нет, и правило придётся описать по-разному для двух видов транспорта.</w:t>
       </w:r>
     </w:p>
     <w:p>
@@ -445,7 +594,7 @@
         <w:t xml:space="preserve"> </w:t>
       </w:r>
       <w:r>
-        <w:t xml:space="preserve">T01.2: на макете есть поиск по номеру, кнопка фильтров и пагинация; состав фильтров не показан.</w:t>
+        <w:t xml:space="preserve">На макете есть поиск по номеру, кнопка фильтров и пагинация; состав фильтров не показан.</w:t>
       </w:r>
     </w:p>
     <w:p>
@@ -668,6 +817,24 @@
       </w:r>
     </w:p>
     <w:p>
+      <w:pPr>
+        <w:pStyle w:val="BodyText"/>
+      </w:pPr>
+      <w:r>
+        <w:rPr>
+          <w:bCs/>
+          <w:b/>
+        </w:rPr>
+        <w:t xml:space="preserve">Уточнение по итогам обследования кода (08.10).</w:t>
+      </w:r>
+      <w:r>
+        <w:t xml:space="preserve"> </w:t>
+      </w:r>
+      <w:r>
+        <w:t xml:space="preserve">Для такси признак «нет действующего тарифа» можно вычислить только на текущий момент (см. вопрос 8). Поэтому при варианте A для такси возможна ситуация: маршрут виден и выбран сегодня, а на дату поездки тарифа уже нет — отказ произойдёт при оформлении заявки, а не при выборе маршрута. Нужно подтвердить, что это допустимо, или назвать, какое сообщение пользователь должен получить при таком отказе.</w:t>
+      </w:r>
+    </w:p>
+    <w:p>
       <w:r>
         <w:pict>
           <v:rect style="width:0;height:1.5pt" o:hralign="center" o:hrstd="t" o:hr="t"/>
@@ -1101,13 +1268,13 @@
       </w:r>
     </w:p>
     <w:bookmarkEnd w:id="25"/>
-    <w:bookmarkStart w:id="26" w:name="X3dc4eabdf9dd8b6245a5ee44ab437119af081a9"/>
+    <w:bookmarkStart w:id="26" w:name="Xd40d4a5a09acbd992d579a9e77ff5639197b4bb"/>
     <w:p>
       <w:pPr>
         <w:pStyle w:val="Heading2"/>
       </w:pPr>
       <w:r>
-        <w:t xml:space="preserve">Вопрос 13. Учитывать ли в рекомендуемой стоимости надбавки за время и день недели</w:t>
+        <w:t xml:space="preserve">Вопрос 16. Учитывать ли в рекомендуемой стоимости надбавки за время и день недели</w:t>
       </w:r>
     </w:p>
     <w:p>
@@ -1143,7 +1310,7 @@
         <w:t xml:space="preserve">CalculateServiceImpl.java:991-1013, :1053</w:t>
       </w:r>
       <w:r>
-        <w:t xml:space="preserve">). В избранном маршруте даты поездки нет, поэтому для расчёта берётся условная дата (вопрос 8 архитектору). У тарифов группового трансфера временных коэффициентов нет. Встреча 05.10: рекомендуемая стоимость в справочнике обязательна.</w:t>
+        <w:t xml:space="preserve">). В избранном маршруте даты поездки нет, поэтому для расчёта берётся условная дата. У тарифов группового трансфера временных коэффициентов нет. Встреча 05.10: рекомендуемая стоимость в справочнике обязательна.</w:t>
       </w:r>
     </w:p>
     <w:p>
@@ -1257,7 +1424,7 @@
         <w:t xml:space="preserve"> </w:t>
       </w:r>
       <w:r>
-        <w:t xml:space="preserve">A: значение воспроизводимо и не зависит от момента сохранения; цену поездки всё равно задаёт прайс. B и C усложняют справочник ради ориентира, который пользователю не показывается (вопрос 2 первой части).</w:t>
+        <w:t xml:space="preserve">A: значение воспроизводимо и не зависит от момента сохранения; цену поездки всё равно задаёт прайс. B и C усложняют справочник ради ориентира, который пользователю не показывается.</w:t>
       </w:r>
     </w:p>
     <w:p>
@@ -1269,13 +1436,53 @@
           <w:bCs/>
           <w:b/>
         </w:rPr>
+        <w:t xml:space="preserve">Отдельно нужно знать о рекомендуемой стоимости (08.10).</w:t>
+      </w:r>
+      <w:r>
+        <w:t xml:space="preserve"> </w:t>
+      </w:r>
+      <w:r>
+        <w:rPr>
+          <w:rStyle w:val="VerbatimChar"/>
+        </w:rPr>
+        <w:t xml:space="preserve">[КОД]</w:t>
+      </w:r>
+      <w:r>
+        <w:t xml:space="preserve"> </w:t>
+      </w:r>
+      <w:r>
+        <w:t xml:space="preserve">Штатный расчёт выбирает договор</w:t>
+      </w:r>
+      <w:r>
+        <w:t xml:space="preserve"> </w:t>
+      </w:r>
+      <w:r>
+        <w:rPr>
+          <w:bCs/>
+          <w:b/>
+        </w:rPr>
+        <w:t xml:space="preserve">случайно</w:t>
+      </w:r>
+      <w:r>
+        <w:t xml:space="preserve">, с вероятностью по сумме договора. Если у организации на один класс и регион действует несколько договоров, рекомендуемая стоимость будет разной при каждом пересчёте независимо от ответа на этот вопрос. Вопрос о том, как с этим быть, поставлен архитектору (вопрос архитектору 25). Здесь нужно только подтвердить, что рекомендуемая стоимость — ориентир, и приблизительность допустима.</w:t>
+      </w:r>
+    </w:p>
+    <w:p>
+      <w:pPr>
+        <w:pStyle w:val="BodyText"/>
+      </w:pPr>
+      <w:r>
+        <w:rPr>
+          <w:bCs/>
+          <w:b/>
+        </w:rPr>
         <w:t xml:space="preserve">Примечание.</w:t>
       </w:r>
       <w:r>
         <w:t xml:space="preserve"> </w:t>
       </w:r>
       <w:r>
-        <w:t xml:space="preserve">Отдельно нужно подтвердить, что «рабочий день» для расчёта — это любой день кроме субботы и воскресенья, без учёта праздничного календаря.</w:t>
+        <w:t xml:space="preserve">Отдельно подтвердить, что «рабочий день» для расчёта — это любой день кроме субботы и воскресенья, без учёта праздничного календаря.</w:t>
       </w:r>
     </w:p>
     <w:p>
@@ -1286,13 +1493,13 @@
       </w:r>
     </w:p>
     <w:bookmarkEnd w:id="26"/>
-    <w:bookmarkStart w:id="27" w:name="X188fe5f9b74a9c83277754676a40e762832005a"/>
+    <w:bookmarkStart w:id="27" w:name="X7573f68d77363da53e90089caadeedcd53b84a1"/>
     <w:p>
       <w:pPr>
         <w:pStyle w:val="Heading2"/>
       </w:pPr>
       <w:r>
-        <w:t xml:space="preserve">Вопрос 14. Согласование и лимиты для заявки по фиксированной цене</w:t>
+        <w:t xml:space="preserve">Вопрос 17. Согласование и лимиты для заявки по фиксированной цене</w:t>
       </w:r>
     </w:p>
     <w:p>
@@ -1343,7 +1550,7 @@
         <w:t xml:space="preserve"> </w:t>
       </w:r>
       <w:r>
-        <w:t xml:space="preserve">в копейках, исключения по цели поездки и региону). Заявка проходит автосогласование, если согласование выключено или её стоимость строго меньше порога; иначе ждёт согласующего в статусе «ожидает согласования».</w:t>
+        <w:t xml:space="preserve">в копейках, исключения по цели поездки и региону). Заявка проходит автосогласование, если согласование выключено или её стоимость строго меньше порога; иначе ждёт согласующего.</w:t>
       </w:r>
       <w:r>
         <w:t xml:space="preserve"> </w:t>
@@ -1522,13 +1729,35 @@
           <w:bCs/>
           <w:b/>
         </w:rPr>
-        <w:t xml:space="preserve">Примечание.</w:t>
-      </w:r>
-      <w:r>
-        <w:t xml:space="preserve"> </w:t>
-      </w:r>
-      <w:r>
-        <w:t xml:space="preserve">Реализация относится к T04.1/T04.2. Для T01.2 ответ нужен потому, что от него зависит, какие статусы заявки считаются активными и блокируют деактивацию маршрута: статус «ожидает согласования» — нетерминальный.</w:t>
+        <w:t xml:space="preserve">Почему это нужно для T01.2 (08.10).</w:t>
+      </w:r>
+      <w:r>
+        <w:t xml:space="preserve"> </w:t>
+      </w:r>
+      <w:r>
+        <w:rPr>
+          <w:rStyle w:val="VerbatimChar"/>
+        </w:rPr>
+        <w:t xml:space="preserve">[КОД]</w:t>
+      </w:r>
+      <w:r>
+        <w:t xml:space="preserve"> </w:t>
+      </w:r>
+      <w:r>
+        <w:t xml:space="preserve">Активной считается заявка в любом нетерминальном статусе: терминальны только «отменена» и «завершена». Статус ожидания согласования — нетерминальный, значит заявка, зависшая на согласовании,</w:t>
+      </w:r>
+      <w:r>
+        <w:t xml:space="preserve"> </w:t>
+      </w:r>
+      <w:r>
+        <w:rPr>
+          <w:bCs/>
+          <w:b/>
+        </w:rPr>
+        <w:t xml:space="preserve">блокирует деактивацию маршрута</w:t>
+      </w:r>
+      <w:r>
+        <w:t xml:space="preserve">. При варианте B по согласованию такой блокировки не будет.</w:t>
       </w:r>
     </w:p>
     <w:p>
@@ -1539,13 +1768,13 @@
       </w:r>
     </w:p>
     <w:bookmarkEnd w:id="27"/>
-    <w:bookmarkStart w:id="28" w:name="Xf76084e2225e01f01bcbcae9d4f96d1966dce66"/>
+    <w:bookmarkStart w:id="28" w:name="X1548dde671ac038271efba61b48802dde826e31"/>
     <w:p>
       <w:pPr>
         <w:pStyle w:val="Heading2"/>
       </w:pPr>
       <w:r>
-        <w:t xml:space="preserve">Вопрос 15. Можно ли изменять маршрут, по которому есть активные заявки</w:t>
+        <w:t xml:space="preserve">Вопрос 18. Можно ли изменять маршрут, по которому есть активные заявки</w:t>
       </w:r>
     </w:p>
     <w:p>
@@ -1688,13 +1917,13 @@
       </w:r>
     </w:p>
     <w:bookmarkEnd w:id="28"/>
-    <w:bookmarkStart w:id="29" w:name="Xd6ec7e2f706866d297e2b7fe0834edc78856cb4"/>
+    <w:bookmarkStart w:id="29" w:name="X114feaa89f476cb01e3f4e557bc513d2c78b3fd"/>
     <w:p>
       <w:pPr>
         <w:pStyle w:val="Heading2"/>
       </w:pPr>
       <w:r>
-        <w:t xml:space="preserve">Вопрос 16. Нужна ли в карточке маршрута дата последнего расчёта</w:t>
+        <w:t xml:space="preserve">Вопрос 19. Нужна ли в карточке маршрута дата последнего расчёта</w:t>
       </w:r>
     </w:p>
     <w:p>
@@ -1712,7 +1941,7 @@
         <w:t xml:space="preserve"> </w:t>
       </w:r>
       <w:r>
-        <w:t xml:space="preserve">T01.1, D12: предложено не добавлять поле даты расчёта, поскольку устаревание расчёта зависит от смены тарифа, а не от времени. Оговорка: если интерфейсу дата расчёта нужна — поле добавляется. Макеты T01.3 этого не показывают.</w:t>
+        <w:t xml:space="preserve">T01.1, D12: решено не добавлять поле даты расчёта, поскольку устаревание расчёта зависит от смены тарифа, а не от времени. Оговорка: если интерфейсу дата расчёта нужна — поле добавляется. Макеты T01.3 этого не показывают.</w:t>
       </w:r>
     </w:p>
     <w:p>
@@ -2076,31 +2305,31 @@
               <w:jc w:val="left"/>
             </w:pPr>
             <w:r>
-              <w:t xml:space="preserve">Период и тариф</w:t>
-            </w:r>
-          </w:p>
-        </w:tc>
-        <w:tc>
-          <w:tcPr/>
-          <w:p>
-            <w:pPr>
-              <w:pStyle w:val="Compact"/>
-              <w:jc w:val="left"/>
-            </w:pPr>
-            <w:r>
-              <w:t xml:space="preserve">Круглогодичные маршруты допускаются; маршрут действует, пока действует тариф</w:t>
-            </w:r>
-          </w:p>
-        </w:tc>
-        <w:tc>
-          <w:tcPr/>
-          <w:p>
-            <w:pPr>
-              <w:pStyle w:val="Compact"/>
-              <w:jc w:val="left"/>
-            </w:pPr>
-            <w:r>
-              <w:t xml:space="preserve">Встреча 05.10 (12:07–12:17); протокол 17.09, п. 10</w:t>
+              <w:t xml:space="preserve">Рекомендуемая стоимость</w:t>
+            </w:r>
+          </w:p>
+        </w:tc>
+        <w:tc>
+          <w:tcPr/>
+          <w:p>
+            <w:pPr>
+              <w:pStyle w:val="Compact"/>
+              <w:jc w:val="left"/>
+            </w:pPr>
+            <w:r>
+              <w:t xml:space="preserve">Обязательна в справочнике, пользователю при оформлении не показывается (на подтверждении — вопрос 2 первой части)</w:t>
+            </w:r>
+          </w:p>
+        </w:tc>
+        <w:tc>
+          <w:tcPr/>
+          <w:p>
+            <w:pPr>
+              <w:pStyle w:val="Compact"/>
+              <w:jc w:val="left"/>
+            </w:pPr>
+            <w:r>
+              <w:t xml:space="preserve">Встреча 05.10 (09:00–09:25)</w:t>
             </w:r>
           </w:p>
         </w:tc>
@@ -2114,31 +2343,31 @@
               <w:jc w:val="left"/>
             </w:pPr>
             <w:r>
-              <w:t xml:space="preserve">Истёкший маршрут</w:t>
-            </w:r>
-          </w:p>
-        </w:tc>
-        <w:tc>
-          <w:tcPr/>
-          <w:p>
-            <w:pPr>
-              <w:pStyle w:val="Compact"/>
-              <w:jc w:val="left"/>
-            </w:pPr>
-            <w:r>
-              <w:t xml:space="preserve">В списке выбора на клиенте не появляется; архив истёкших не ведётся</w:t>
-            </w:r>
-          </w:p>
-        </w:tc>
-        <w:tc>
-          <w:tcPr/>
-          <w:p>
-            <w:pPr>
-              <w:pStyle w:val="Compact"/>
-              <w:jc w:val="left"/>
-            </w:pPr>
-            <w:r>
-              <w:t xml:space="preserve">Протокол 10.09, п. 15</w:t>
+              <w:t xml:space="preserve">Бесплатное ожидание</w:t>
+            </w:r>
+          </w:p>
+        </w:tc>
+        <w:tc>
+          <w:tcPr/>
+          <w:p>
+            <w:pPr>
+              <w:pStyle w:val="Compact"/>
+              <w:jc w:val="left"/>
+            </w:pPr>
+            <w:r>
+              <w:t xml:space="preserve">В справочнике не хранится; на цену по прайсу не влияет. В виджетах предлагается показывать плановое ожидание</w:t>
+            </w:r>
+          </w:p>
+        </w:tc>
+        <w:tc>
+          <w:tcPr/>
+          <w:p>
+            <w:pPr>
+              <w:pStyle w:val="Compact"/>
+              <w:jc w:val="left"/>
+            </w:pPr>
+            <w:r>
+              <w:t xml:space="preserve">T01.1 D07</w:t>
             </w:r>
           </w:p>
         </w:tc>
@@ -2152,31 +2381,31 @@
               <w:jc w:val="left"/>
             </w:pPr>
             <w:r>
-              <w:t xml:space="preserve">Отдельные записи</w:t>
-            </w:r>
-          </w:p>
-        </w:tc>
-        <w:tc>
-          <w:tcPr/>
-          <w:p>
-            <w:pPr>
-              <w:pStyle w:val="Compact"/>
-              <w:jc w:val="left"/>
-            </w:pPr>
-            <w:r>
-              <w:t xml:space="preserve">Разные вид транспорта, класс услуги или ночной признак — всегда отдельная запись с отдельным ID</w:t>
-            </w:r>
-          </w:p>
-        </w:tc>
-        <w:tc>
-          <w:tcPr/>
-          <w:p>
-            <w:pPr>
-              <w:pStyle w:val="Compact"/>
-              <w:jc w:val="left"/>
-            </w:pPr>
-            <w:r>
-              <w:t xml:space="preserve">Протокол 10.09, п. 1</w:t>
+              <w:t xml:space="preserve">Период и тариф</w:t>
+            </w:r>
+          </w:p>
+        </w:tc>
+        <w:tc>
+          <w:tcPr/>
+          <w:p>
+            <w:pPr>
+              <w:pStyle w:val="Compact"/>
+              <w:jc w:val="left"/>
+            </w:pPr>
+            <w:r>
+              <w:t xml:space="preserve">Круглогодичные маршруты допускаются; маршрут действует, пока действует тариф; период маршрута тарифом при сохранении не ограничивается</w:t>
+            </w:r>
+          </w:p>
+        </w:tc>
+        <w:tc>
+          <w:tcPr/>
+          <w:p>
+            <w:pPr>
+              <w:pStyle w:val="Compact"/>
+              <w:jc w:val="left"/>
+            </w:pPr>
+            <w:r>
+              <w:t xml:space="preserve">Встреча 05.10 (12:07–12:24); протокол 17.09, п. 10</w:t>
             </w:r>
           </w:p>
         </w:tc>
@@ -2190,31 +2419,31 @@
               <w:jc w:val="left"/>
             </w:pPr>
             <w:r>
-              <w:t xml:space="preserve">Ночной тариф и период действия</w:t>
-            </w:r>
-          </w:p>
-        </w:tc>
-        <w:tc>
-          <w:tcPr/>
-          <w:p>
-            <w:pPr>
-              <w:pStyle w:val="Compact"/>
-              <w:jc w:val="left"/>
-            </w:pPr>
-            <w:r>
-              <w:t xml:space="preserve">Два разных поля: ночной тариф — логика для ночных заказов, период — календарный диапазон активности записи</w:t>
-            </w:r>
-          </w:p>
-        </w:tc>
-        <w:tc>
-          <w:tcPr/>
-          <w:p>
-            <w:pPr>
-              <w:pStyle w:val="Compact"/>
-              <w:jc w:val="left"/>
-            </w:pPr>
-            <w:r>
-              <w:t xml:space="preserve">Протокол 10.09, п. 4</w:t>
+              <w:t xml:space="preserve">Истёкший маршрут</w:t>
+            </w:r>
+          </w:p>
+        </w:tc>
+        <w:tc>
+          <w:tcPr/>
+          <w:p>
+            <w:pPr>
+              <w:pStyle w:val="Compact"/>
+              <w:jc w:val="left"/>
+            </w:pPr>
+            <w:r>
+              <w:t xml:space="preserve">В списке выбора на клиенте не появляется; архив истёкших не ведётся; запись доступна только для чтения</w:t>
+            </w:r>
+          </w:p>
+        </w:tc>
+        <w:tc>
+          <w:tcPr/>
+          <w:p>
+            <w:pPr>
+              <w:pStyle w:val="Compact"/>
+              <w:jc w:val="left"/>
+            </w:pPr>
+            <w:r>
+              <w:t xml:space="preserve">Протокол 10.09, п. 15; T01.1 D14</w:t>
             </w:r>
           </w:p>
         </w:tc>
@@ -2228,31 +2457,31 @@
               <w:jc w:val="left"/>
             </w:pPr>
             <w:r>
-              <w:t xml:space="preserve">Ночной признак трансфера</w:t>
-            </w:r>
-          </w:p>
-        </w:tc>
-        <w:tc>
-          <w:tcPr/>
-          <w:p>
-            <w:pPr>
-              <w:pStyle w:val="Compact"/>
-              <w:jc w:val="left"/>
-            </w:pPr>
-            <w:r>
-              <w:t xml:space="preserve">Необязателен, по умолчанию выключен</w:t>
-            </w:r>
-          </w:p>
-        </w:tc>
-        <w:tc>
-          <w:tcPr/>
-          <w:p>
-            <w:pPr>
-              <w:pStyle w:val="Compact"/>
-              <w:jc w:val="left"/>
-            </w:pPr>
-            <w:r>
-              <w:t xml:space="preserve">Встреча 05.10</w:t>
+              <w:t xml:space="preserve">Отдельные записи</w:t>
+            </w:r>
+          </w:p>
+        </w:tc>
+        <w:tc>
+          <w:tcPr/>
+          <w:p>
+            <w:pPr>
+              <w:pStyle w:val="Compact"/>
+              <w:jc w:val="left"/>
+            </w:pPr>
+            <w:r>
+              <w:t xml:space="preserve">Разные вид транспорта, класс услуги или ночной признак — всегда отдельная запись с отдельным ID</w:t>
+            </w:r>
+          </w:p>
+        </w:tc>
+        <w:tc>
+          <w:tcPr/>
+          <w:p>
+            <w:pPr>
+              <w:pStyle w:val="Compact"/>
+              <w:jc w:val="left"/>
+            </w:pPr>
+            <w:r>
+              <w:t xml:space="preserve">Протокол 10.09, п. 1</w:t>
             </w:r>
           </w:p>
         </w:tc>
@@ -2266,31 +2495,31 @@
               <w:jc w:val="left"/>
             </w:pPr>
             <w:r>
-              <w:t xml:space="preserve">Изменение маршрута</w:t>
-            </w:r>
-          </w:p>
-        </w:tc>
-        <w:tc>
-          <w:tcPr/>
-          <w:p>
-            <w:pPr>
-              <w:pStyle w:val="Compact"/>
-              <w:jc w:val="left"/>
-            </w:pPr>
-            <w:r>
-              <w:t xml:space="preserve">Корректировка разрешена, в базе сохраняется, кто и когда правил; для отчётности используются данные маршрута на дату создания заявки</w:t>
-            </w:r>
-          </w:p>
-        </w:tc>
-        <w:tc>
-          <w:tcPr/>
-          <w:p>
-            <w:pPr>
-              <w:pStyle w:val="Compact"/>
-              <w:jc w:val="left"/>
-            </w:pPr>
-            <w:r>
-              <w:t xml:space="preserve">Протокол 10.09, п. 7 и п. 9</w:t>
+              <w:t xml:space="preserve">Ночной тариф и период действия</w:t>
+            </w:r>
+          </w:p>
+        </w:tc>
+        <w:tc>
+          <w:tcPr/>
+          <w:p>
+            <w:pPr>
+              <w:pStyle w:val="Compact"/>
+              <w:jc w:val="left"/>
+            </w:pPr>
+            <w:r>
+              <w:t xml:space="preserve">Два разных поля</w:t>
+            </w:r>
+          </w:p>
+        </w:tc>
+        <w:tc>
+          <w:tcPr/>
+          <w:p>
+            <w:pPr>
+              <w:pStyle w:val="Compact"/>
+              <w:jc w:val="left"/>
+            </w:pPr>
+            <w:r>
+              <w:t xml:space="preserve">Протокол 10.09, п. 4</w:t>
             </w:r>
           </w:p>
         </w:tc>
@@ -2304,31 +2533,31 @@
               <w:jc w:val="left"/>
             </w:pPr>
             <w:r>
-              <w:t xml:space="preserve">Удаление</w:t>
-            </w:r>
-          </w:p>
-        </w:tc>
-        <w:tc>
-          <w:tcPr/>
-          <w:p>
-            <w:pPr>
-              <w:pStyle w:val="Compact"/>
-              <w:jc w:val="left"/>
-            </w:pPr>
-            <w:r>
-              <w:t xml:space="preserve">Логическое, с сохранением истории; при активной заявке запрещено, завершённые поездки не препятствуют; вручную удалённая запись не восстанавливается</w:t>
-            </w:r>
-          </w:p>
-        </w:tc>
-        <w:tc>
-          <w:tcPr/>
-          <w:p>
-            <w:pPr>
-              <w:pStyle w:val="Compact"/>
-              <w:jc w:val="left"/>
-            </w:pPr>
-            <w:r>
-              <w:t xml:space="preserve">Протоколы 10.09 и 17.09</w:t>
+              <w:t xml:space="preserve">Ночной признак трансфера</w:t>
+            </w:r>
+          </w:p>
+        </w:tc>
+        <w:tc>
+          <w:tcPr/>
+          <w:p>
+            <w:pPr>
+              <w:pStyle w:val="Compact"/>
+              <w:jc w:val="left"/>
+            </w:pPr>
+            <w:r>
+              <w:t xml:space="preserve">Необязателен, по умолчанию выключен</w:t>
+            </w:r>
+          </w:p>
+        </w:tc>
+        <w:tc>
+          <w:tcPr/>
+          <w:p>
+            <w:pPr>
+              <w:pStyle w:val="Compact"/>
+              <w:jc w:val="left"/>
+            </w:pPr>
+            <w:r>
+              <w:t xml:space="preserve">Встреча 05.10</w:t>
             </w:r>
           </w:p>
         </w:tc>
@@ -2342,31 +2571,31 @@
               <w:jc w:val="left"/>
             </w:pPr>
             <w:r>
-              <w:t xml:space="preserve">Изменение точек при оформлении</w:t>
-            </w:r>
-          </w:p>
-        </w:tc>
-        <w:tc>
-          <w:tcPr/>
-          <w:p>
-            <w:pPr>
-              <w:pStyle w:val="Compact"/>
-              <w:jc w:val="left"/>
-            </w:pPr>
-            <w:r>
-              <w:t xml:space="preserve">Сбрасывает номер маршрута, заявка становится обычной</w:t>
-            </w:r>
-          </w:p>
-        </w:tc>
-        <w:tc>
-          <w:tcPr/>
-          <w:p>
-            <w:pPr>
-              <w:pStyle w:val="Compact"/>
-              <w:jc w:val="left"/>
-            </w:pPr>
-            <w:r>
-              <w:t xml:space="preserve">Протокол 10.09, п. 3</w:t>
+              <w:t xml:space="preserve">Изменение маршрута</w:t>
+            </w:r>
+          </w:p>
+        </w:tc>
+        <w:tc>
+          <w:tcPr/>
+          <w:p>
+            <w:pPr>
+              <w:pStyle w:val="Compact"/>
+              <w:jc w:val="left"/>
+            </w:pPr>
+            <w:r>
+              <w:t xml:space="preserve">Корректировка разрешена, в базе сохраняется, кто и когда правил; для отчётности используются данные маршрута на дату создания заявки</w:t>
+            </w:r>
+          </w:p>
+        </w:tc>
+        <w:tc>
+          <w:tcPr/>
+          <w:p>
+            <w:pPr>
+              <w:pStyle w:val="Compact"/>
+              <w:jc w:val="left"/>
+            </w:pPr>
+            <w:r>
+              <w:t xml:space="preserve">Протокол 10.09, п. 7 и п. 9</w:t>
             </w:r>
           </w:p>
         </w:tc>
@@ -2380,31 +2609,31 @@
               <w:jc w:val="left"/>
             </w:pPr>
             <w:r>
-              <w:t xml:space="preserve">Права доступа</w:t>
-            </w:r>
-          </w:p>
-        </w:tc>
-        <w:tc>
-          <w:tcPr/>
-          <w:p>
-            <w:pPr>
-              <w:pStyle w:val="Compact"/>
-              <w:jc w:val="left"/>
-            </w:pPr>
-            <w:r>
-              <w:t xml:space="preserve">Доступ у авторизованных пользователей с правами; отдельная бизнес-роль не выделяется</w:t>
-            </w:r>
-          </w:p>
-        </w:tc>
-        <w:tc>
-          <w:tcPr/>
-          <w:p>
-            <w:pPr>
-              <w:pStyle w:val="Compact"/>
-              <w:jc w:val="left"/>
-            </w:pPr>
-            <w:r>
-              <w:t xml:space="preserve">Протокол 10.09, п. 10</w:t>
+              <w:t xml:space="preserve">Удаление</w:t>
+            </w:r>
+          </w:p>
+        </w:tc>
+        <w:tc>
+          <w:tcPr/>
+          <w:p>
+            <w:pPr>
+              <w:pStyle w:val="Compact"/>
+              <w:jc w:val="left"/>
+            </w:pPr>
+            <w:r>
+              <w:t xml:space="preserve">Логическое, с сохранением истории; при активной заявке запрещено, завершённые поездки не препятствуют; вручную удалённая запись не восстанавливается</w:t>
+            </w:r>
+          </w:p>
+        </w:tc>
+        <w:tc>
+          <w:tcPr/>
+          <w:p>
+            <w:pPr>
+              <w:pStyle w:val="Compact"/>
+              <w:jc w:val="left"/>
+            </w:pPr>
+            <w:r>
+              <w:t xml:space="preserve">Протоколы 10.09 и 17.09</w:t>
             </w:r>
           </w:p>
         </w:tc>
@@ -2418,31 +2647,31 @@
               <w:jc w:val="left"/>
             </w:pPr>
             <w:r>
-              <w:t xml:space="preserve">Ошибка «Заведите тариф»</w:t>
-            </w:r>
-          </w:p>
-        </w:tc>
-        <w:tc>
-          <w:tcPr/>
-          <w:p>
-            <w:pPr>
-              <w:pStyle w:val="Compact"/>
-              <w:jc w:val="left"/>
-            </w:pPr>
-            <w:r>
-              <w:t xml:space="preserve">Появляется в корпоративном кабинете при создании маршрута, если для территории первой точки тарифа нет</w:t>
-            </w:r>
-          </w:p>
-        </w:tc>
-        <w:tc>
-          <w:tcPr/>
-          <w:p>
-            <w:pPr>
-              <w:pStyle w:val="Compact"/>
-              <w:jc w:val="left"/>
-            </w:pPr>
-            <w:r>
-              <w:t xml:space="preserve">Протокол 10.09, п. 11</w:t>
+              <w:t xml:space="preserve">Изменение точек при оформлении</w:t>
+            </w:r>
+          </w:p>
+        </w:tc>
+        <w:tc>
+          <w:tcPr/>
+          <w:p>
+            <w:pPr>
+              <w:pStyle w:val="Compact"/>
+              <w:jc w:val="left"/>
+            </w:pPr>
+            <w:r>
+              <w:t xml:space="preserve">Сбрасывает номер маршрута, заявка становится обычной</w:t>
+            </w:r>
+          </w:p>
+        </w:tc>
+        <w:tc>
+          <w:tcPr/>
+          <w:p>
+            <w:pPr>
+              <w:pStyle w:val="Compact"/>
+              <w:jc w:val="left"/>
+            </w:pPr>
+            <w:r>
+              <w:t xml:space="preserve">Протокол 10.09, п. 3</w:t>
             </w:r>
           </w:p>
         </w:tc>
@@ -2456,6 +2685,82 @@
               <w:jc w:val="left"/>
             </w:pPr>
             <w:r>
+              <w:t xml:space="preserve">Права доступа</w:t>
+            </w:r>
+          </w:p>
+        </w:tc>
+        <w:tc>
+          <w:tcPr/>
+          <w:p>
+            <w:pPr>
+              <w:pStyle w:val="Compact"/>
+              <w:jc w:val="left"/>
+            </w:pPr>
+            <w:r>
+              <w:t xml:space="preserve">Доступ у авторизованных пользователей с правами; отдельная бизнес-роль не выделяется</w:t>
+            </w:r>
+          </w:p>
+        </w:tc>
+        <w:tc>
+          <w:tcPr/>
+          <w:p>
+            <w:pPr>
+              <w:pStyle w:val="Compact"/>
+              <w:jc w:val="left"/>
+            </w:pPr>
+            <w:r>
+              <w:t xml:space="preserve">Протокол 10.09, п. 10</w:t>
+            </w:r>
+          </w:p>
+        </w:tc>
+      </w:tr>
+      <w:tr>
+        <w:tc>
+          <w:tcPr/>
+          <w:p>
+            <w:pPr>
+              <w:pStyle w:val="Compact"/>
+              <w:jc w:val="left"/>
+            </w:pPr>
+            <w:r>
+              <w:t xml:space="preserve">Ошибка «Заведите тариф»</w:t>
+            </w:r>
+          </w:p>
+        </w:tc>
+        <w:tc>
+          <w:tcPr/>
+          <w:p>
+            <w:pPr>
+              <w:pStyle w:val="Compact"/>
+              <w:jc w:val="left"/>
+            </w:pPr>
+            <w:r>
+              <w:t xml:space="preserve">Появляется в корпоративном кабинете при создании маршрута, если для территории первой точки тарифа нет</w:t>
+            </w:r>
+          </w:p>
+        </w:tc>
+        <w:tc>
+          <w:tcPr/>
+          <w:p>
+            <w:pPr>
+              <w:pStyle w:val="Compact"/>
+              <w:jc w:val="left"/>
+            </w:pPr>
+            <w:r>
+              <w:t xml:space="preserve">Протокол 10.09, п. 11</w:t>
+            </w:r>
+          </w:p>
+        </w:tc>
+      </w:tr>
+      <w:tr>
+        <w:tc>
+          <w:tcPr/>
+          <w:p>
+            <w:pPr>
+              <w:pStyle w:val="Compact"/>
+              <w:jc w:val="left"/>
+            </w:pPr>
+            <w:r>
               <w:t xml:space="preserve">Территория</w:t>
             </w:r>
           </w:p>
@@ -2468,7 +2773,7 @@
               <w:jc w:val="left"/>
             </w:pPr>
             <w:r>
-              <w:t xml:space="preserve">Определяется по первой точке маршрута; отдельного поля в справочнике не нужно</w:t>
+              <w:t xml:space="preserve">Определяется по первой точке маршрута</w:t>
             </w:r>
           </w:p>
         </w:tc>
@@ -2617,31 +2922,31 @@
               <w:jc w:val="left"/>
             </w:pPr>
             <w:r>
-              <w:t xml:space="preserve">Эскалация менеджеру</w:t>
-            </w:r>
-          </w:p>
-        </w:tc>
-        <w:tc>
-          <w:tcPr/>
-          <w:p>
-            <w:pPr>
-              <w:pStyle w:val="Compact"/>
-              <w:jc w:val="left"/>
-            </w:pPr>
-            <w:r>
-              <w:t xml:space="preserve">Отдельный признак не нужен, расхождение только подсвечивается</w:t>
-            </w:r>
-          </w:p>
-        </w:tc>
-        <w:tc>
-          <w:tcPr/>
-          <w:p>
-            <w:pPr>
-              <w:pStyle w:val="Compact"/>
-              <w:jc w:val="left"/>
-            </w:pPr>
-            <w:r>
-              <w:t xml:space="preserve">Протокол 17.09, п. 12</w:t>
+              <w:t xml:space="preserve">Класс «Выбор автомобиля»</w:t>
+            </w:r>
+          </w:p>
+        </w:tc>
+        <w:tc>
+          <w:tcPr/>
+          <w:p>
+            <w:pPr>
+              <w:pStyle w:val="Compact"/>
+              <w:jc w:val="left"/>
+            </w:pPr>
+            <w:r>
+              <w:t xml:space="preserve">Рекомендуемая стоимость и тариф для него необязательны, цена не придумывается, в карточке прочерк</w:t>
+            </w:r>
+          </w:p>
+        </w:tc>
+        <w:tc>
+          <w:tcPr/>
+          <w:p>
+            <w:pPr>
+              <w:pStyle w:val="Compact"/>
+              <w:jc w:val="left"/>
+            </w:pPr>
+            <w:r>
+              <w:t xml:space="preserve">T01.1 D15</w:t>
             </w:r>
           </w:p>
         </w:tc>
@@ -2655,31 +2960,31 @@
               <w:jc w:val="left"/>
             </w:pPr>
             <w:r>
-              <w:t xml:space="preserve">Расхождение цены вниз</w:t>
-            </w:r>
-          </w:p>
-        </w:tc>
-        <w:tc>
-          <w:tcPr/>
-          <w:p>
-            <w:pPr>
-              <w:pStyle w:val="Compact"/>
-              <w:jc w:val="left"/>
-            </w:pPr>
-            <w:r>
-              <w:t xml:space="preserve">Если фактическая стоимость ниже плановой — не отмечается</w:t>
-            </w:r>
-          </w:p>
-        </w:tc>
-        <w:tc>
-          <w:tcPr/>
-          <w:p>
-            <w:pPr>
-              <w:pStyle w:val="Compact"/>
-              <w:jc w:val="left"/>
-            </w:pPr>
-            <w:r>
-              <w:t xml:space="preserve">Протокол 10.09, п. 6</w:t>
+              <w:t xml:space="preserve">Эскалация менеджеру</w:t>
+            </w:r>
+          </w:p>
+        </w:tc>
+        <w:tc>
+          <w:tcPr/>
+          <w:p>
+            <w:pPr>
+              <w:pStyle w:val="Compact"/>
+              <w:jc w:val="left"/>
+            </w:pPr>
+            <w:r>
+              <w:t xml:space="preserve">Отдельный признак не нужен, расхождение только подсвечивается</w:t>
+            </w:r>
+          </w:p>
+        </w:tc>
+        <w:tc>
+          <w:tcPr/>
+          <w:p>
+            <w:pPr>
+              <w:pStyle w:val="Compact"/>
+              <w:jc w:val="left"/>
+            </w:pPr>
+            <w:r>
+              <w:t xml:space="preserve">Протокол 17.09, п. 12</w:t>
             </w:r>
           </w:p>
         </w:tc>
@@ -2693,31 +2998,31 @@
               <w:jc w:val="left"/>
             </w:pPr>
             <w:r>
-              <w:t xml:space="preserve">Тариф маршрута для реестров</w:t>
-            </w:r>
-          </w:p>
-        </w:tc>
-        <w:tc>
-          <w:tcPr/>
-          <w:p>
-            <w:pPr>
-              <w:pStyle w:val="Compact"/>
-              <w:jc w:val="left"/>
-            </w:pPr>
-            <w:r>
-              <w:t xml:space="preserve">В маршруте хранится клиентский тариф «на входе»; тариф перевозчика в маршрут не попадает</w:t>
-            </w:r>
-          </w:p>
-        </w:tc>
-        <w:tc>
-          <w:tcPr/>
-          <w:p>
-            <w:pPr>
-              <w:pStyle w:val="Compact"/>
-              <w:jc w:val="left"/>
-            </w:pPr>
-            <w:r>
-              <w:t xml:space="preserve">Встреча 05.10 (около 01:24)</w:t>
+              <w:t xml:space="preserve">Расхождение цены вниз</w:t>
+            </w:r>
+          </w:p>
+        </w:tc>
+        <w:tc>
+          <w:tcPr/>
+          <w:p>
+            <w:pPr>
+              <w:pStyle w:val="Compact"/>
+              <w:jc w:val="left"/>
+            </w:pPr>
+            <w:r>
+              <w:t xml:space="preserve">Если фактическая стоимость ниже плановой — не отмечается</w:t>
+            </w:r>
+          </w:p>
+        </w:tc>
+        <w:tc>
+          <w:tcPr/>
+          <w:p>
+            <w:pPr>
+              <w:pStyle w:val="Compact"/>
+              <w:jc w:val="left"/>
+            </w:pPr>
+            <w:r>
+              <w:t xml:space="preserve">Протокол 10.09, п. 6</w:t>
             </w:r>
           </w:p>
         </w:tc>
@@ -2731,31 +3036,31 @@
               <w:jc w:val="left"/>
             </w:pPr>
             <w:r>
-              <w:t xml:space="preserve">Кнопки расчёта</w:t>
-            </w:r>
-          </w:p>
-        </w:tc>
-        <w:tc>
-          <w:tcPr/>
-          <w:p>
-            <w:pPr>
-              <w:pStyle w:val="Compact"/>
-              <w:jc w:val="left"/>
-            </w:pPr>
-            <w:r>
-              <w:t xml:space="preserve">Нужны две: «расчёт по тарифу» и «Рассчитать маршрут»; расчёт не автоматический при вводе адреса</w:t>
-            </w:r>
-          </w:p>
-        </w:tc>
-        <w:tc>
-          <w:tcPr/>
-          <w:p>
-            <w:pPr>
-              <w:pStyle w:val="Compact"/>
-              <w:jc w:val="left"/>
-            </w:pPr>
-            <w:r>
-              <w:t xml:space="preserve">Протокол 10.09, п. 17</w:t>
+              <w:t xml:space="preserve">Тариф маршрута для реестров</w:t>
+            </w:r>
+          </w:p>
+        </w:tc>
+        <w:tc>
+          <w:tcPr/>
+          <w:p>
+            <w:pPr>
+              <w:pStyle w:val="Compact"/>
+              <w:jc w:val="left"/>
+            </w:pPr>
+            <w:r>
+              <w:t xml:space="preserve">В маршруте хранится клиентский тариф «на входе»; тариф перевозчика в маршрут не попадает</w:t>
+            </w:r>
+          </w:p>
+        </w:tc>
+        <w:tc>
+          <w:tcPr/>
+          <w:p>
+            <w:pPr>
+              <w:pStyle w:val="Compact"/>
+              <w:jc w:val="left"/>
+            </w:pPr>
+            <w:r>
+              <w:t xml:space="preserve">Встреча 05.10 (около 01:24)</w:t>
             </w:r>
           </w:p>
         </w:tc>
@@ -2769,31 +3074,31 @@
               <w:jc w:val="left"/>
             </w:pPr>
             <w:r>
-              <w:t xml:space="preserve">Бесплатное ожидание в виджетах</w:t>
-            </w:r>
-          </w:p>
-        </w:tc>
-        <w:tc>
-          <w:tcPr/>
-          <w:p>
-            <w:pPr>
-              <w:pStyle w:val="Compact"/>
-              <w:jc w:val="left"/>
-            </w:pPr>
-            <w:r>
-              <w:t xml:space="preserve">Снято: на цену по прайсу бесплатный лимит не влияет. Предлагается показывать плановое ожидание</w:t>
-            </w:r>
-          </w:p>
-        </w:tc>
-        <w:tc>
-          <w:tcPr/>
-          <w:p>
-            <w:pPr>
-              <w:pStyle w:val="Compact"/>
-              <w:jc w:val="left"/>
-            </w:pPr>
-            <w:r>
-              <w:t xml:space="preserve">Редакция 07.10</w:t>
+              <w:t xml:space="preserve">Кнопки расчёта</w:t>
+            </w:r>
+          </w:p>
+        </w:tc>
+        <w:tc>
+          <w:tcPr/>
+          <w:p>
+            <w:pPr>
+              <w:pStyle w:val="Compact"/>
+              <w:jc w:val="left"/>
+            </w:pPr>
+            <w:r>
+              <w:t xml:space="preserve">Нужны две: «расчёт по тарифу» и «Рассчитать маршрут»; расчёт не автоматический при вводе адреса</w:t>
+            </w:r>
+          </w:p>
+        </w:tc>
+        <w:tc>
+          <w:tcPr/>
+          <w:p>
+            <w:pPr>
+              <w:pStyle w:val="Compact"/>
+              <w:jc w:val="left"/>
+            </w:pPr>
+            <w:r>
+              <w:t xml:space="preserve">Протокол 10.09, п. 17</w:t>
             </w:r>
           </w:p>
         </w:tc>

--- a/Вопросы_заказчику_T01.2.docx
+++ b/Вопросы_заказчику_T01.2.docx
@@ -78,7 +78,7 @@
           <w:bCs/>
           <w:b/>
         </w:rPr>
-        <w:t xml:space="preserve">Версия от 08.10.2026.</w:t>
+        <w:t xml:space="preserve">Версия от 08.10.2026, с проверкой по исходному коду.</w:t>
       </w:r>
       <w:r>
         <w:t xml:space="preserve"> </w:t>
@@ -151,125 +151,29 @@
           <w:bCs/>
           <w:b/>
         </w:rPr>
-        <w:t xml:space="preserve">О нумерации.</w:t>
-      </w:r>
-      <w:r>
-        <w:t xml:space="preserve"> </w:t>
-      </w:r>
-      <w:r>
-        <w:t xml:space="preserve">Мои дополнения начинаются с 16, потому что места 13–15 в сводном списке уже заняты. По редакции 8 списка архитектору известны два из них:</w:t>
-      </w:r>
-      <w:r>
-        <w:t xml:space="preserve"> </w:t>
-      </w:r>
-      <w:r>
-        <w:rPr>
-          <w:bCs/>
-          <w:b/>
-        </w:rPr>
-        <w:t xml:space="preserve">14</w:t>
-      </w:r>
-      <w:r>
-        <w:t xml:space="preserve"> </w:t>
-      </w:r>
-      <w:r>
-        <w:t xml:space="preserve">— влияют ли подразделения на тарифы,</w:t>
-      </w:r>
-      <w:r>
-        <w:t xml:space="preserve"> </w:t>
-      </w:r>
-      <w:r>
-        <w:rPr>
-          <w:bCs/>
-          <w:b/>
-        </w:rPr>
-        <w:t xml:space="preserve">15</w:t>
-      </w:r>
-      <w:r>
-        <w:t xml:space="preserve"> </w:t>
-      </w:r>
-      <w:r>
-        <w:t xml:space="preserve">— нужно ли фильтровать список маршрутов по должности сотрудника. Содержание</w:t>
-      </w:r>
-      <w:r>
-        <w:t xml:space="preserve"> </w:t>
-      </w:r>
-      <w:r>
-        <w:rPr>
-          <w:bCs/>
-          <w:b/>
-        </w:rPr>
-        <w:t xml:space="preserve">13</w:t>
-      </w:r>
-      <w:r>
-        <w:t xml:space="preserve"> </w:t>
-      </w:r>
-      <w:r>
-        <w:t xml:space="preserve">у меня отсутствует. Если нумерация разошлась, пришлите действующий сводный список — сдвину.</w:t>
-      </w:r>
-    </w:p>
-    <w:p>
-      <w:r>
-        <w:pict>
-          <v:rect style="width:0;height:1.5pt" o:hralign="center" o:hrstd="t" o:hr="t"/>
-        </w:pict>
-      </w:r>
-    </w:p>
-    <w:bookmarkStart w:id="20" w:name="вопрос-7-действие-при-дубле"/>
-    <w:p>
-      <w:pPr>
-        <w:pStyle w:val="Heading2"/>
-      </w:pPr>
-      <w:r>
-        <w:t xml:space="preserve">Вопрос 7. Действие при дубле</w:t>
-      </w:r>
-    </w:p>
-    <w:p>
-      <w:pPr>
-        <w:pStyle w:val="FirstParagraph"/>
-      </w:pPr>
-      <w:r>
-        <w:rPr>
-          <w:bCs/>
-          <w:b/>
-        </w:rPr>
-        <w:t xml:space="preserve">Откуда.</w:t>
-      </w:r>
-      <w:r>
-        <w:t xml:space="preserve"> </w:t>
-      </w:r>
-      <w:r>
-        <w:t xml:space="preserve">Критерий дубля — вопрос 4 первой части; T01.1, D09.</w:t>
-      </w:r>
-    </w:p>
-    <w:p>
-      <w:pPr>
-        <w:pStyle w:val="BodyText"/>
-      </w:pPr>
-      <w:r>
-        <w:rPr>
-          <w:bCs/>
-          <w:b/>
-        </w:rPr>
-        <w:t xml:space="preserve">Суть.</w:t>
-      </w:r>
-      <w:r>
-        <w:t xml:space="preserve"> </w:t>
-      </w:r>
-      <w:r>
-        <w:t xml:space="preserve">Что должна делать система при попытке сохранить дубль.</w:t>
-      </w:r>
-    </w:p>
-    <w:p>
-      <w:pPr>
-        <w:pStyle w:val="BodyText"/>
-      </w:pPr>
-      <w:r>
-        <w:rPr>
-          <w:bCs/>
-          <w:b/>
-        </w:rPr>
-        <w:t xml:space="preserve">Варианты.</w:t>
+        <w:t xml:space="preserve">Проверка по исходному коду.</w:t>
+      </w:r>
+      <w:r>
+        <w:t xml:space="preserve"> </w:t>
+      </w:r>
+      <w:r>
+        <w:t xml:space="preserve">По каждому вопросу проверено, отвечает ли на него код платформы. Результат ожидаемый:</w:t>
+      </w:r>
+      <w:r>
+        <w:t xml:space="preserve"> </w:t>
+      </w:r>
+      <w:r>
+        <w:rPr>
+          <w:bCs/>
+          <w:b/>
+        </w:rPr>
+        <w:t xml:space="preserve">ни один вопрос заказчику кодом не закрывается</w:t>
+      </w:r>
+      <w:r>
+        <w:t xml:space="preserve"> </w:t>
+      </w:r>
+      <w:r>
+        <w:t xml:space="preserve">— это бизнес-решения. Но по четырём вопросам код снимает часть неопределённости, и это отмечено в блоках «Проверка по коду»:</w:t>
       </w:r>
     </w:p>
     <w:p>
@@ -285,13 +189,13 @@
           <w:bCs/>
           <w:b/>
         </w:rPr>
-        <w:t xml:space="preserve">A.</w:t>
-      </w:r>
-      <w:r>
-        <w:t xml:space="preserve"> </w:t>
-      </w:r>
-      <w:r>
-        <w:t xml:space="preserve">Отказ с сообщением об ошибке (сохранение запрещено).</w:t>
+        <w:t xml:space="preserve">вопрос 8</w:t>
+      </w:r>
+      <w:r>
+        <w:t xml:space="preserve"> </w:t>
+      </w:r>
+      <w:r>
+        <w:t xml:space="preserve">— часовой пояс берётся из геозоны, а у тарифа такси собственных дат нет вовсе;</w:t>
       </w:r>
     </w:p>
     <w:p>
@@ -307,13 +211,57 @@
           <w:bCs/>
           <w:b/>
         </w:rPr>
-        <w:t xml:space="preserve">B.</w:t>
-      </w:r>
-      <w:r>
-        <w:t xml:space="preserve"> </w:t>
-      </w:r>
-      <w:r>
-        <w:t xml:space="preserve">Предупреждение, сохранение разрешено.</w:t>
+        <w:t xml:space="preserve">вопрос 11</w:t>
+      </w:r>
+      <w:r>
+        <w:t xml:space="preserve"> </w:t>
+      </w:r>
+      <w:r>
+        <w:t xml:space="preserve">— импорт из таблиц в платформе уже реализован в тарифах на общей библиотеке с построчной валидацией, то есть вопрос об объёме работ снимается;</w:t>
+      </w:r>
+    </w:p>
+    <w:p>
+      <w:pPr>
+        <w:numPr>
+          <w:ilvl w:val="0"/>
+          <w:numId w:val="1001"/>
+        </w:numPr>
+        <w:pStyle w:val="Compact"/>
+      </w:pPr>
+      <w:r>
+        <w:rPr>
+          <w:bCs/>
+          <w:b/>
+        </w:rPr>
+        <w:t xml:space="preserve">вопрос 12</w:t>
+      </w:r>
+      <w:r>
+        <w:t xml:space="preserve"> </w:t>
+      </w:r>
+      <w:r>
+        <w:t xml:space="preserve">— режима «Для клиента» в коде нет, речь о новом поведении, а не о включении существующего;</w:t>
+      </w:r>
+    </w:p>
+    <w:p>
+      <w:pPr>
+        <w:numPr>
+          <w:ilvl w:val="0"/>
+          <w:numId w:val="1001"/>
+        </w:numPr>
+        <w:pStyle w:val="Compact"/>
+      </w:pPr>
+      <w:r>
+        <w:rPr>
+          <w:bCs/>
+          <w:b/>
+        </w:rPr>
+        <w:t xml:space="preserve">вопрос 17</w:t>
+      </w:r>
+      <w:r>
+        <w:t xml:space="preserve"> </w:t>
+      </w:r>
+      <w:r>
+        <w:t xml:space="preserve">— механика согласования и резервирования лимита подтверждена кодом.</w:t>
       </w:r>
     </w:p>
     <w:p>
@@ -325,13 +273,61 @@
           <w:bCs/>
           <w:b/>
         </w:rPr>
-        <w:t xml:space="preserve">Рекомендация.</w:t>
-      </w:r>
-      <w:r>
-        <w:t xml:space="preserve"> </w:t>
-      </w:r>
-      <w:r>
-        <w:t xml:space="preserve">A.</w:t>
+        <w:t xml:space="preserve">О нумерации.</w:t>
+      </w:r>
+      <w:r>
+        <w:t xml:space="preserve"> </w:t>
+      </w:r>
+      <w:r>
+        <w:t xml:space="preserve">Мои дополнения начинаются с 16, потому что места 13–15 в сводном списке уже заняты. По редакции 8 списка архитектору известны два из них:</w:t>
+      </w:r>
+      <w:r>
+        <w:t xml:space="preserve"> </w:t>
+      </w:r>
+      <w:r>
+        <w:rPr>
+          <w:bCs/>
+          <w:b/>
+        </w:rPr>
+        <w:t xml:space="preserve">14</w:t>
+      </w:r>
+      <w:r>
+        <w:t xml:space="preserve"> </w:t>
+      </w:r>
+      <w:r>
+        <w:t xml:space="preserve">— влияют ли подразделения на тарифы,</w:t>
+      </w:r>
+      <w:r>
+        <w:t xml:space="preserve"> </w:t>
+      </w:r>
+      <w:r>
+        <w:rPr>
+          <w:bCs/>
+          <w:b/>
+        </w:rPr>
+        <w:t xml:space="preserve">15</w:t>
+      </w:r>
+      <w:r>
+        <w:t xml:space="preserve"> </w:t>
+      </w:r>
+      <w:r>
+        <w:t xml:space="preserve">— нужно ли фильтровать список маршрутов по должности сотрудника. Содержание</w:t>
+      </w:r>
+      <w:r>
+        <w:t xml:space="preserve"> </w:t>
+      </w:r>
+      <w:r>
+        <w:rPr>
+          <w:bCs/>
+          <w:b/>
+        </w:rPr>
+        <w:t xml:space="preserve">13</w:t>
+      </w:r>
+      <w:r>
+        <w:t xml:space="preserve"> </w:t>
+      </w:r>
+      <w:r>
+        <w:t xml:space="preserve">у меня отсутствует. Если нумерация разошлась, пришлите действующий сводный список — сдвину.</w:t>
       </w:r>
     </w:p>
     <w:p>
@@ -341,14 +337,13 @@
         </w:pict>
       </w:r>
     </w:p>
-    <w:bookmarkEnd w:id="20"/>
-    <w:bookmarkStart w:id="21" w:name="Xab1d17903d6bc8acee859508fb994166f79ec5c"/>
+    <w:bookmarkStart w:id="20" w:name="вопрос-7-действие-при-дубле"/>
     <w:p>
       <w:pPr>
         <w:pStyle w:val="Heading2"/>
       </w:pPr>
       <w:r>
-        <w:t xml:space="preserve">Вопрос 8. Период действия: часовой пояс и граничные дни</w:t>
+        <w:t xml:space="preserve">Вопрос 7. Действие при дубле</w:t>
       </w:r>
     </w:p>
     <w:p>
@@ -366,7 +361,7 @@
         <w:t xml:space="preserve"> </w:t>
       </w:r>
       <w:r>
-        <w:t xml:space="preserve">Период можно не задавать; проверка идёт на желаемую дату заказа (встреча 05.10). Даты периода хранятся без времени, а заказ оформляют в разное время суток и в разных часовых поясах.</w:t>
+        <w:t xml:space="preserve">Критерий дубля — вопрос 4 первой части; T01.1, D09.</w:t>
       </w:r>
     </w:p>
     <w:p>
@@ -384,7 +379,7 @@
         <w:t xml:space="preserve"> </w:t>
       </w:r>
       <w:r>
-        <w:t xml:space="preserve">В каком часовом поясе трактуются границы периода и включается ли последний день целиком. От ответа зависит, показывается ли маршрут в первый и последний день периода, когда он считается истёкшим и как это согласуется с датами действия тарифа.</w:t>
+        <w:t xml:space="preserve">Что должна делать система при попытке сохранить дубль.</w:t>
       </w:r>
     </w:p>
     <w:p>
@@ -418,7 +413,7 @@
         <w:t xml:space="preserve"> </w:t>
       </w:r>
       <w:r>
-        <w:t xml:space="preserve">Часовой пояс региона первой точки; последний день включается целиком (до 23:59:59).</w:t>
+        <w:t xml:space="preserve">Отказ с сообщением об ошибке (сохранение запрещено).</w:t>
       </w:r>
     </w:p>
     <w:p>
@@ -440,7 +435,7 @@
         <w:t xml:space="preserve"> </w:t>
       </w:r>
       <w:r>
-        <w:t xml:space="preserve">Другое правило.</w:t>
+        <w:t xml:space="preserve">Предупреждение, сохранение разрешено.</w:t>
       </w:r>
     </w:p>
     <w:p>
@@ -470,7 +465,13 @@
           <w:bCs/>
           <w:b/>
         </w:rPr>
-        <w:t xml:space="preserve">Подтверждено кодом (08.10).</w:t>
+        <w:t xml:space="preserve">Проверка по коду: нет.</w:t>
+      </w:r>
+      <w:r>
+        <w:t xml:space="preserve"> </w:t>
+      </w:r>
+      <w:r>
+        <w:t xml:space="preserve">Бизнес-решение. Платформенная фактура лишь в том, что отказ по дублю в сервисах оформляется как</w:t>
       </w:r>
       <w:r>
         <w:t xml:space="preserve"> </w:t>
@@ -479,87 +480,13 @@
         <w:rPr>
           <w:rStyle w:val="VerbatimChar"/>
         </w:rPr>
-        <w:t xml:space="preserve">[КОД]</w:t>
-      </w:r>
-      <w:r>
-        <w:t xml:space="preserve"> </w:t>
-      </w:r>
-      <w:r>
-        <w:t xml:space="preserve">Часовой пояс штатного расчёта — пояс региона, то есть вариант A совпадает с тем, как платформа уже работает. У тарифов группового трансфера поиск ограничен датами тарифа включительно — границы «целиком» тоже совпадают.</w:t>
-      </w:r>
-    </w:p>
-    <w:p>
-      <w:pPr>
-        <w:pStyle w:val="BodyText"/>
-      </w:pPr>
-      <w:r>
-        <w:rPr>
-          <w:bCs/>
-          <w:b/>
-        </w:rPr>
-        <w:t xml:space="preserve">Важное ограничение (08.10).</w:t>
-      </w:r>
-      <w:r>
-        <w:t xml:space="preserve"> </w:t>
-      </w:r>
-      <w:r>
-        <w:rPr>
-          <w:rStyle w:val="VerbatimChar"/>
-        </w:rPr>
-        <w:t xml:space="preserve">[КОД]</w:t>
-      </w:r>
-      <w:r>
-        <w:t xml:space="preserve"> </w:t>
-      </w:r>
-      <w:r>
-        <w:t xml:space="preserve">У</w:t>
-      </w:r>
-      <w:r>
-        <w:t xml:space="preserve"> </w:t>
-      </w:r>
-      <w:r>
-        <w:rPr>
-          <w:bCs/>
-          <w:b/>
-        </w:rPr>
-        <w:t xml:space="preserve">тарифа такси собственных дат нет</w:t>
-      </w:r>
-      <w:r>
-        <w:t xml:space="preserve"> </w:t>
-      </w:r>
-      <w:r>
-        <w:t xml:space="preserve">— только признак активности и даты договора. Поэтому для такси система может проверить «тариф действует сейчас», но</w:t>
-      </w:r>
-      <w:r>
-        <w:t xml:space="preserve"> </w:t>
-      </w:r>
-      <w:r>
-        <w:rPr>
-          <w:bCs/>
-          <w:b/>
-        </w:rPr>
-        <w:t xml:space="preserve">не может проверить «тариф будет действовать на дату поездки»</w:t>
-      </w:r>
-      <w:r>
-        <w:t xml:space="preserve">. Для группового трансфера даты тарифа есть. Это значит, что при заказе такси на будущую дату гарантии «маршрут точно доступен» нет, и правило придётся описать по-разному для двух видов транспорта.</w:t>
-      </w:r>
-    </w:p>
-    <w:p>
-      <w:pPr>
-        <w:pStyle w:val="BodyText"/>
-      </w:pPr>
-      <w:r>
-        <w:rPr>
-          <w:bCs/>
-          <w:b/>
-        </w:rPr>
-        <w:t xml:space="preserve">Примечание.</w:t>
-      </w:r>
-      <w:r>
-        <w:t xml:space="preserve"> </w:t>
-      </w:r>
-      <w:r>
-        <w:t xml:space="preserve">Для поездки после полуночи (например, 02:00 1 сентября) датой заказа считается 1 сентября.</w:t>
+        <w:t xml:space="preserve">DuplicateDataException</w:t>
+      </w:r>
+      <w:r>
+        <w:t xml:space="preserve"> </w:t>
+      </w:r>
+      <w:r>
+        <w:t xml:space="preserve">с кодом 409.</w:t>
       </w:r>
     </w:p>
     <w:p>
@@ -569,14 +496,14 @@
         </w:pict>
       </w:r>
     </w:p>
-    <w:bookmarkEnd w:id="21"/>
-    <w:bookmarkStart w:id="22" w:name="Xc2efe6eeb383616670a918278da4a00bd333e6e"/>
+    <w:bookmarkEnd w:id="20"/>
+    <w:bookmarkStart w:id="21" w:name="Xab1d17903d6bc8acee859508fb994166f79ec5c"/>
     <w:p>
       <w:pPr>
         <w:pStyle w:val="Heading2"/>
       </w:pPr>
       <w:r>
-        <w:t xml:space="preserve">Вопрос 9. Список справочника: фильтры и показ истёкших маршрутов</w:t>
+        <w:t xml:space="preserve">Вопрос 8. Период действия: часовой пояс и граничные дни</w:t>
       </w:r>
     </w:p>
     <w:p>
@@ -594,7 +521,7 @@
         <w:t xml:space="preserve"> </w:t>
       </w:r>
       <w:r>
-        <w:t xml:space="preserve">На макете есть поиск по номеру, кнопка фильтров и пагинация; состав фильтров не показан.</w:t>
+        <w:t xml:space="preserve">Период можно не задавать; проверка идёт на желаемую дату заказа (встреча 05.10). Даты периода хранятся без времени, а заказ оформляют в разное время суток и в разных часовых поясах.</w:t>
       </w:r>
     </w:p>
     <w:p>
@@ -612,7 +539,7 @@
         <w:t xml:space="preserve"> </w:t>
       </w:r>
       <w:r>
-        <w:t xml:space="preserve">Какие фильтры нужны, показывать ли истёкшие маршруты в списке управляющего и как их отличать; нужен ли доступ к вручную удалённым записям.</w:t>
+        <w:t xml:space="preserve">В каком часовом поясе трактуются границы периода и включается ли последний день целиком. От ответа зависит, показывается ли маршрут в первый и последний день периода, когда он считается истёкшим и как это согласуется с датами действия тарифа.</w:t>
       </w:r>
     </w:p>
     <w:p>
@@ -646,7 +573,7 @@
         <w:t xml:space="preserve"> </w:t>
       </w:r>
       <w:r>
-        <w:t xml:space="preserve">Поиск по номеру; фильтры по виду транспорта, классу, ночному признаку и статусу; истёкшие показываются с пометкой, только для чтения; удалённые не показываются.</w:t>
+        <w:t xml:space="preserve">Часовой пояс региона первой точки; последний день включается целиком (до 23:59:59).</w:t>
       </w:r>
     </w:p>
     <w:p>
@@ -668,7 +595,7 @@
         <w:t xml:space="preserve"> </w:t>
       </w:r>
       <w:r>
-        <w:t xml:space="preserve">Другой состав.</w:t>
+        <w:t xml:space="preserve">Другое правило.</w:t>
       </w:r>
     </w:p>
     <w:p>
@@ -687,6 +614,192 @@
       </w:r>
       <w:r>
         <w:t xml:space="preserve">A.</w:t>
+      </w:r>
+    </w:p>
+    <w:p>
+      <w:pPr>
+        <w:pStyle w:val="BodyText"/>
+      </w:pPr>
+      <w:r>
+        <w:rPr>
+          <w:bCs/>
+          <w:b/>
+        </w:rPr>
+        <w:t xml:space="preserve">Подтверждено кодом (08.10).</w:t>
+      </w:r>
+      <w:r>
+        <w:t xml:space="preserve"> </w:t>
+      </w:r>
+      <w:r>
+        <w:rPr>
+          <w:rStyle w:val="VerbatimChar"/>
+        </w:rPr>
+        <w:t xml:space="preserve">[КОД]</w:t>
+      </w:r>
+      <w:r>
+        <w:t xml:space="preserve"> </w:t>
+      </w:r>
+      <w:r>
+        <w:t xml:space="preserve">Часовой пояс штатного расчёта — пояс региона, то есть вариант A совпадает с тем, как платформа уже работает. У тарифов группового трансфера поиск ограничен датами тарифа включительно — границы «целиком» тоже совпадают.</w:t>
+      </w:r>
+    </w:p>
+    <w:p>
+      <w:pPr>
+        <w:pStyle w:val="BodyText"/>
+      </w:pPr>
+      <w:r>
+        <w:rPr>
+          <w:bCs/>
+          <w:b/>
+        </w:rPr>
+        <w:t xml:space="preserve">Важное ограничение (08.10).</w:t>
+      </w:r>
+      <w:r>
+        <w:t xml:space="preserve"> </w:t>
+      </w:r>
+      <w:r>
+        <w:rPr>
+          <w:rStyle w:val="VerbatimChar"/>
+        </w:rPr>
+        <w:t xml:space="preserve">[КОД]</w:t>
+      </w:r>
+      <w:r>
+        <w:t xml:space="preserve"> </w:t>
+      </w:r>
+      <w:r>
+        <w:t xml:space="preserve">У</w:t>
+      </w:r>
+      <w:r>
+        <w:t xml:space="preserve"> </w:t>
+      </w:r>
+      <w:r>
+        <w:rPr>
+          <w:bCs/>
+          <w:b/>
+        </w:rPr>
+        <w:t xml:space="preserve">тарифа такси собственных дат нет</w:t>
+      </w:r>
+      <w:r>
+        <w:t xml:space="preserve"> </w:t>
+      </w:r>
+      <w:r>
+        <w:t xml:space="preserve">— только признак активности и даты договора. Поэтому для такси система может проверить «тариф действует сейчас», но</w:t>
+      </w:r>
+      <w:r>
+        <w:t xml:space="preserve"> </w:t>
+      </w:r>
+      <w:r>
+        <w:rPr>
+          <w:bCs/>
+          <w:b/>
+        </w:rPr>
+        <w:t xml:space="preserve">не может проверить «тариф будет действовать на дату поездки»</w:t>
+      </w:r>
+      <w:r>
+        <w:t xml:space="preserve">. Для группового трансфера даты тарифа есть. Это значит, что при заказе такси на будущую дату гарантии «маршрут точно доступен» нет, и правило придётся описать по-разному для двух видов транспорта.</w:t>
+      </w:r>
+    </w:p>
+    <w:p>
+      <w:pPr>
+        <w:pStyle w:val="BodyText"/>
+      </w:pPr>
+      <w:r>
+        <w:rPr>
+          <w:bCs/>
+          <w:b/>
+        </w:rPr>
+        <w:t xml:space="preserve">Примечание.</w:t>
+      </w:r>
+      <w:r>
+        <w:t xml:space="preserve"> </w:t>
+      </w:r>
+      <w:r>
+        <w:t xml:space="preserve">Для поездки после полуночи (например, 02:00 1 сентября) датой заказа считается 1 сентября.</w:t>
+      </w:r>
+    </w:p>
+    <w:p>
+      <w:pPr>
+        <w:pStyle w:val="BodyText"/>
+      </w:pPr>
+      <w:r>
+        <w:rPr>
+          <w:bCs/>
+          <w:b/>
+        </w:rPr>
+        <w:t xml:space="preserve">Проверка по коду: частично.</w:t>
+      </w:r>
+      <w:r>
+        <w:t xml:space="preserve"> </w:t>
+      </w:r>
+      <w:r>
+        <w:t xml:space="preserve">Часовой пояс берётся не из настроек сервиса, а из геозоны: gRPC-ответ</w:t>
+      </w:r>
+      <w:r>
+        <w:t xml:space="preserve"> </w:t>
+      </w:r>
+      <w:r>
+        <w:rPr>
+          <w:rStyle w:val="VerbatimChar"/>
+        </w:rPr>
+        <w:t xml:space="preserve">geo-zones</w:t>
+      </w:r>
+      <w:r>
+        <w:t xml:space="preserve"> </w:t>
+      </w:r>
+      <w:r>
+        <w:t xml:space="preserve">содержит поле</w:t>
+      </w:r>
+      <w:r>
+        <w:t xml:space="preserve"> </w:t>
+      </w:r>
+      <w:r>
+        <w:rPr>
+          <w:rStyle w:val="VerbatimChar"/>
+        </w:rPr>
+        <w:t xml:space="preserve">timeZone</w:t>
+      </w:r>
+      <w:r>
+        <w:t xml:space="preserve"> </w:t>
+      </w:r>
+      <w:r>
+        <w:t xml:space="preserve">у региона. Для группового трансфера даты тарифа (</w:t>
+      </w:r>
+      <w:r>
+        <w:rPr>
+          <w:rStyle w:val="VerbatimChar"/>
+        </w:rPr>
+        <w:t xml:space="preserve">tariffStartDate</w:t>
+      </w:r>
+      <w:r>
+        <w:t xml:space="preserve">,</w:t>
+      </w:r>
+      <w:r>
+        <w:t xml:space="preserve"> </w:t>
+      </w:r>
+      <w:r>
+        <w:rPr>
+          <w:rStyle w:val="VerbatimChar"/>
+        </w:rPr>
+        <w:t xml:space="preserve">tariffEndDate</w:t>
+      </w:r>
+      <w:r>
+        <w:t xml:space="preserve">) существуют и проверяются включительно;</w:t>
+      </w:r>
+      <w:r>
+        <w:t xml:space="preserve"> </w:t>
+      </w:r>
+      <w:r>
+        <w:rPr>
+          <w:bCs/>
+          <w:b/>
+        </w:rPr>
+        <w:t xml:space="preserve">у тарифа такси собственных дат нет вовсе</w:t>
+      </w:r>
+      <w:r>
+        <w:t xml:space="preserve"> </w:t>
+      </w:r>
+      <w:r>
+        <w:t xml:space="preserve">— это подтверждено и кодом, и стендом. Трактовка граничных дней остаётся бизнес-решением.</w:t>
       </w:r>
     </w:p>
     <w:p>
@@ -696,14 +809,14 @@
         </w:pict>
       </w:r>
     </w:p>
-    <w:bookmarkEnd w:id="22"/>
-    <w:bookmarkStart w:id="23" w:name="X1528526e36dd3671bf03369211959d1d5384871"/>
+    <w:bookmarkEnd w:id="21"/>
+    <w:bookmarkStart w:id="22" w:name="Xc2efe6eeb383616670a918278da4a00bd333e6e"/>
     <w:p>
       <w:pPr>
         <w:pStyle w:val="Heading2"/>
       </w:pPr>
       <w:r>
-        <w:t xml:space="preserve">Вопрос 10. Что видит пользователь, когда тариф маршрута перестал действовать</w:t>
+        <w:t xml:space="preserve">Вопрос 9. Список справочника: фильтры и показ истёкших маршрутов</w:t>
       </w:r>
     </w:p>
     <w:p>
@@ -721,7 +834,7 @@
         <w:t xml:space="preserve"> </w:t>
       </w:r>
       <w:r>
-        <w:t xml:space="preserve">Протоколы 17.09 (п. 10) и встреча 05.10: маршрут действует, пока действует тариф. Отчёт разработчика (срез 05.10): если связанный тариф истёк, избранный маршрут нельзя использовать для нового заказа.</w:t>
+        <w:t xml:space="preserve">На макете есть поиск по номеру, кнопка фильтров и пагинация; состав фильтров не показан.</w:t>
       </w:r>
     </w:p>
     <w:p>
@@ -739,7 +852,7 @@
         <w:t xml:space="preserve"> </w:t>
       </w:r>
       <w:r>
-        <w:t xml:space="preserve">Как показывать такой маршрут: скрывать при выборе, показывать как недоступный с пояснением, оставлять только для просмотра в справочнике.</w:t>
+        <w:t xml:space="preserve">Какие фильтры нужны, показывать ли истёкшие маршруты в списке управляющего и как их отличать; нужен ли доступ к вручную удалённым записям.</w:t>
       </w:r>
     </w:p>
     <w:p>
@@ -773,7 +886,7 @@
         <w:t xml:space="preserve"> </w:t>
       </w:r>
       <w:r>
-        <w:t xml:space="preserve">Скрыт при выборе заявки; в справочнике виден с пометкой «нет действующего тарифа».</w:t>
+        <w:t xml:space="preserve">Поиск по номеру; фильтры по виду транспорта, классу, ночному признаку и статусу; истёкшие показываются с пометкой, только для чтения; удалённые не показываются.</w:t>
       </w:r>
     </w:p>
     <w:p>
@@ -795,7 +908,7 @@
         <w:t xml:space="preserve"> </w:t>
       </w:r>
       <w:r>
-        <w:t xml:space="preserve">Виден при выборе, но недоступен.</w:t>
+        <w:t xml:space="preserve">Другой состав.</w:t>
       </w:r>
     </w:p>
     <w:p>
@@ -825,13 +938,13 @@
           <w:bCs/>
           <w:b/>
         </w:rPr>
-        <w:t xml:space="preserve">Уточнение по итогам обследования кода (08.10).</w:t>
-      </w:r>
-      <w:r>
-        <w:t xml:space="preserve"> </w:t>
-      </w:r>
-      <w:r>
-        <w:t xml:space="preserve">Для такси признак «нет действующего тарифа» можно вычислить только на текущий момент (см. вопрос 8). Поэтому при варианте A для такси возможна ситуация: маршрут виден и выбран сегодня, а на дату поездки тарифа уже нет — отказ произойдёт при оформлении заявки, а не при выборе маршрута. Нужно подтвердить, что это допустимо, или назвать, какое сообщение пользователь должен получить при таком отказе.</w:t>
+        <w:t xml:space="preserve">Проверка по коду: нет.</w:t>
+      </w:r>
+      <w:r>
+        <w:t xml:space="preserve"> </w:t>
+      </w:r>
+      <w:r>
+        <w:t xml:space="preserve">Состав фильтров — бизнес-решение.</w:t>
       </w:r>
     </w:p>
     <w:p>
@@ -841,14 +954,14 @@
         </w:pict>
       </w:r>
     </w:p>
-    <w:bookmarkEnd w:id="23"/>
-    <w:bookmarkStart w:id="24" w:name="X6478f36e82172a1510255755d6d53fa4bd861c0"/>
+    <w:bookmarkEnd w:id="22"/>
+    <w:bookmarkStart w:id="23" w:name="X1528526e36dd3671bf03369211959d1d5384871"/>
     <w:p>
       <w:pPr>
         <w:pStyle w:val="Heading2"/>
       </w:pPr>
       <w:r>
-        <w:t xml:space="preserve">Вопрос 11. Массовый импорт маршрутов из Excel и лимит в 80 маршрутов</w:t>
+        <w:t xml:space="preserve">Вопрос 10. Что видит пользователь, когда тариф маршрута перестал действовать</w:t>
       </w:r>
     </w:p>
     <w:p>
@@ -866,7 +979,7 @@
         <w:t xml:space="preserve"> </w:t>
       </w:r>
       <w:r>
-        <w:t xml:space="preserve">Ответы 10.09: «на старте до 80 маршрутов, массовый импорт нужен». Протокол 17.09, п. 11: формат Excel, выгружаются те же поля, что в справочнике; шаблон разрабатывается самостоятельно, все участвующие поля должны быть заполнены; образец — реализация в тарифах. Режим обработки ошибок, правила дублей и характер функции (разовая или постоянная) не обсуждались. Отчёт разработчика (срез 05.10): импорт сделан, 80 маршрутов загружаются, 81-й отклоняется; отказ от частичной загрузки проверялся. В T01.1 и T01.2 импорта пока нет.</w:t>
+        <w:t xml:space="preserve">Протоколы 17.09 (п. 10) и встреча 05.10: маршрут действует, пока действует тариф. Отчёт разработчика (срез 05.10): если связанный тариф истёк, избранный маршрут нельзя использовать для нового заказа.</w:t>
       </w:r>
     </w:p>
     <w:p>
@@ -884,7 +997,7 @@
         <w:t xml:space="preserve"> </w:t>
       </w:r>
       <w:r>
-        <w:t xml:space="preserve">(1) Является ли 80 маршрутов пределом или стартовым объёмом; (2) что делать с файлом, где есть ошибки в строках и дубли; (3) разовая это функция на старте или постоянная; (4) кто имеет право загружать.</w:t>
+        <w:t xml:space="preserve">Как показывать такой маршрут: скрывать при выборе, показывать как недоступный с пояснением, оставлять только для просмотра в справочнике.</w:t>
       </w:r>
     </w:p>
     <w:p>
@@ -908,12 +1021,6 @@
         <w:pStyle w:val="Compact"/>
       </w:pPr>
       <w:r>
-        <w:t xml:space="preserve">(1)</w:t>
-      </w:r>
-      <w:r>
-        <w:t xml:space="preserve"> </w:t>
-      </w:r>
-      <w:r>
         <w:rPr>
           <w:bCs/>
           <w:b/>
@@ -924,23 +1031,7 @@
         <w:t xml:space="preserve"> </w:t>
       </w:r>
       <w:r>
-        <w:t xml:space="preserve">80 — стартовый объём, предела нет.</w:t>
-      </w:r>
-      <w:r>
-        <w:t xml:space="preserve"> </w:t>
-      </w:r>
-      <w:r>
-        <w:rPr>
-          <w:bCs/>
-          <w:b/>
-        </w:rPr>
-        <w:t xml:space="preserve">B.</w:t>
-      </w:r>
-      <w:r>
-        <w:t xml:space="preserve"> </w:t>
-      </w:r>
-      <w:r>
-        <w:t xml:space="preserve">Жёсткий предел 80 маршрутов.</w:t>
+        <w:t xml:space="preserve">Скрыт при выборе заявки; в справочнике виден с пометкой «нет действующего тарифа».</w:t>
       </w:r>
     </w:p>
     <w:p>
@@ -952,146 +1043,36 @@
         <w:pStyle w:val="Compact"/>
       </w:pPr>
       <w:r>
-        <w:t xml:space="preserve">(2)</w:t>
-      </w:r>
-      <w:r>
-        <w:t xml:space="preserve"> </w:t>
-      </w:r>
-      <w:r>
-        <w:rPr>
-          <w:bCs/>
-          <w:b/>
-        </w:rPr>
+        <w:rPr>
+          <w:bCs/>
+          <w:b/>
+        </w:rPr>
+        <w:t xml:space="preserve">B.</w:t>
+      </w:r>
+      <w:r>
+        <w:t xml:space="preserve"> </w:t>
+      </w:r>
+      <w:r>
+        <w:t xml:space="preserve">Виден при выборе, но недоступен.</w:t>
+      </w:r>
+    </w:p>
+    <w:p>
+      <w:pPr>
+        <w:pStyle w:val="FirstParagraph"/>
+      </w:pPr>
+      <w:r>
+        <w:rPr>
+          <w:bCs/>
+          <w:b/>
+        </w:rPr>
+        <w:t xml:space="preserve">Рекомендация.</w:t>
+      </w:r>
+      <w:r>
+        <w:t xml:space="preserve"> </w:t>
+      </w:r>
+      <w:r>
         <w:t xml:space="preserve">A.</w:t>
       </w:r>
-      <w:r>
-        <w:t xml:space="preserve"> </w:t>
-      </w:r>
-      <w:r>
-        <w:t xml:space="preserve">Любая ошибка отклоняет весь файл (частичной загрузки нет), пользователь получает перечень ошибок по строкам.</w:t>
-      </w:r>
-      <w:r>
-        <w:t xml:space="preserve"> </w:t>
-      </w:r>
-      <w:r>
-        <w:rPr>
-          <w:bCs/>
-          <w:b/>
-        </w:rPr>
-        <w:t xml:space="preserve">B.</w:t>
-      </w:r>
-      <w:r>
-        <w:t xml:space="preserve"> </w:t>
-      </w:r>
-      <w:r>
-        <w:t xml:space="preserve">Загружаются корректные строки, ошибочные выгружаются отчётом.</w:t>
-      </w:r>
-    </w:p>
-    <w:p>
-      <w:pPr>
-        <w:numPr>
-          <w:ilvl w:val="0"/>
-          <w:numId w:val="1005"/>
-        </w:numPr>
-        <w:pStyle w:val="Compact"/>
-      </w:pPr>
-      <w:r>
-        <w:t xml:space="preserve">(3)</w:t>
-      </w:r>
-      <w:r>
-        <w:t xml:space="preserve"> </w:t>
-      </w:r>
-      <w:r>
-        <w:rPr>
-          <w:bCs/>
-          <w:b/>
-        </w:rPr>
-        <w:t xml:space="preserve">A.</w:t>
-      </w:r>
-      <w:r>
-        <w:t xml:space="preserve"> </w:t>
-      </w:r>
-      <w:r>
-        <w:t xml:space="preserve">Постоянная функция справочника.</w:t>
-      </w:r>
-      <w:r>
-        <w:t xml:space="preserve"> </w:t>
-      </w:r>
-      <w:r>
-        <w:rPr>
-          <w:bCs/>
-          <w:b/>
-        </w:rPr>
-        <w:t xml:space="preserve">B.</w:t>
-      </w:r>
-      <w:r>
-        <w:t xml:space="preserve"> </w:t>
-      </w:r>
-      <w:r>
-        <w:t xml:space="preserve">Разовая загрузка на старте.</w:t>
-      </w:r>
-    </w:p>
-    <w:p>
-      <w:pPr>
-        <w:numPr>
-          <w:ilvl w:val="0"/>
-          <w:numId w:val="1005"/>
-        </w:numPr>
-        <w:pStyle w:val="Compact"/>
-      </w:pPr>
-      <w:r>
-        <w:t xml:space="preserve">(4)</w:t>
-      </w:r>
-      <w:r>
-        <w:t xml:space="preserve"> </w:t>
-      </w:r>
-      <w:r>
-        <w:rPr>
-          <w:bCs/>
-          <w:b/>
-        </w:rPr>
-        <w:t xml:space="preserve">A.</w:t>
-      </w:r>
-      <w:r>
-        <w:t xml:space="preserve"> </w:t>
-      </w:r>
-      <w:r>
-        <w:t xml:space="preserve">Те же пользователи, что управляют справочником.</w:t>
-      </w:r>
-      <w:r>
-        <w:t xml:space="preserve"> </w:t>
-      </w:r>
-      <w:r>
-        <w:rPr>
-          <w:bCs/>
-          <w:b/>
-        </w:rPr>
-        <w:t xml:space="preserve">B.</w:t>
-      </w:r>
-      <w:r>
-        <w:t xml:space="preserve"> </w:t>
-      </w:r>
-      <w:r>
-        <w:t xml:space="preserve">Отдельное право.</w:t>
-      </w:r>
-    </w:p>
-    <w:p>
-      <w:pPr>
-        <w:pStyle w:val="FirstParagraph"/>
-      </w:pPr>
-      <w:r>
-        <w:rPr>
-          <w:bCs/>
-          <w:b/>
-        </w:rPr>
-        <w:t xml:space="preserve">Рекомендация.</w:t>
-      </w:r>
-      <w:r>
-        <w:t xml:space="preserve"> </w:t>
-      </w:r>
-      <w:r>
-        <w:t xml:space="preserve">(1) A; (2) A — нет частично заполненных справочников, поведение уже реализовано разработчиком; (3) A; (4) A.</w:t>
-      </w:r>
     </w:p>
     <w:p>
       <w:pPr>
@@ -1102,13 +1083,31 @@
           <w:bCs/>
           <w:b/>
         </w:rPr>
-        <w:t xml:space="preserve">Важно.</w:t>
-      </w:r>
-      <w:r>
-        <w:t xml:space="preserve"> </w:t>
-      </w:r>
-      <w:r>
-        <w:t xml:space="preserve">Функция уже реализована разработчиком, но в спецификации её нет. Ответ нужен, чтобы зафиксировать контракт, а не чтобы решить, делать ли её.</w:t>
+        <w:t xml:space="preserve">Уточнение по итогам обследования кода (08.10).</w:t>
+      </w:r>
+      <w:r>
+        <w:t xml:space="preserve"> </w:t>
+      </w:r>
+      <w:r>
+        <w:t xml:space="preserve">Для такси признак «нет действующего тарифа» можно вычислить только на текущий момент (см. вопрос 8). Поэтому при варианте A для такси возможна ситуация: маршрут виден и выбран сегодня, а на дату поездки тарифа уже нет — отказ произойдёт при оформлении заявки, а не при выборе маршрута. Нужно подтвердить, что это допустимо, или назвать, какое сообщение пользователь должен получить при таком отказе.</w:t>
+      </w:r>
+    </w:p>
+    <w:p>
+      <w:pPr>
+        <w:pStyle w:val="BodyText"/>
+      </w:pPr>
+      <w:r>
+        <w:rPr>
+          <w:bCs/>
+          <w:b/>
+        </w:rPr>
+        <w:t xml:space="preserve">Проверка по коду: нет.</w:t>
+      </w:r>
+      <w:r>
+        <w:t xml:space="preserve"> </w:t>
+      </w:r>
+      <w:r>
+        <w:t xml:space="preserve">Что показывать пользователю — бизнес-решение. Техническая часть описана в вопросе архитектору 26.</w:t>
       </w:r>
     </w:p>
     <w:p>
@@ -1118,14 +1117,14 @@
         </w:pict>
       </w:r>
     </w:p>
-    <w:bookmarkEnd w:id="24"/>
-    <w:bookmarkStart w:id="25" w:name="X52b7e9a402858fc78fa810ac7620adff539e3f0"/>
+    <w:bookmarkEnd w:id="23"/>
+    <w:bookmarkStart w:id="24" w:name="X6478f36e82172a1510255755d6d53fa4bd861c0"/>
     <w:p>
       <w:pPr>
         <w:pStyle w:val="Heading2"/>
       </w:pPr>
       <w:r>
-        <w:t xml:space="preserve">Вопрос 12. Режимы заказа «Я», «Мой коллега», «Для клиента»</w:t>
+        <w:t xml:space="preserve">Вопрос 11. Массовый импорт маршрутов из Excel и лимит в 80 маршрутов</w:t>
       </w:r>
     </w:p>
     <w:p>
@@ -1143,7 +1142,7 @@
         <w:t xml:space="preserve"> </w:t>
       </w:r>
       <w:r>
-        <w:t xml:space="preserve">Отчёт разработчика (срез 05.10): на демонстрации видны режимы «Я» и «Мой коллега»; доступность избранного маршрута в режиме «Для клиента» не подтверждена. В T01.1 и T01.2 режимы заказа не описаны (виджеты — T02.1/T03.1).</w:t>
+        <w:t xml:space="preserve">Ответы 10.09: «на старте до 80 маршрутов, массовый импорт нужен». Протокол 17.09, п. 11: формат Excel, выгружаются те же поля, что в справочнике; шаблон разрабатывается самостоятельно, все участвующие поля должны быть заполнены; образец — реализация в тарифах. Режим обработки ошибок, правила дублей и характер функции (разовая или постоянная) не обсуждались. Отчёт разработчика (срез 05.10): импорт сделан, 80 маршрутов загружаются, 81-й отклоняется; отказ от частичной загрузки проверялся. В T01.1 и T01.2 импорта пока нет.</w:t>
       </w:r>
     </w:p>
     <w:p>
@@ -1161,7 +1160,7 @@
         <w:t xml:space="preserve"> </w:t>
       </w:r>
       <w:r>
-        <w:t xml:space="preserve">В каких режимах заказа доступны избранные маршруты, отдельно для такси и трансфера.</w:t>
+        <w:t xml:space="preserve">(1) Является ли 80 маршрутов пределом или стартовым объёмом; (2) что делать с файлом, где есть ошибки в строках и дубли; (3) разовая это функция на старте или постоянная; (4) кто имеет право загружать.</w:t>
       </w:r>
     </w:p>
     <w:p>
@@ -1185,6 +1184,12 @@
         <w:pStyle w:val="Compact"/>
       </w:pPr>
       <w:r>
+        <w:t xml:space="preserve">(1)</w:t>
+      </w:r>
+      <w:r>
+        <w:t xml:space="preserve"> </w:t>
+      </w:r>
+      <w:r>
         <w:rPr>
           <w:bCs/>
           <w:b/>
@@ -1195,7 +1200,23 @@
         <w:t xml:space="preserve"> </w:t>
       </w:r>
       <w:r>
-        <w:t xml:space="preserve">Во всех режимах, включая «Для клиента».</w:t>
+        <w:t xml:space="preserve">80 — стартовый объём, предела нет.</w:t>
+      </w:r>
+      <w:r>
+        <w:t xml:space="preserve"> </w:t>
+      </w:r>
+      <w:r>
+        <w:rPr>
+          <w:bCs/>
+          <w:b/>
+        </w:rPr>
+        <w:t xml:space="preserve">B.</w:t>
+      </w:r>
+      <w:r>
+        <w:t xml:space="preserve"> </w:t>
+      </w:r>
+      <w:r>
+        <w:t xml:space="preserve">Жёсткий предел 80 маршрутов.</w:t>
       </w:r>
     </w:p>
     <w:p>
@@ -1207,6 +1228,28 @@
         <w:pStyle w:val="Compact"/>
       </w:pPr>
       <w:r>
+        <w:t xml:space="preserve">(2)</w:t>
+      </w:r>
+      <w:r>
+        <w:t xml:space="preserve"> </w:t>
+      </w:r>
+      <w:r>
+        <w:rPr>
+          <w:bCs/>
+          <w:b/>
+        </w:rPr>
+        <w:t xml:space="preserve">A.</w:t>
+      </w:r>
+      <w:r>
+        <w:t xml:space="preserve"> </w:t>
+      </w:r>
+      <w:r>
+        <w:t xml:space="preserve">Любая ошибка отклоняет весь файл (частичной загрузки нет), пользователь получает перечень ошибок по строкам.</w:t>
+      </w:r>
+      <w:r>
+        <w:t xml:space="preserve"> </w:t>
+      </w:r>
+      <w:r>
         <w:rPr>
           <w:bCs/>
           <w:b/>
@@ -1217,7 +1260,7 @@
         <w:t xml:space="preserve"> </w:t>
       </w:r>
       <w:r>
-        <w:t xml:space="preserve">Только «Я» и «Мой коллега».</w:t>
+        <w:t xml:space="preserve">Загружаются корректные строки, ошибочные выгружаются отчётом.</w:t>
       </w:r>
     </w:p>
     <w:p>
@@ -1229,17 +1272,83 @@
         <w:pStyle w:val="Compact"/>
       </w:pPr>
       <w:r>
-        <w:rPr>
-          <w:bCs/>
-          <w:b/>
-        </w:rPr>
-        <w:t xml:space="preserve">C.</w:t>
-      </w:r>
-      <w:r>
-        <w:t xml:space="preserve"> </w:t>
-      </w:r>
-      <w:r>
-        <w:t xml:space="preserve">Различается для такси и трансфера (указать).</w:t>
+        <w:t xml:space="preserve">(3)</w:t>
+      </w:r>
+      <w:r>
+        <w:t xml:space="preserve"> </w:t>
+      </w:r>
+      <w:r>
+        <w:rPr>
+          <w:bCs/>
+          <w:b/>
+        </w:rPr>
+        <w:t xml:space="preserve">A.</w:t>
+      </w:r>
+      <w:r>
+        <w:t xml:space="preserve"> </w:t>
+      </w:r>
+      <w:r>
+        <w:t xml:space="preserve">Постоянная функция справочника.</w:t>
+      </w:r>
+      <w:r>
+        <w:t xml:space="preserve"> </w:t>
+      </w:r>
+      <w:r>
+        <w:rPr>
+          <w:bCs/>
+          <w:b/>
+        </w:rPr>
+        <w:t xml:space="preserve">B.</w:t>
+      </w:r>
+      <w:r>
+        <w:t xml:space="preserve"> </w:t>
+      </w:r>
+      <w:r>
+        <w:t xml:space="preserve">Разовая загрузка на старте.</w:t>
+      </w:r>
+    </w:p>
+    <w:p>
+      <w:pPr>
+        <w:numPr>
+          <w:ilvl w:val="0"/>
+          <w:numId w:val="1006"/>
+        </w:numPr>
+        <w:pStyle w:val="Compact"/>
+      </w:pPr>
+      <w:r>
+        <w:t xml:space="preserve">(4)</w:t>
+      </w:r>
+      <w:r>
+        <w:t xml:space="preserve"> </w:t>
+      </w:r>
+      <w:r>
+        <w:rPr>
+          <w:bCs/>
+          <w:b/>
+        </w:rPr>
+        <w:t xml:space="preserve">A.</w:t>
+      </w:r>
+      <w:r>
+        <w:t xml:space="preserve"> </w:t>
+      </w:r>
+      <w:r>
+        <w:t xml:space="preserve">Те же пользователи, что управляют справочником.</w:t>
+      </w:r>
+      <w:r>
+        <w:t xml:space="preserve"> </w:t>
+      </w:r>
+      <w:r>
+        <w:rPr>
+          <w:bCs/>
+          <w:b/>
+        </w:rPr>
+        <w:t xml:space="preserve">B.</w:t>
+      </w:r>
+      <w:r>
+        <w:t xml:space="preserve"> </w:t>
+      </w:r>
+      <w:r>
+        <w:t xml:space="preserve">Отдельное право.</w:t>
       </w:r>
     </w:p>
     <w:p>
@@ -1257,7 +1366,43 @@
         <w:t xml:space="preserve"> </w:t>
       </w:r>
       <w:r>
-        <w:t xml:space="preserve">Рекомендации нет, зависит от правил заказчика; предложение для единообразия — A, если фиксированная цена по прайсу действует для любого пассажира.</w:t>
+        <w:t xml:space="preserve">(1) A; (2) A — нет частично заполненных справочников, поведение уже реализовано разработчиком; (3) A; (4) A.</w:t>
+      </w:r>
+    </w:p>
+    <w:p>
+      <w:pPr>
+        <w:pStyle w:val="BodyText"/>
+      </w:pPr>
+      <w:r>
+        <w:rPr>
+          <w:bCs/>
+          <w:b/>
+        </w:rPr>
+        <w:t xml:space="preserve">Важно.</w:t>
+      </w:r>
+      <w:r>
+        <w:t xml:space="preserve"> </w:t>
+      </w:r>
+      <w:r>
+        <w:t xml:space="preserve">Функция уже реализована разработчиком, но в спецификации её нет. Ответ нужен, чтобы зафиксировать контракт, а не чтобы решить, делать ли её.</w:t>
+      </w:r>
+    </w:p>
+    <w:p>
+      <w:pPr>
+        <w:pStyle w:val="BodyText"/>
+      </w:pPr>
+      <w:r>
+        <w:rPr>
+          <w:bCs/>
+          <w:b/>
+        </w:rPr>
+        <w:t xml:space="preserve">Проверка по коду: частично, и это снимает опасения по трудоёмкости.</w:t>
+      </w:r>
+      <w:r>
+        <w:t xml:space="preserve"> </w:t>
+      </w:r>
+      <w:r>
+        <w:t xml:space="preserve">В платформе есть общая библиотека работы с таблицами с построчной валидацией, а в пассажирских тарифах импорт и экспорт на ней уже реализованы (26 классов описания файла и тесты загрузки). Построчные сообщения об ошибках — штатная возможность библиотеки. Предел в 80 маршрутов, правила обработки дублей, разовость функции и права на загрузку остаются бизнес-решением.</w:t>
       </w:r>
     </w:p>
     <w:p>
@@ -1267,14 +1412,14 @@
         </w:pict>
       </w:r>
     </w:p>
-    <w:bookmarkEnd w:id="25"/>
-    <w:bookmarkStart w:id="26" w:name="Xd40d4a5a09acbd992d579a9e77ff5639197b4bb"/>
+    <w:bookmarkEnd w:id="24"/>
+    <w:bookmarkStart w:id="25" w:name="X52b7e9a402858fc78fa810ac7620adff539e3f0"/>
     <w:p>
       <w:pPr>
         <w:pStyle w:val="Heading2"/>
       </w:pPr>
       <w:r>
-        <w:t xml:space="preserve">Вопрос 16. Учитывать ли в рекомендуемой стоимости надбавки за время и день недели</w:t>
+        <w:t xml:space="preserve">Вопрос 12. Режимы заказа «Я», «Мой коллега», «Для клиента»</w:t>
       </w:r>
     </w:p>
     <w:p>
@@ -1292,25 +1437,7 @@
         <w:t xml:space="preserve"> </w:t>
       </w:r>
       <w:r>
-        <w:rPr>
-          <w:rStyle w:val="VerbatimChar"/>
-        </w:rPr>
-        <w:t xml:space="preserve">[КОД]</w:t>
-      </w:r>
-      <w:r>
-        <w:t xml:space="preserve"> </w:t>
-      </w:r>
-      <w:r>
-        <w:t xml:space="preserve">Цена такси зависит от времени не только через ночной тариф: она умножается на временной коэффициент — выходной (суббота, воскресенье), утро, день, вечер, ночь (</w:t>
-      </w:r>
-      <w:r>
-        <w:rPr>
-          <w:rStyle w:val="VerbatimChar"/>
-        </w:rPr>
-        <w:t xml:space="preserve">CalculateServiceImpl.java:991-1013, :1053</w:t>
-      </w:r>
-      <w:r>
-        <w:t xml:space="preserve">). В избранном маршруте даты поездки нет, поэтому для расчёта берётся условная дата. У тарифов группового трансфера временных коэффициентов нет. Встреча 05.10: рекомендуемая стоимость в справочнике обязательна.</w:t>
+        <w:t xml:space="preserve">Отчёт разработчика (срез 05.10): на демонстрации видны режимы «Я» и «Мой коллега»; доступность избранного маршрута в режиме «Для клиента» не подтверждена. В T01.1 и T01.2 режимы заказа не описаны (виджеты — T02.1/T03.1).</w:t>
       </w:r>
     </w:p>
     <w:p>
@@ -1328,7 +1455,7 @@
         <w:t xml:space="preserve"> </w:t>
       </w:r>
       <w:r>
-        <w:t xml:space="preserve">Рекомендуемая стоимость — ориентир по тарифу. Нужно решить, по какому времени её считать: по будничному дню и дневному времени, или с учётом надбавок, если маршрут обычно выполняется вечером, ночью или в выходные.</w:t>
+        <w:t xml:space="preserve">В каких режимах заказа доступны избранные маршруты, отдельно для такси и трансфера.</w:t>
       </w:r>
     </w:p>
     <w:p>
@@ -1362,7 +1489,7 @@
         <w:t xml:space="preserve"> </w:t>
       </w:r>
       <w:r>
-        <w:t xml:space="preserve">Считать по будничному дню в дневное время (для ночного маршрута — по ночному времени будничного дня). Выходной и вечерний коэффициенты не учитываются.</w:t>
+        <w:t xml:space="preserve">Во всех режимах, включая «Для клиента».</w:t>
       </w:r>
     </w:p>
     <w:p>
@@ -1384,7 +1511,7 @@
         <w:t xml:space="preserve"> </w:t>
       </w:r>
       <w:r>
-        <w:t xml:space="preserve">Учитывать выходной и вечерний коэффициенты — тогда нужно указать, какой день и время считать типичными для маршрута.</w:t>
+        <w:t xml:space="preserve">Только «Я» и «Мой коллега».</w:t>
       </w:r>
     </w:p>
     <w:p>
@@ -1406,7 +1533,7 @@
         <w:t xml:space="preserve"> </w:t>
       </w:r>
       <w:r>
-        <w:t xml:space="preserve">Задавать типичное время поездки в самой записи маршрута — новое поле в справочнике.</w:t>
+        <w:t xml:space="preserve">Различается для такси и трансфера (указать).</w:t>
       </w:r>
     </w:p>
     <w:p>
@@ -1424,7 +1551,7 @@
         <w:t xml:space="preserve"> </w:t>
       </w:r>
       <w:r>
-        <w:t xml:space="preserve">A: значение воспроизводимо и не зависит от момента сохранения; цену поездки всё равно задаёт прайс. B и C усложняют справочник ради ориентира, который пользователю не показывается.</w:t>
+        <w:t xml:space="preserve">Рекомендации нет, зависит от правил заказчика; предложение для единообразия — A, если фиксированная цена по прайсу действует для любого пассажира.</w:t>
       </w:r>
     </w:p>
     <w:p>
@@ -1436,53 +1563,26 @@
           <w:bCs/>
           <w:b/>
         </w:rPr>
-        <w:t xml:space="preserve">Отдельно нужно знать о рекомендуемой стоимости (08.10).</w:t>
-      </w:r>
-      <w:r>
-        <w:t xml:space="preserve"> </w:t>
-      </w:r>
-      <w:r>
-        <w:rPr>
-          <w:rStyle w:val="VerbatimChar"/>
-        </w:rPr>
-        <w:t xml:space="preserve">[КОД]</w:t>
-      </w:r>
-      <w:r>
-        <w:t xml:space="preserve"> </w:t>
-      </w:r>
-      <w:r>
-        <w:t xml:space="preserve">Штатный расчёт выбирает договор</w:t>
-      </w:r>
-      <w:r>
-        <w:t xml:space="preserve"> </w:t>
-      </w:r>
-      <w:r>
-        <w:rPr>
-          <w:bCs/>
-          <w:b/>
-        </w:rPr>
-        <w:t xml:space="preserve">случайно</w:t>
-      </w:r>
-      <w:r>
-        <w:t xml:space="preserve">, с вероятностью по сумме договора. Если у организации на один класс и регион действует несколько договоров, рекомендуемая стоимость будет разной при каждом пересчёте независимо от ответа на этот вопрос. Вопрос о том, как с этим быть, поставлен архитектору (вопрос архитектору 25). Здесь нужно только подтвердить, что рекомендуемая стоимость — ориентир, и приблизительность допустима.</w:t>
-      </w:r>
-    </w:p>
-    <w:p>
-      <w:pPr>
-        <w:pStyle w:val="BodyText"/>
-      </w:pPr>
-      <w:r>
-        <w:rPr>
-          <w:bCs/>
-          <w:b/>
-        </w:rPr>
-        <w:t xml:space="preserve">Примечание.</w:t>
-      </w:r>
-      <w:r>
-        <w:t xml:space="preserve"> </w:t>
-      </w:r>
-      <w:r>
-        <w:t xml:space="preserve">Отдельно подтвердить, что «рабочий день» для расчёта — это любой день кроме субботы и воскресенья, без учёта праздничного календаря.</w:t>
+        <w:t xml:space="preserve">Проверка по коду: частично, отрицательно.</w:t>
+      </w:r>
+      <w:r>
+        <w:t xml:space="preserve"> </w:t>
+      </w:r>
+      <w:r>
+        <w:t xml:space="preserve">В клиентском фронте есть выбор пассажира «Я» и «Мой коллега» и переключатель «За счёт компании / В личных целях»;</w:t>
+      </w:r>
+      <w:r>
+        <w:t xml:space="preserve"> </w:t>
+      </w:r>
+      <w:r>
+        <w:rPr>
+          <w:bCs/>
+          <w:b/>
+        </w:rPr>
+        <w:t xml:space="preserve">режима «Для клиента» ни в коде фронта, ни в DTO заявки не найдено</w:t>
+      </w:r>
+      <w:r>
+        <w:t xml:space="preserve">. В карточке трансфера есть поля ФИО и телефона клиента, но это не отдельный режим заказа. Нужно ли вводить такой режим — бизнес-решение.</w:t>
       </w:r>
     </w:p>
     <w:p>
@@ -1492,14 +1592,14 @@
         </w:pict>
       </w:r>
     </w:p>
-    <w:bookmarkEnd w:id="26"/>
-    <w:bookmarkStart w:id="27" w:name="X7573f68d77363da53e90089caadeedcd53b84a1"/>
+    <w:bookmarkEnd w:id="25"/>
+    <w:bookmarkStart w:id="26" w:name="Xd40d4a5a09acbd992d579a9e77ff5639197b4bb"/>
     <w:p>
       <w:pPr>
         <w:pStyle w:val="Heading2"/>
       </w:pPr>
       <w:r>
-        <w:t xml:space="preserve">Вопрос 17. Согласование и лимиты для заявки по фиксированной цене</w:t>
+        <w:t xml:space="preserve">Вопрос 16. Учитывать ли в рекомендуемой стоимости надбавки за время и день недели</w:t>
       </w:r>
     </w:p>
     <w:p>
@@ -1526,62 +1626,16 @@
         <w:t xml:space="preserve"> </w:t>
       </w:r>
       <w:r>
-        <w:t xml:space="preserve">В системе есть согласование заявок: настройки хранятся на пару «организация + вид транспорта» (</w:t>
+        <w:t xml:space="preserve">Цена такси зависит от времени не только через ночной тариф: она умножается на временной коэффициент — выходной (суббота, воскресенье), утро, день, вечер, ночь (</w:t>
       </w:r>
       <w:r>
         <w:rPr>
           <w:rStyle w:val="VerbatimChar"/>
         </w:rPr>
-        <w:t xml:space="preserve">approval_active</w:t>
-      </w:r>
-      <w:r>
-        <w:t xml:space="preserve">,</w:t>
-      </w:r>
-      <w:r>
-        <w:t xml:space="preserve"> </w:t>
-      </w:r>
-      <w:r>
-        <w:rPr>
-          <w:rStyle w:val="VerbatimChar"/>
-        </w:rPr>
-        <w:t xml:space="preserve">min_cost_to_be_approved</w:t>
-      </w:r>
-      <w:r>
-        <w:t xml:space="preserve"> </w:t>
-      </w:r>
-      <w:r>
-        <w:t xml:space="preserve">в копейках, исключения по цели поездки и региону). Заявка проходит автосогласование, если согласование выключено или её стоимость строго меньше порога; иначе ждёт согласующего.</w:t>
-      </w:r>
-      <w:r>
-        <w:t xml:space="preserve"> </w:t>
-      </w:r>
-      <w:r>
-        <w:rPr>
-          <w:rStyle w:val="VerbatimChar"/>
-        </w:rPr>
-        <w:t xml:space="preserve">[КОД]</w:t>
-      </w:r>
-      <w:r>
-        <w:t xml:space="preserve"> </w:t>
-      </w:r>
-      <w:r>
-        <w:t xml:space="preserve">Резерв лимита сотрудника делается по</w:t>
-      </w:r>
-      <w:r>
-        <w:t xml:space="preserve"> </w:t>
-      </w:r>
-      <w:r>
-        <w:rPr>
-          <w:bCs/>
-          <w:b/>
-        </w:rPr>
-        <w:t xml:space="preserve">плановой</w:t>
-      </w:r>
-      <w:r>
-        <w:t xml:space="preserve"> </w:t>
-      </w:r>
-      <w:r>
-        <w:t xml:space="preserve">стоимости заявки, и списание при завершении тоже по плановой, а не по фактической.</w:t>
+        <w:t xml:space="preserve">CalculateServiceImpl.java:991-1013, :1053</w:t>
+      </w:r>
+      <w:r>
+        <w:t xml:space="preserve">). В избранном маршруте даты поездки нет, поэтому для расчёта берётся условная дата. У тарифов группового трансфера временных коэффициентов нет. Встреча 05.10: рекомендуемая стоимость в справочнике обязательна.</w:t>
       </w:r>
     </w:p>
     <w:p>
@@ -1599,7 +1653,7 @@
         <w:t xml:space="preserve"> </w:t>
       </w:r>
       <w:r>
-        <w:t xml:space="preserve">Заявка по избранному маршруту попадёт в эти механизмы со своей фиксированной ценой по прайсу. Нужно подтвердить, что так и должно быть, или назвать исключения.</w:t>
+        <w:t xml:space="preserve">Рекомендуемая стоимость — ориентир по тарифу. Нужно решить, по какому времени её считать: по будничному дню и дневному времени, или с учётом надбавок, если маршрут обычно выполняется вечером, ночью или в выходные.</w:t>
       </w:r>
     </w:p>
     <w:p>
@@ -1623,12 +1677,6 @@
         <w:pStyle w:val="Compact"/>
       </w:pPr>
       <w:r>
-        <w:t xml:space="preserve">Согласование:</w:t>
-      </w:r>
-      <w:r>
-        <w:t xml:space="preserve"> </w:t>
-      </w:r>
-      <w:r>
         <w:rPr>
           <w:bCs/>
           <w:b/>
@@ -1639,23 +1687,7 @@
         <w:t xml:space="preserve"> </w:t>
       </w:r>
       <w:r>
-        <w:t xml:space="preserve">Заявка по маршруту согласуется как обычная, по фиксированной цене против порога организации.</w:t>
-      </w:r>
-      <w:r>
-        <w:t xml:space="preserve"> </w:t>
-      </w:r>
-      <w:r>
-        <w:rPr>
-          <w:bCs/>
-          <w:b/>
-        </w:rPr>
-        <w:t xml:space="preserve">B.</w:t>
-      </w:r>
-      <w:r>
-        <w:t xml:space="preserve"> </w:t>
-      </w:r>
-      <w:r>
-        <w:t xml:space="preserve">Заявки по избранным маршрутам согласования не требуют — цена заранее утверждена в справочнике.</w:t>
+        <w:t xml:space="preserve">Считать по будничному дню в дневное время (для ночного маршрута — по ночному времени будничного дня). Выходной и вечерний коэффициенты не учитываются.</w:t>
       </w:r>
     </w:p>
     <w:p>
@@ -1667,28 +1699,6 @@
         <w:pStyle w:val="Compact"/>
       </w:pPr>
       <w:r>
-        <w:t xml:space="preserve">Лимит сотрудника:</w:t>
-      </w:r>
-      <w:r>
-        <w:t xml:space="preserve"> </w:t>
-      </w:r>
-      <w:r>
-        <w:rPr>
-          <w:bCs/>
-          <w:b/>
-        </w:rPr>
-        <w:t xml:space="preserve">A.</w:t>
-      </w:r>
-      <w:r>
-        <w:t xml:space="preserve"> </w:t>
-      </w:r>
-      <w:r>
-        <w:t xml:space="preserve">Резервируется и списывается фиксированная цена, как обычная плановая стоимость.</w:t>
-      </w:r>
-      <w:r>
-        <w:t xml:space="preserve"> </w:t>
-      </w:r>
-      <w:r>
         <w:rPr>
           <w:bCs/>
           <w:b/>
@@ -1699,7 +1709,29 @@
         <w:t xml:space="preserve"> </w:t>
       </w:r>
       <w:r>
-        <w:t xml:space="preserve">Заявки по маршрутам в лимит не включаются.</w:t>
+        <w:t xml:space="preserve">Учитывать выходной и вечерний коэффициенты — тогда нужно указать, какой день и время считать типичными для маршрута.</w:t>
+      </w:r>
+    </w:p>
+    <w:p>
+      <w:pPr>
+        <w:numPr>
+          <w:ilvl w:val="0"/>
+          <w:numId w:val="1008"/>
+        </w:numPr>
+        <w:pStyle w:val="Compact"/>
+      </w:pPr>
+      <w:r>
+        <w:rPr>
+          <w:bCs/>
+          <w:b/>
+        </w:rPr>
+        <w:t xml:space="preserve">C.</w:t>
+      </w:r>
+      <w:r>
+        <w:t xml:space="preserve"> </w:t>
+      </w:r>
+      <w:r>
+        <w:t xml:space="preserve">Задавать типичное время поездки в самой записи маршрута — новое поле в справочнике.</w:t>
       </w:r>
     </w:p>
     <w:p>
@@ -1717,7 +1749,7 @@
         <w:t xml:space="preserve"> </w:t>
       </w:r>
       <w:r>
-        <w:t xml:space="preserve">Согласование — A (цена в справочнике утверждается управляющим справочниками, а не согласующим по заявке); лимит — A. Если выбирается B по согласованию, нужно назвать, кто и когда утверждает прайс, чтобы согласование не обходилось.</w:t>
+        <w:t xml:space="preserve">A: значение воспроизводимо и не зависит от момента сохранения; цену поездки всё равно задаёт прайс. B и C усложняют справочник ради ориентира, который пользователю не показывается.</w:t>
       </w:r>
     </w:p>
     <w:p>
@@ -1729,7 +1761,7 @@
           <w:bCs/>
           <w:b/>
         </w:rPr>
-        <w:t xml:space="preserve">Почему это нужно для T01.2 (08.10).</w:t>
+        <w:t xml:space="preserve">Отдельно нужно знать о рекомендуемой стоимости (08.10).</w:t>
       </w:r>
       <w:r>
         <w:t xml:space="preserve"> </w:t>
@@ -1744,20 +1776,56 @@
         <w:t xml:space="preserve"> </w:t>
       </w:r>
       <w:r>
-        <w:t xml:space="preserve">Активной считается заявка в любом нетерминальном статусе: терминальны только «отменена» и «завершена». Статус ожидания согласования — нетерминальный, значит заявка, зависшая на согласовании,</w:t>
-      </w:r>
-      <w:r>
-        <w:t xml:space="preserve"> </w:t>
-      </w:r>
-      <w:r>
-        <w:rPr>
-          <w:bCs/>
-          <w:b/>
-        </w:rPr>
-        <w:t xml:space="preserve">блокирует деактивацию маршрута</w:t>
-      </w:r>
-      <w:r>
-        <w:t xml:space="preserve">. При варианте B по согласованию такой блокировки не будет.</w:t>
+        <w:t xml:space="preserve">Штатный расчёт выбирает договор</w:t>
+      </w:r>
+      <w:r>
+        <w:t xml:space="preserve"> </w:t>
+      </w:r>
+      <w:r>
+        <w:rPr>
+          <w:bCs/>
+          <w:b/>
+        </w:rPr>
+        <w:t xml:space="preserve">случайно</w:t>
+      </w:r>
+      <w:r>
+        <w:t xml:space="preserve">, с вероятностью по сумме договора. Если у организации на один класс и регион действует несколько договоров, рекомендуемая стоимость будет разной при каждом пересчёте независимо от ответа на этот вопрос. Вопрос о том, как с этим быть, поставлен архитектору (вопрос архитектору 25). Здесь нужно только подтвердить, что рекомендуемая стоимость — ориентир, и приблизительность допустима.</w:t>
+      </w:r>
+    </w:p>
+    <w:p>
+      <w:pPr>
+        <w:pStyle w:val="BodyText"/>
+      </w:pPr>
+      <w:r>
+        <w:rPr>
+          <w:bCs/>
+          <w:b/>
+        </w:rPr>
+        <w:t xml:space="preserve">Примечание.</w:t>
+      </w:r>
+      <w:r>
+        <w:t xml:space="preserve"> </w:t>
+      </w:r>
+      <w:r>
+        <w:t xml:space="preserve">Отдельно подтвердить, что «рабочий день» для расчёта — это любой день кроме субботы и воскресенья, без учёта праздничного календаря.</w:t>
+      </w:r>
+    </w:p>
+    <w:p>
+      <w:pPr>
+        <w:pStyle w:val="BodyText"/>
+      </w:pPr>
+      <w:r>
+        <w:rPr>
+          <w:bCs/>
+          <w:b/>
+        </w:rPr>
+        <w:t xml:space="preserve">Проверка по коду: частично.</w:t>
+      </w:r>
+      <w:r>
+        <w:t xml:space="preserve"> </w:t>
+      </w:r>
+      <w:r>
+        <w:t xml:space="preserve">Временные коэффициенты в тарифе существуют и настраиваются по интервалам будних дней (утро, день, вечер, ночь) и отдельно коэффициентом выходного дня. На стенде все они равны единице, поэтому эффект решения «считать на будний день» там не проявится. Нужно ли учитывать надбавки — бизнес-решение.</w:t>
       </w:r>
     </w:p>
     <w:p>
@@ -1767,14 +1835,14 @@
         </w:pict>
       </w:r>
     </w:p>
-    <w:bookmarkEnd w:id="27"/>
-    <w:bookmarkStart w:id="28" w:name="X1548dde671ac038271efba61b48802dde826e31"/>
+    <w:bookmarkEnd w:id="26"/>
+    <w:bookmarkStart w:id="27" w:name="X7573f68d77363da53e90089caadeedcd53b84a1"/>
     <w:p>
       <w:pPr>
         <w:pStyle w:val="Heading2"/>
       </w:pPr>
       <w:r>
-        <w:t xml:space="preserve">Вопрос 18. Можно ли изменять маршрут, по которому есть активные заявки</w:t>
+        <w:t xml:space="preserve">Вопрос 17. Согласование и лимиты для заявки по фиксированной цене</w:t>
       </w:r>
     </w:p>
     <w:p>
@@ -1792,7 +1860,71 @@
         <w:t xml:space="preserve"> </w:t>
       </w:r>
       <w:r>
-        <w:t xml:space="preserve">Протокол 10.09, п. 7: корректировка разрешена с сохранением, кто и когда правил. T01.1 и T01.2: деактивация при активной заявке запрещена. Для изменения такого правила нет. Заявка хранит версию маршрута, поэтому её собственные данные от правки справочника не меняются (протокол 10.09, п. 9).</w:t>
+        <w:rPr>
+          <w:rStyle w:val="VerbatimChar"/>
+        </w:rPr>
+        <w:t xml:space="preserve">[КОД]</w:t>
+      </w:r>
+      <w:r>
+        <w:t xml:space="preserve"> </w:t>
+      </w:r>
+      <w:r>
+        <w:t xml:space="preserve">В системе есть согласование заявок: настройки хранятся на пару «организация + вид транспорта» (</w:t>
+      </w:r>
+      <w:r>
+        <w:rPr>
+          <w:rStyle w:val="VerbatimChar"/>
+        </w:rPr>
+        <w:t xml:space="preserve">approval_active</w:t>
+      </w:r>
+      <w:r>
+        <w:t xml:space="preserve">,</w:t>
+      </w:r>
+      <w:r>
+        <w:t xml:space="preserve"> </w:t>
+      </w:r>
+      <w:r>
+        <w:rPr>
+          <w:rStyle w:val="VerbatimChar"/>
+        </w:rPr>
+        <w:t xml:space="preserve">min_cost_to_be_approved</w:t>
+      </w:r>
+      <w:r>
+        <w:t xml:space="preserve"> </w:t>
+      </w:r>
+      <w:r>
+        <w:t xml:space="preserve">в копейках, исключения по цели поездки и региону). Заявка проходит автосогласование, если согласование выключено или её стоимость строго меньше порога; иначе ждёт согласующего.</w:t>
+      </w:r>
+      <w:r>
+        <w:t xml:space="preserve"> </w:t>
+      </w:r>
+      <w:r>
+        <w:rPr>
+          <w:rStyle w:val="VerbatimChar"/>
+        </w:rPr>
+        <w:t xml:space="preserve">[КОД]</w:t>
+      </w:r>
+      <w:r>
+        <w:t xml:space="preserve"> </w:t>
+      </w:r>
+      <w:r>
+        <w:t xml:space="preserve">Резерв лимита сотрудника делается по</w:t>
+      </w:r>
+      <w:r>
+        <w:t xml:space="preserve"> </w:t>
+      </w:r>
+      <w:r>
+        <w:rPr>
+          <w:bCs/>
+          <w:b/>
+        </w:rPr>
+        <w:t xml:space="preserve">плановой</w:t>
+      </w:r>
+      <w:r>
+        <w:t xml:space="preserve"> </w:t>
+      </w:r>
+      <w:r>
+        <w:t xml:space="preserve">стоимости заявки, и списание при завершении тоже по плановой, а не по фактической.</w:t>
       </w:r>
     </w:p>
     <w:p>
@@ -1810,7 +1942,7 @@
         <w:t xml:space="preserve"> </w:t>
       </w:r>
       <w:r>
-        <w:t xml:space="preserve">Запрет изменения из запрета деактивации не следует, и вводить его самостоятельно мы не будем. Нужно решение: допустимо ли править маршрут, по которому уже оформлены, но не завершены поездки.</w:t>
+        <w:t xml:space="preserve">Заявка по избранному маршруту попадёт в эти механизмы со своей фиксированной ценой по прайсу. Нужно подтвердить, что так и должно быть, или назвать исключения.</w:t>
       </w:r>
     </w:p>
     <w:p>
@@ -1834,6 +1966,12 @@
         <w:pStyle w:val="Compact"/>
       </w:pPr>
       <w:r>
+        <w:t xml:space="preserve">Согласование:</w:t>
+      </w:r>
+      <w:r>
+        <w:t xml:space="preserve"> </w:t>
+      </w:r>
+      <w:r>
         <w:rPr>
           <w:bCs/>
           <w:b/>
@@ -1844,7 +1982,23 @@
         <w:t xml:space="preserve"> </w:t>
       </w:r>
       <w:r>
-        <w:t xml:space="preserve">Изменение разрешено всегда. Оформленные заявки сохраняют данные своей версии маршрута; новые заявки идут по новой версии.</w:t>
+        <w:t xml:space="preserve">Заявка по маршруту согласуется как обычная, по фиксированной цене против порога организации.</w:t>
+      </w:r>
+      <w:r>
+        <w:t xml:space="preserve"> </w:t>
+      </w:r>
+      <w:r>
+        <w:rPr>
+          <w:bCs/>
+          <w:b/>
+        </w:rPr>
+        <w:t xml:space="preserve">B.</w:t>
+      </w:r>
+      <w:r>
+        <w:t xml:space="preserve"> </w:t>
+      </w:r>
+      <w:r>
+        <w:t xml:space="preserve">Заявки по избранным маршрутам согласования не требуют — цена заранее утверждена в справочнике.</w:t>
       </w:r>
     </w:p>
     <w:p>
@@ -1856,6 +2010,28 @@
         <w:pStyle w:val="Compact"/>
       </w:pPr>
       <w:r>
+        <w:t xml:space="preserve">Лимит сотрудника:</w:t>
+      </w:r>
+      <w:r>
+        <w:t xml:space="preserve"> </w:t>
+      </w:r>
+      <w:r>
+        <w:rPr>
+          <w:bCs/>
+          <w:b/>
+        </w:rPr>
+        <w:t xml:space="preserve">A.</w:t>
+      </w:r>
+      <w:r>
+        <w:t xml:space="preserve"> </w:t>
+      </w:r>
+      <w:r>
+        <w:t xml:space="preserve">Резервируется и списывается фиксированная цена, как обычная плановая стоимость.</w:t>
+      </w:r>
+      <w:r>
+        <w:t xml:space="preserve"> </w:t>
+      </w:r>
+      <w:r>
         <w:rPr>
           <w:bCs/>
           <w:b/>
@@ -1866,29 +2042,7 @@
         <w:t xml:space="preserve"> </w:t>
       </w:r>
       <w:r>
-        <w:t xml:space="preserve">Изменение запрещено, пока есть активные заявки — как и деактивация.</w:t>
-      </w:r>
-    </w:p>
-    <w:p>
-      <w:pPr>
-        <w:numPr>
-          <w:ilvl w:val="0"/>
-          <w:numId w:val="1009"/>
-        </w:numPr>
-        <w:pStyle w:val="Compact"/>
-      </w:pPr>
-      <w:r>
-        <w:rPr>
-          <w:bCs/>
-          <w:b/>
-        </w:rPr>
-        <w:t xml:space="preserve">C.</w:t>
-      </w:r>
-      <w:r>
-        <w:t xml:space="preserve"> </w:t>
-      </w:r>
-      <w:r>
-        <w:t xml:space="preserve">Разрешено частично: цену и название менять можно, точки маршрута — нельзя.</w:t>
+        <w:t xml:space="preserve">Заявки по маршрутам в лимит не включаются.</w:t>
       </w:r>
     </w:p>
     <w:p>
@@ -1906,7 +2060,65 @@
         <w:t xml:space="preserve"> </w:t>
       </w:r>
       <w:r>
-        <w:t xml:space="preserve">A: история версий для этого и нужна, а запрет остановит работу управляющего справочниками на время выполнения поездок.</w:t>
+        <w:t xml:space="preserve">Согласование — A (цена в справочнике утверждается управляющим справочниками, а не согласующим по заявке); лимит — A. Если выбирается B по согласованию, нужно назвать, кто и когда утверждает прайс, чтобы согласование не обходилось.</w:t>
+      </w:r>
+    </w:p>
+    <w:p>
+      <w:pPr>
+        <w:pStyle w:val="BodyText"/>
+      </w:pPr>
+      <w:r>
+        <w:rPr>
+          <w:bCs/>
+          <w:b/>
+        </w:rPr>
+        <w:t xml:space="preserve">Почему это нужно для T01.2 (08.10).</w:t>
+      </w:r>
+      <w:r>
+        <w:t xml:space="preserve"> </w:t>
+      </w:r>
+      <w:r>
+        <w:rPr>
+          <w:rStyle w:val="VerbatimChar"/>
+        </w:rPr>
+        <w:t xml:space="preserve">[КОД]</w:t>
+      </w:r>
+      <w:r>
+        <w:t xml:space="preserve"> </w:t>
+      </w:r>
+      <w:r>
+        <w:t xml:space="preserve">Активной считается заявка в любом нетерминальном статусе: терминальны только «отменена» и «завершена». Статус ожидания согласования — нетерминальный, значит заявка, зависшая на согласовании,</w:t>
+      </w:r>
+      <w:r>
+        <w:t xml:space="preserve"> </w:t>
+      </w:r>
+      <w:r>
+        <w:rPr>
+          <w:bCs/>
+          <w:b/>
+        </w:rPr>
+        <w:t xml:space="preserve">блокирует деактивацию маршрута</w:t>
+      </w:r>
+      <w:r>
+        <w:t xml:space="preserve">. При варианте B по согласованию такой блокировки не будет.</w:t>
+      </w:r>
+    </w:p>
+    <w:p>
+      <w:pPr>
+        <w:pStyle w:val="BodyText"/>
+      </w:pPr>
+      <w:r>
+        <w:rPr>
+          <w:bCs/>
+          <w:b/>
+        </w:rPr>
+        <w:t xml:space="preserve">Проверка по коду: да, механика подтверждена.</w:t>
+      </w:r>
+      <w:r>
+        <w:t xml:space="preserve"> </w:t>
+      </w:r>
+      <w:r>
+        <w:t xml:space="preserve">Согласование настраивается на пару «организация + вид транспорта», автосогласование срабатывает, если стоимость строго меньше порога; резерв лимита делается по плановой стоимости и по ней же списывается при завершении. Нужны ли исключения для избранных маршрутов — бизнес-решение.</w:t>
       </w:r>
     </w:p>
     <w:p>
@@ -1916,14 +2128,14 @@
         </w:pict>
       </w:r>
     </w:p>
-    <w:bookmarkEnd w:id="28"/>
-    <w:bookmarkStart w:id="29" w:name="X114feaa89f476cb01e3f4e557bc513d2c78b3fd"/>
+    <w:bookmarkEnd w:id="27"/>
+    <w:bookmarkStart w:id="28" w:name="X1548dde671ac038271efba61b48802dde826e31"/>
     <w:p>
       <w:pPr>
         <w:pStyle w:val="Heading2"/>
       </w:pPr>
       <w:r>
-        <w:t xml:space="preserve">Вопрос 19. Нужна ли в карточке маршрута дата последнего расчёта</w:t>
+        <w:t xml:space="preserve">Вопрос 18. Можно ли изменять маршрут, по которому есть активные заявки</w:t>
       </w:r>
     </w:p>
     <w:p>
@@ -1941,7 +2153,7 @@
         <w:t xml:space="preserve"> </w:t>
       </w:r>
       <w:r>
-        <w:t xml:space="preserve">T01.1, D12: решено не добавлять поле даты расчёта, поскольку устаревание расчёта зависит от смены тарифа, а не от времени. Оговорка: если интерфейсу дата расчёта нужна — поле добавляется. Макеты T01.3 этого не показывают.</w:t>
+        <w:t xml:space="preserve">Протокол 10.09, п. 7: корректировка разрешена с сохранением, кто и когда правил. T01.1 и T01.2: деактивация при активной заявке запрещена. Для изменения такого правила нет. Заявка хранит версию маршрута, поэтому её собственные данные от правки справочника не меняются (протокол 10.09, п. 9).</w:t>
       </w:r>
     </w:p>
     <w:p>
@@ -1959,7 +2171,7 @@
         <w:t xml:space="preserve"> </w:t>
       </w:r>
       <w:r>
-        <w:t xml:space="preserve">Нужно ли управляющему справочниками видеть, когда расстояние, время и рекомендуемая стоимость маршрута рассчитывались последний раз.</w:t>
+        <w:t xml:space="preserve">Запрет изменения из запрета деактивации не следует, и вводить его самостоятельно мы не будем. Нужно решение: допустимо ли править маршрут, по которому уже оформлены, но не завершены поездки.</w:t>
       </w:r>
     </w:p>
     <w:p>
@@ -1993,7 +2205,7 @@
         <w:t xml:space="preserve"> </w:t>
       </w:r>
       <w:r>
-        <w:t xml:space="preserve">Не нужно. Значения всегда соответствуют сохранённым данным, потому что сервер пересчитывает их при каждом сохранении.</w:t>
+        <w:t xml:space="preserve">Изменение разрешено всегда. Оформленные заявки сохраняют данные своей версии маршрута; новые заявки идут по новой версии.</w:t>
       </w:r>
     </w:p>
     <w:p>
@@ -2015,6 +2227,173 @@
         <w:t xml:space="preserve"> </w:t>
       </w:r>
       <w:r>
+        <w:t xml:space="preserve">Изменение запрещено, пока есть активные заявки — как и деактивация.</w:t>
+      </w:r>
+    </w:p>
+    <w:p>
+      <w:pPr>
+        <w:numPr>
+          <w:ilvl w:val="0"/>
+          <w:numId w:val="1010"/>
+        </w:numPr>
+        <w:pStyle w:val="Compact"/>
+      </w:pPr>
+      <w:r>
+        <w:rPr>
+          <w:bCs/>
+          <w:b/>
+        </w:rPr>
+        <w:t xml:space="preserve">C.</w:t>
+      </w:r>
+      <w:r>
+        <w:t xml:space="preserve"> </w:t>
+      </w:r>
+      <w:r>
+        <w:t xml:space="preserve">Разрешено частично: цену и название менять можно, точки маршрута — нельзя.</w:t>
+      </w:r>
+    </w:p>
+    <w:p>
+      <w:pPr>
+        <w:pStyle w:val="FirstParagraph"/>
+      </w:pPr>
+      <w:r>
+        <w:rPr>
+          <w:bCs/>
+          <w:b/>
+        </w:rPr>
+        <w:t xml:space="preserve">Рекомендация.</w:t>
+      </w:r>
+      <w:r>
+        <w:t xml:space="preserve"> </w:t>
+      </w:r>
+      <w:r>
+        <w:t xml:space="preserve">A: история версий для этого и нужна, а запрет остановит работу управляющего справочниками на время выполнения поездок.</w:t>
+      </w:r>
+    </w:p>
+    <w:p>
+      <w:pPr>
+        <w:pStyle w:val="BodyText"/>
+      </w:pPr>
+      <w:r>
+        <w:rPr>
+          <w:bCs/>
+          <w:b/>
+        </w:rPr>
+        <w:t xml:space="preserve">Проверка по коду: нет.</w:t>
+      </w:r>
+      <w:r>
+        <w:t xml:space="preserve"> </w:t>
+      </w:r>
+      <w:r>
+        <w:t xml:space="preserve">Бизнес-решение.</w:t>
+      </w:r>
+    </w:p>
+    <w:p>
+      <w:r>
+        <w:pict>
+          <v:rect style="width:0;height:1.5pt" o:hralign="center" o:hrstd="t" o:hr="t"/>
+        </w:pict>
+      </w:r>
+    </w:p>
+    <w:bookmarkEnd w:id="28"/>
+    <w:bookmarkStart w:id="29" w:name="X114feaa89f476cb01e3f4e557bc513d2c78b3fd"/>
+    <w:p>
+      <w:pPr>
+        <w:pStyle w:val="Heading2"/>
+      </w:pPr>
+      <w:r>
+        <w:t xml:space="preserve">Вопрос 19. Нужна ли в карточке маршрута дата последнего расчёта</w:t>
+      </w:r>
+    </w:p>
+    <w:p>
+      <w:pPr>
+        <w:pStyle w:val="FirstParagraph"/>
+      </w:pPr>
+      <w:r>
+        <w:rPr>
+          <w:bCs/>
+          <w:b/>
+        </w:rPr>
+        <w:t xml:space="preserve">Откуда.</w:t>
+      </w:r>
+      <w:r>
+        <w:t xml:space="preserve"> </w:t>
+      </w:r>
+      <w:r>
+        <w:t xml:space="preserve">T01.1, D12: решено не добавлять поле даты расчёта, поскольку устаревание расчёта зависит от смены тарифа, а не от времени. Оговорка: если интерфейсу дата расчёта нужна — поле добавляется. Макеты T01.3 этого не показывают.</w:t>
+      </w:r>
+    </w:p>
+    <w:p>
+      <w:pPr>
+        <w:pStyle w:val="BodyText"/>
+      </w:pPr>
+      <w:r>
+        <w:rPr>
+          <w:bCs/>
+          <w:b/>
+        </w:rPr>
+        <w:t xml:space="preserve">Суть.</w:t>
+      </w:r>
+      <w:r>
+        <w:t xml:space="preserve"> </w:t>
+      </w:r>
+      <w:r>
+        <w:t xml:space="preserve">Нужно ли управляющему справочниками видеть, когда расстояние, время и рекомендуемая стоимость маршрута рассчитывались последний раз.</w:t>
+      </w:r>
+    </w:p>
+    <w:p>
+      <w:pPr>
+        <w:pStyle w:val="BodyText"/>
+      </w:pPr>
+      <w:r>
+        <w:rPr>
+          <w:bCs/>
+          <w:b/>
+        </w:rPr>
+        <w:t xml:space="preserve">Варианты.</w:t>
+      </w:r>
+    </w:p>
+    <w:p>
+      <w:pPr>
+        <w:numPr>
+          <w:ilvl w:val="0"/>
+          <w:numId w:val="1011"/>
+        </w:numPr>
+        <w:pStyle w:val="Compact"/>
+      </w:pPr>
+      <w:r>
+        <w:rPr>
+          <w:bCs/>
+          <w:b/>
+        </w:rPr>
+        <w:t xml:space="preserve">A.</w:t>
+      </w:r>
+      <w:r>
+        <w:t xml:space="preserve"> </w:t>
+      </w:r>
+      <w:r>
+        <w:t xml:space="preserve">Не нужно. Значения всегда соответствуют сохранённым данным, потому что сервер пересчитывает их при каждом сохранении.</w:t>
+      </w:r>
+    </w:p>
+    <w:p>
+      <w:pPr>
+        <w:numPr>
+          <w:ilvl w:val="0"/>
+          <w:numId w:val="1011"/>
+        </w:numPr>
+        <w:pStyle w:val="Compact"/>
+      </w:pPr>
+      <w:r>
+        <w:rPr>
+          <w:bCs/>
+          <w:b/>
+        </w:rPr>
+        <w:t xml:space="preserve">B.</w:t>
+      </w:r>
+      <w:r>
+        <w:t xml:space="preserve"> </w:t>
+      </w:r>
+      <w:r>
         <w:t xml:space="preserve">Нужно — показывать дату и время последнего расчёта в карточке и в списке.</w:t>
       </w:r>
     </w:p>
@@ -2034,6 +2413,24 @@
       </w:r>
       <w:r>
         <w:t xml:space="preserve">A. При варианте B в модель данных добавляется поле, и нужно решить, что считать признаком устаревшего расчёта: одной даты для этого недостаточно.</w:t>
+      </w:r>
+    </w:p>
+    <w:p>
+      <w:pPr>
+        <w:pStyle w:val="BodyText"/>
+      </w:pPr>
+      <w:r>
+        <w:rPr>
+          <w:bCs/>
+          <w:b/>
+        </w:rPr>
+        <w:t xml:space="preserve">Проверка по коду: нет.</w:t>
+      </w:r>
+      <w:r>
+        <w:t xml:space="preserve"> </w:t>
+      </w:r>
+      <w:r>
+        <w:t xml:space="preserve">Зависит от макетов T01.3 и потребности пользователя.</w:t>
       </w:r>
     </w:p>
     <w:p>
@@ -3357,6 +3754,9 @@
     <w:abstractNumId w:val="991"/>
   </w:num>
   <w:num w:numId="1010">
+    <w:abstractNumId w:val="991"/>
+  </w:num>
+  <w:num w:numId="1011">
     <w:abstractNumId w:val="991"/>
   </w:num>
 </w:numbering>

--- a/Вопросы_заказчику_T01.2.docx
+++ b/Вопросы_заказчику_T01.2.docx
@@ -28,7 +28,7 @@
         </w:p>
       </w:sdtContent>
     </w:sdt>
-    <w:bookmarkStart w:id="31" w:name="вопросы-заказчику-по-t012"/>
+    <w:bookmarkStart w:id="32" w:name="вопросы-заказчику-по-t012"/>
     <w:p>
       <w:pPr>
         <w:pStyle w:val="Heading1"/>
@@ -84,7 +84,7 @@
         <w:t xml:space="preserve"> </w:t>
       </w:r>
       <w:r>
-        <w:t xml:space="preserve">Вопросы 7–12 перенесены из сводного списка «Вопросы заказчику по T01.1 и T01.2» без изменения номеров и формулировок, с дополнениями по итогам обследования кода 08.10.2026. Вопросы 16–19 добавлены.</w:t>
+        <w:t xml:space="preserve">Вопросы 7–12 перенесены из сводного списка «Вопросы заказчику по T01.1 и T01.2» без изменения номеров и формулировок, с дополнениями по итогам обследования кода 08.10.2026. Вопросы 16–19 добавлены по итогам сверки с кодом, вопрос 20 — по итогам исследования стенда 08.10.2026.</w:t>
       </w:r>
       <w:r>
         <w:t xml:space="preserve"> </w:t>
@@ -139,7 +139,23 @@
         <w:t xml:space="preserve"> </w:t>
       </w:r>
       <w:r>
-        <w:t xml:space="preserve">Открытых вопросов 10: перенесено — 6 (№ 7–12), добавлено — 4 (№ 16–19). Без ответов на № 7, 8 и 9 нельзя завершить проверки при сохранении и правила списка.</w:t>
+        <w:t xml:space="preserve">Открытых вопросов 11: перенесено — 6 (№ 7–12), добавлено — 5 (№ 16–19 и № 20).</w:t>
+      </w:r>
+      <w:r>
+        <w:t xml:space="preserve"> </w:t>
+      </w:r>
+      <w:r>
+        <w:rPr>
+          <w:bCs/>
+          <w:b/>
+        </w:rPr>
+        <w:t xml:space="preserve">Вопрос 20 — узловой:</w:t>
+      </w:r>
+      <w:r>
+        <w:t xml:space="preserve"> </w:t>
+      </w:r>
+      <w:r>
+        <w:t xml:space="preserve">от него зависит объём разработки по выбору тарифа. Без ответов на № 7, 8 и 9 нельзя завершить проверки при сохранении и правила списка.</w:t>
       </w:r>
     </w:p>
     <w:p>
@@ -261,7 +277,29 @@
         <w:t xml:space="preserve"> </w:t>
       </w:r>
       <w:r>
-        <w:t xml:space="preserve">— механика согласования и резервирования лимита подтверждена кодом.</w:t>
+        <w:t xml:space="preserve">— механика согласования и резервирования лимита подтверждена кодом;</w:t>
+      </w:r>
+    </w:p>
+    <w:p>
+      <w:pPr>
+        <w:numPr>
+          <w:ilvl w:val="0"/>
+          <w:numId w:val="1001"/>
+        </w:numPr>
+        <w:pStyle w:val="Compact"/>
+      </w:pPr>
+      <w:r>
+        <w:rPr>
+          <w:bCs/>
+          <w:b/>
+        </w:rPr>
+        <w:t xml:space="preserve">вопрос 20</w:t>
+      </w:r>
+      <w:r>
+        <w:t xml:space="preserve"> </w:t>
+      </w:r>
+      <w:r>
+        <w:t xml:space="preserve">— для внешних агрегаторов механизм перечня в платформе есть и обходится дёшево, для корпоративных тарифов его нет.</w:t>
       </w:r>
     </w:p>
     <w:p>
@@ -2441,7 +2479,202 @@
       </w:r>
     </w:p>
     <w:bookmarkEnd w:id="29"/>
-    <w:bookmarkStart w:id="30" w:name="X8e30bd1bfcf039d7ecc81b05da54d6f82390f02"/>
+    <w:bookmarkStart w:id="30" w:name="X0a3f22fe6e67bb8ecb4afe17b4b2e55e4e61c14"/>
+    <w:p>
+      <w:pPr>
+        <w:pStyle w:val="Heading2"/>
+      </w:pPr>
+      <w:r>
+        <w:t xml:space="preserve">Вопрос 20. Какие тарифы должны быть в перечне для выбора</w:t>
+      </w:r>
+    </w:p>
+    <w:p>
+      <w:pPr>
+        <w:pStyle w:val="FirstParagraph"/>
+      </w:pPr>
+      <w:r>
+        <w:rPr>
+          <w:bCs/>
+          <w:b/>
+        </w:rPr>
+        <w:t xml:space="preserve">Откуда.</w:t>
+      </w:r>
+      <w:r>
+        <w:t xml:space="preserve"> </w:t>
+      </w:r>
+      <w:r>
+        <w:t xml:space="preserve">Решение встречи 08.10.2026: при создании маршрута управляющий выбирает тариф из перечня действующих тарифов с ценами. Исследование тестового стенда 08.10.2026 показало, что на стенде существуют два разных мира тарифов, и механизмы у них разные.</w:t>
+      </w:r>
+    </w:p>
+    <w:p>
+      <w:pPr>
+        <w:pStyle w:val="BodyText"/>
+      </w:pPr>
+      <w:r>
+        <w:rPr>
+          <w:bCs/>
+          <w:b/>
+        </w:rPr>
+        <w:t xml:space="preserve">Суть.</w:t>
+      </w:r>
+      <w:r>
+        <w:t xml:space="preserve"> </w:t>
+      </w:r>
+      <w:r>
+        <w:t xml:space="preserve">Нужно решить, что должно попадать в этот перечень. От ответа зависит, нужна ли разработка вообще, какой тип идентификатора хранить и можно ли выполнить просьбу хранить человекочитаемый номер тарифа.</w:t>
+      </w:r>
+    </w:p>
+    <w:p>
+      <w:pPr>
+        <w:pStyle w:val="BodyText"/>
+      </w:pPr>
+      <w:r>
+        <w:rPr>
+          <w:bCs/>
+          <w:b/>
+        </w:rPr>
+        <w:t xml:space="preserve">Варианты.</w:t>
+      </w:r>
+    </w:p>
+    <w:p>
+      <w:pPr>
+        <w:numPr>
+          <w:ilvl w:val="0"/>
+          <w:numId w:val="1012"/>
+        </w:numPr>
+        <w:pStyle w:val="Compact"/>
+      </w:pPr>
+      <w:r>
+        <w:rPr>
+          <w:bCs/>
+          <w:b/>
+        </w:rPr>
+        <w:t xml:space="preserve">A. Только внешние агрегаторы</w:t>
+      </w:r>
+      <w:r>
+        <w:t xml:space="preserve"> </w:t>
+      </w:r>
+      <w:r>
+        <w:t xml:space="preserve">(Yandex Go и подобные). Перечень классов с ценами платформа отдаёт одним вызовом, разработка минимальная. Минус: у таких тарифов</w:t>
+      </w:r>
+      <w:r>
+        <w:t xml:space="preserve"> </w:t>
+      </w:r>
+      <w:r>
+        <w:rPr>
+          <w:bCs/>
+          <w:b/>
+        </w:rPr>
+        <w:t xml:space="preserve">нет человекочитаемого номера</w:t>
+      </w:r>
+      <w:r>
+        <w:t xml:space="preserve">, а на встрече 08.10 просили хранить именно его.</w:t>
+      </w:r>
+    </w:p>
+    <w:p>
+      <w:pPr>
+        <w:numPr>
+          <w:ilvl w:val="0"/>
+          <w:numId w:val="1012"/>
+        </w:numPr>
+        <w:pStyle w:val="Compact"/>
+      </w:pPr>
+      <w:r>
+        <w:rPr>
+          <w:bCs/>
+          <w:b/>
+        </w:rPr>
+        <w:t xml:space="preserve">B. Только корпоративные тарифы</w:t>
+      </w:r>
+      <w:r>
+        <w:t xml:space="preserve"> </w:t>
+      </w:r>
+      <w:r>
+        <w:t xml:space="preserve">(например, БИБИ-КАР, Автопарк по договорам организации). Номер тарифа есть, но готового способа получить по ним перечень классов с ценами в платформе нет — потребуется доработка.</w:t>
+      </w:r>
+    </w:p>
+    <w:p>
+      <w:pPr>
+        <w:numPr>
+          <w:ilvl w:val="0"/>
+          <w:numId w:val="1012"/>
+        </w:numPr>
+        <w:pStyle w:val="Compact"/>
+      </w:pPr>
+      <w:r>
+        <w:rPr>
+          <w:bCs/>
+          <w:b/>
+        </w:rPr>
+        <w:t xml:space="preserve">C. Оба источника</w:t>
+      </w:r>
+      <w:r>
+        <w:t xml:space="preserve">, с объединением на стороне справочника. Самый полный вариант и самый дорогой.</w:t>
+      </w:r>
+    </w:p>
+    <w:p>
+      <w:pPr>
+        <w:pStyle w:val="FirstParagraph"/>
+      </w:pPr>
+      <w:r>
+        <w:rPr>
+          <w:bCs/>
+          <w:b/>
+        </w:rPr>
+        <w:t xml:space="preserve">Рекомендация.</w:t>
+      </w:r>
+      <w:r>
+        <w:t xml:space="preserve"> </w:t>
+      </w:r>
+      <w:r>
+        <w:t xml:space="preserve">Рекомендации нет: это выбор объёма. Но стоит учесть, что просьба хранить номер тарифа выполнима только для корпоративных тарифов.</w:t>
+      </w:r>
+    </w:p>
+    <w:p>
+      <w:pPr>
+        <w:pStyle w:val="BodyText"/>
+      </w:pPr>
+      <w:r>
+        <w:rPr>
+          <w:bCs/>
+          <w:b/>
+        </w:rPr>
+        <w:t xml:space="preserve">Дополнительно.</w:t>
+      </w:r>
+      <w:r>
+        <w:t xml:space="preserve"> </w:t>
+      </w:r>
+      <w:r>
+        <w:t xml:space="preserve">Бывает ли по одному классу несколько действующих договоров в одном регионе, и если да — должен ли управляющий выбирать договор вручную? На стенде такой случай есть: в Москве по классу Эконом два тарифа от разных контрагентов, и цены отличаются в десятки раз — 73,20 ₽ за километр против 1,00 ₽.</w:t>
+      </w:r>
+    </w:p>
+    <w:p>
+      <w:pPr>
+        <w:pStyle w:val="BodyText"/>
+      </w:pPr>
+      <w:r>
+        <w:rPr>
+          <w:bCs/>
+          <w:b/>
+        </w:rPr>
+        <w:t xml:space="preserve">Проверка по коду: частично, и она уточняет цену вопроса.</w:t>
+      </w:r>
+      <w:r>
+        <w:t xml:space="preserve"> </w:t>
+      </w:r>
+      <w:r>
+        <w:t xml:space="preserve">Для варианта A механизм в платформе есть: расчёт внешних цен возвращает все четыре класса такси с ценами за один вызов, а серверу для этого нужна только геометрия маршрута — ни пассажир, ни цель поездки не требуются. Для варианта B готового механизма нет: поиск тарифов не возвращает ни класса, ни цены, а штатный расчёт такси не обслуживает. Какой вариант выбрать — бизнес-решение.</w:t>
+      </w:r>
+    </w:p>
+    <w:p>
+      <w:r>
+        <w:pict>
+          <v:rect style="width:0;height:1.5pt" o:hralign="center" o:hrstd="t" o:hr="t"/>
+        </w:pict>
+      </w:r>
+    </w:p>
+    <w:bookmarkEnd w:id="30"/>
+    <w:bookmarkStart w:id="31" w:name="X8e30bd1bfcf039d7ecc81b05da54d6f82390f02"/>
     <w:p>
       <w:pPr>
         <w:pStyle w:val="Heading2"/>
@@ -3539,8 +3772,8 @@
         </w:tc>
       </w:tr>
     </w:tbl>
-    <w:bookmarkEnd w:id="30"/>
     <w:bookmarkEnd w:id="31"/>
+    <w:bookmarkEnd w:id="32"/>
     <w:sectPr/>
   </w:body>
 </w:document>
@@ -3757,6 +3990,9 @@
     <w:abstractNumId w:val="991"/>
   </w:num>
   <w:num w:numId="1011">
+    <w:abstractNumId w:val="991"/>
+  </w:num>
+  <w:num w:numId="1012">
     <w:abstractNumId w:val="991"/>
   </w:num>
 </w:numbering>

--- a/Вопросы_заказчику_T01.2.docx
+++ b/Вопросы_заказчику_T01.2.docx
@@ -28,7 +28,7 @@
         </w:p>
       </w:sdtContent>
     </w:sdt>
-    <w:bookmarkStart w:id="32" w:name="вопросы-заказчику-по-t012"/>
+    <w:bookmarkStart w:id="33" w:name="вопросы-заказчику-по-t012"/>
     <w:p>
       <w:pPr>
         <w:pStyle w:val="Heading1"/>
@@ -139,7 +139,7 @@
         <w:t xml:space="preserve"> </w:t>
       </w:r>
       <w:r>
-        <w:t xml:space="preserve">Открытых вопросов 11: перенесено — 6 (№ 7–12), добавлено — 5 (№ 16–19 и № 20).</w:t>
+        <w:t xml:space="preserve">Открытыми остаются 5 вопросов: 8, 11, 12, 18 и 20. Ещё четыре (7, 9, 10, 16) закрыты встречей 08.10.2026 и вынесены в отдельный раздел, вопрос 19 переадресован в T01.3.</w:t>
       </w:r>
       <w:r>
         <w:t xml:space="preserve"> </w:t>
@@ -156,6 +156,42 @@
       </w:r>
       <w:r>
         <w:t xml:space="preserve">от него зависит объём разработки по выбору тарифа. Без ответов на № 7, 8 и 9 нельзя завершить проверки при сохранении и правила списка.</w:t>
+      </w:r>
+    </w:p>
+    <w:p>
+      <w:pPr>
+        <w:pStyle w:val="BodyText"/>
+      </w:pPr>
+      <w:r>
+        <w:rPr>
+          <w:bCs/>
+          <w:b/>
+        </w:rPr>
+        <w:t xml:space="preserve">Триаж 09.10.2026: четыре вопроса уже отвечены и сняты.</w:t>
+      </w:r>
+      <w:r>
+        <w:t xml:space="preserve"> </w:t>
+      </w:r>
+      <w:r>
+        <w:t xml:space="preserve">Вопросы 7, 9, 10 и 16 заказчик закрыл на встрече 08.10.2026; они перенесены в раздел «Закрыто на встрече 08.10.2026» и повторно не задаются. Вопрос 19 заказчику не адресуется: это решение по макетам T01.3. Вопрос 17 можно сузить до одного пункта — блокирует ли деактивацию заявка, зависшая на согласовании.</w:t>
+      </w:r>
+    </w:p>
+    <w:p>
+      <w:pPr>
+        <w:pStyle w:val="BodyText"/>
+      </w:pPr>
+      <w:r>
+        <w:rPr>
+          <w:bCs/>
+          <w:b/>
+        </w:rPr>
+        <w:t xml:space="preserve">Остаётся пять вопросов:</w:t>
+      </w:r>
+      <w:r>
+        <w:t xml:space="preserve"> </w:t>
+      </w:r>
+      <w:r>
+        <w:t xml:space="preserve">20 (узловой, задавать первым), 11 (срочный — функция реализована, контракта нет), 8, 18 и 12 (ожидается уточнение у Наташи).</w:t>
       </w:r>
     </w:p>
     <w:p>
@@ -375,13 +411,13 @@
         </w:pict>
       </w:r>
     </w:p>
-    <w:bookmarkStart w:id="20" w:name="вопрос-7-действие-при-дубле"/>
+    <w:bookmarkStart w:id="20" w:name="Xab1d17903d6bc8acee859508fb994166f79ec5c"/>
     <w:p>
       <w:pPr>
         <w:pStyle w:val="Heading2"/>
       </w:pPr>
       <w:r>
-        <w:t xml:space="preserve">Вопрос 7. Действие при дубле</w:t>
+        <w:t xml:space="preserve">Вопрос 8. Период действия: часовой пояс и граничные дни</w:t>
       </w:r>
     </w:p>
     <w:p>
@@ -399,7 +435,7 @@
         <w:t xml:space="preserve"> </w:t>
       </w:r>
       <w:r>
-        <w:t xml:space="preserve">Критерий дубля — вопрос 4 первой части; T01.1, D09.</w:t>
+        <w:t xml:space="preserve">Период можно не задавать; проверка идёт на желаемую дату заказа (встреча 05.10). Даты периода хранятся без времени, а заказ оформляют в разное время суток и в разных часовых поясах.</w:t>
       </w:r>
     </w:p>
     <w:p>
@@ -417,7 +453,7 @@
         <w:t xml:space="preserve"> </w:t>
       </w:r>
       <w:r>
-        <w:t xml:space="preserve">Что должна делать система при попытке сохранить дубль.</w:t>
+        <w:t xml:space="preserve">В каком часовом поясе трактуются границы периода и включается ли последний день целиком. От ответа зависит, показывается ли маршрут в первый и последний день периода, когда он считается истёкшим и как это согласуется с датами действия тарифа.</w:t>
       </w:r>
     </w:p>
     <w:p>
@@ -451,7 +487,7 @@
         <w:t xml:space="preserve"> </w:t>
       </w:r>
       <w:r>
-        <w:t xml:space="preserve">Отказ с сообщением об ошибке (сохранение запрещено).</w:t>
+        <w:t xml:space="preserve">Часовой пояс региона первой точки; последний день включается целиком (до 23:59:59).</w:t>
       </w:r>
     </w:p>
     <w:p>
@@ -473,7 +509,7 @@
         <w:t xml:space="preserve"> </w:t>
       </w:r>
       <w:r>
-        <w:t xml:space="preserve">Предупреждение, сохранение разрешено.</w:t>
+        <w:t xml:space="preserve">Другое правило.</w:t>
       </w:r>
     </w:p>
     <w:p>
@@ -503,13 +539,7 @@
           <w:bCs/>
           <w:b/>
         </w:rPr>
-        <w:t xml:space="preserve">Проверка по коду: нет.</w:t>
-      </w:r>
-      <w:r>
-        <w:t xml:space="preserve"> </w:t>
-      </w:r>
-      <w:r>
-        <w:t xml:space="preserve">Бизнес-решение. Платформенная фактура лишь в том, что отказ по дублю в сервисах оформляется как</w:t>
+        <w:t xml:space="preserve">Подтверждено кодом (08.10).</w:t>
       </w:r>
       <w:r>
         <w:t xml:space="preserve"> </w:t>
@@ -518,13 +548,190 @@
         <w:rPr>
           <w:rStyle w:val="VerbatimChar"/>
         </w:rPr>
-        <w:t xml:space="preserve">DuplicateDataException</w:t>
-      </w:r>
-      <w:r>
-        <w:t xml:space="preserve"> </w:t>
-      </w:r>
-      <w:r>
-        <w:t xml:space="preserve">с кодом 409.</w:t>
+        <w:t xml:space="preserve">[КОД]</w:t>
+      </w:r>
+      <w:r>
+        <w:t xml:space="preserve"> </w:t>
+      </w:r>
+      <w:r>
+        <w:t xml:space="preserve">Часовой пояс штатного расчёта — пояс региона, то есть вариант A совпадает с тем, как платформа уже работает. У тарифов группового трансфера поиск ограничен датами тарифа включительно — границы «целиком» тоже совпадают.</w:t>
+      </w:r>
+    </w:p>
+    <w:p>
+      <w:pPr>
+        <w:pStyle w:val="BodyText"/>
+      </w:pPr>
+      <w:r>
+        <w:rPr>
+          <w:bCs/>
+          <w:b/>
+        </w:rPr>
+        <w:t xml:space="preserve">Важное ограничение (08.10).</w:t>
+      </w:r>
+      <w:r>
+        <w:t xml:space="preserve"> </w:t>
+      </w:r>
+      <w:r>
+        <w:rPr>
+          <w:rStyle w:val="VerbatimChar"/>
+        </w:rPr>
+        <w:t xml:space="preserve">[КОД]</w:t>
+      </w:r>
+      <w:r>
+        <w:t xml:space="preserve"> </w:t>
+      </w:r>
+      <w:r>
+        <w:t xml:space="preserve">У</w:t>
+      </w:r>
+      <w:r>
+        <w:t xml:space="preserve"> </w:t>
+      </w:r>
+      <w:r>
+        <w:rPr>
+          <w:bCs/>
+          <w:b/>
+        </w:rPr>
+        <w:t xml:space="preserve">тарифа такси собственных дат нет</w:t>
+      </w:r>
+      <w:r>
+        <w:t xml:space="preserve"> </w:t>
+      </w:r>
+      <w:r>
+        <w:t xml:space="preserve">— только признак активности и даты договора. Поэтому для такси система может проверить «тариф действует сейчас», но</w:t>
+      </w:r>
+      <w:r>
+        <w:t xml:space="preserve"> </w:t>
+      </w:r>
+      <w:r>
+        <w:rPr>
+          <w:bCs/>
+          <w:b/>
+        </w:rPr>
+        <w:t xml:space="preserve">не может проверить «тариф будет действовать на дату поездки»</w:t>
+      </w:r>
+      <w:r>
+        <w:t xml:space="preserve">. Для группового трансфера даты тарифа есть. Это значит, что при заказе такси на будущую дату гарантии «маршрут точно доступен» нет, и правило придётся описать по-разному для двух видов транспорта.</w:t>
+      </w:r>
+    </w:p>
+    <w:p>
+      <w:pPr>
+        <w:pStyle w:val="BodyText"/>
+      </w:pPr>
+      <w:r>
+        <w:rPr>
+          <w:bCs/>
+          <w:b/>
+        </w:rPr>
+        <w:t xml:space="preserve">Примечание.</w:t>
+      </w:r>
+      <w:r>
+        <w:t xml:space="preserve"> </w:t>
+      </w:r>
+      <w:r>
+        <w:t xml:space="preserve">Для поездки после полуночи (например, 02:00 1 сентября) датой заказа считается 1 сентября.</w:t>
+      </w:r>
+    </w:p>
+    <w:p>
+      <w:pPr>
+        <w:pStyle w:val="BodyText"/>
+      </w:pPr>
+      <w:r>
+        <w:rPr>
+          <w:bCs/>
+          <w:b/>
+        </w:rPr>
+        <w:t xml:space="preserve">Проверка по коду: частично.</w:t>
+      </w:r>
+      <w:r>
+        <w:t xml:space="preserve"> </w:t>
+      </w:r>
+      <w:r>
+        <w:t xml:space="preserve">Часовой пояс берётся не из настроек сервиса, а из геозоны: gRPC-ответ</w:t>
+      </w:r>
+      <w:r>
+        <w:t xml:space="preserve"> </w:t>
+      </w:r>
+      <w:r>
+        <w:rPr>
+          <w:rStyle w:val="VerbatimChar"/>
+        </w:rPr>
+        <w:t xml:space="preserve">geo-zones</w:t>
+      </w:r>
+      <w:r>
+        <w:t xml:space="preserve"> </w:t>
+      </w:r>
+      <w:r>
+        <w:t xml:space="preserve">содержит поле</w:t>
+      </w:r>
+      <w:r>
+        <w:t xml:space="preserve"> </w:t>
+      </w:r>
+      <w:r>
+        <w:rPr>
+          <w:rStyle w:val="VerbatimChar"/>
+        </w:rPr>
+        <w:t xml:space="preserve">timeZone</w:t>
+      </w:r>
+      <w:r>
+        <w:t xml:space="preserve"> </w:t>
+      </w:r>
+      <w:r>
+        <w:t xml:space="preserve">у региона. Для группового трансфера даты тарифа (</w:t>
+      </w:r>
+      <w:r>
+        <w:rPr>
+          <w:rStyle w:val="VerbatimChar"/>
+        </w:rPr>
+        <w:t xml:space="preserve">tariffStartDate</w:t>
+      </w:r>
+      <w:r>
+        <w:t xml:space="preserve">,</w:t>
+      </w:r>
+      <w:r>
+        <w:t xml:space="preserve"> </w:t>
+      </w:r>
+      <w:r>
+        <w:rPr>
+          <w:rStyle w:val="VerbatimChar"/>
+        </w:rPr>
+        <w:t xml:space="preserve">tariffEndDate</w:t>
+      </w:r>
+      <w:r>
+        <w:t xml:space="preserve">) существуют и проверяются включительно;</w:t>
+      </w:r>
+      <w:r>
+        <w:t xml:space="preserve"> </w:t>
+      </w:r>
+      <w:r>
+        <w:rPr>
+          <w:bCs/>
+          <w:b/>
+        </w:rPr>
+        <w:t xml:space="preserve">у тарифа такси собственных дат нет вовсе</w:t>
+      </w:r>
+      <w:r>
+        <w:t xml:space="preserve"> </w:t>
+      </w:r>
+      <w:r>
+        <w:t xml:space="preserve">— это подтверждено и кодом, и стендом. Трактовка граничных дней остаётся бизнес-решением.</w:t>
+      </w:r>
+    </w:p>
+    <w:p>
+      <w:pPr>
+        <w:pStyle w:val="BodyText"/>
+      </w:pPr>
+      <w:r>
+        <w:rPr>
+          <w:bCs/>
+          <w:b/>
+        </w:rPr>
+        <w:t xml:space="preserve">Триаж 09.10.2026: ответ нужен.</w:t>
+      </w:r>
+      <w:r>
+        <w:t xml:space="preserve"> </w:t>
+      </w:r>
+      <w:r>
+        <w:t xml:space="preserve">На встрече 08.10 не обсуждался. Влияет на вычисление состояния записи, фильтр по дате и видимость маршрута в первый и последний день периода.</w:t>
       </w:r>
     </w:p>
     <w:p>
@@ -535,13 +742,13 @@
       </w:r>
     </w:p>
     <w:bookmarkEnd w:id="20"/>
-    <w:bookmarkStart w:id="21" w:name="Xab1d17903d6bc8acee859508fb994166f79ec5c"/>
+    <w:bookmarkStart w:id="21" w:name="X6478f36e82172a1510255755d6d53fa4bd861c0"/>
     <w:p>
       <w:pPr>
         <w:pStyle w:val="Heading2"/>
       </w:pPr>
       <w:r>
-        <w:t xml:space="preserve">Вопрос 8. Период действия: часовой пояс и граничные дни</w:t>
+        <w:t xml:space="preserve">Вопрос 11. Массовый импорт маршрутов из Excel и лимит в 80 маршрутов</w:t>
       </w:r>
     </w:p>
     <w:p>
@@ -559,7 +766,7 @@
         <w:t xml:space="preserve"> </w:t>
       </w:r>
       <w:r>
-        <w:t xml:space="preserve">Период можно не задавать; проверка идёт на желаемую дату заказа (встреча 05.10). Даты периода хранятся без времени, а заказ оформляют в разное время суток и в разных часовых поясах.</w:t>
+        <w:t xml:space="preserve">Ответы 10.09: «на старте до 80 маршрутов, массовый импорт нужен». Протокол 17.09, п. 11: формат Excel, выгружаются те же поля, что в справочнике; шаблон разрабатывается самостоятельно, все участвующие поля должны быть заполнены; образец — реализация в тарифах. Режим обработки ошибок, правила дублей и характер функции (разовая или постоянная) не обсуждались. Отчёт разработчика (срез 05.10): импорт сделан, 80 маршрутов загружаются, 81-й отклоняется; отказ от частичной загрузки проверялся. В T01.1 и T01.2 импорта пока нет.</w:t>
       </w:r>
     </w:p>
     <w:p>
@@ -577,7 +784,7 @@
         <w:t xml:space="preserve"> </w:t>
       </w:r>
       <w:r>
-        <w:t xml:space="preserve">В каком часовом поясе трактуются границы периода и включается ли последний день целиком. От ответа зависит, показывается ли маршрут в первый и последний день периода, когда он считается истёкшим и как это согласуется с датами действия тарифа.</w:t>
+        <w:t xml:space="preserve">(1) Является ли 80 маршрутов пределом или стартовым объёмом; (2) что делать с файлом, где есть ошибки в строках и дубли; (3) разовая это функция на старте или постоянная; (4) кто имеет право загружать.</w:t>
       </w:r>
     </w:p>
     <w:p>
@@ -601,6 +808,12 @@
         <w:pStyle w:val="Compact"/>
       </w:pPr>
       <w:r>
+        <w:t xml:space="preserve">(1)</w:t>
+      </w:r>
+      <w:r>
+        <w:t xml:space="preserve"> </w:t>
+      </w:r>
+      <w:r>
         <w:rPr>
           <w:bCs/>
           <w:b/>
@@ -611,7 +824,23 @@
         <w:t xml:space="preserve"> </w:t>
       </w:r>
       <w:r>
-        <w:t xml:space="preserve">Часовой пояс региона первой точки; последний день включается целиком (до 23:59:59).</w:t>
+        <w:t xml:space="preserve">80 — стартовый объём, предела нет.</w:t>
+      </w:r>
+      <w:r>
+        <w:t xml:space="preserve"> </w:t>
+      </w:r>
+      <w:r>
+        <w:rPr>
+          <w:bCs/>
+          <w:b/>
+        </w:rPr>
+        <w:t xml:space="preserve">B.</w:t>
+      </w:r>
+      <w:r>
+        <w:t xml:space="preserve"> </w:t>
+      </w:r>
+      <w:r>
+        <w:t xml:space="preserve">Жёсткий предел 80 маршрутов.</w:t>
       </w:r>
     </w:p>
     <w:p>
@@ -623,6 +852,28 @@
         <w:pStyle w:val="Compact"/>
       </w:pPr>
       <w:r>
+        <w:t xml:space="preserve">(2)</w:t>
+      </w:r>
+      <w:r>
+        <w:t xml:space="preserve"> </w:t>
+      </w:r>
+      <w:r>
+        <w:rPr>
+          <w:bCs/>
+          <w:b/>
+        </w:rPr>
+        <w:t xml:space="preserve">A.</w:t>
+      </w:r>
+      <w:r>
+        <w:t xml:space="preserve"> </w:t>
+      </w:r>
+      <w:r>
+        <w:t xml:space="preserve">Любая ошибка отклоняет весь файл (частичной загрузки нет), пользователь получает перечень ошибок по строкам.</w:t>
+      </w:r>
+      <w:r>
+        <w:t xml:space="preserve"> </w:t>
+      </w:r>
+      <w:r>
         <w:rPr>
           <w:bCs/>
           <w:b/>
@@ -633,7 +884,95 @@
         <w:t xml:space="preserve"> </w:t>
       </w:r>
       <w:r>
-        <w:t xml:space="preserve">Другое правило.</w:t>
+        <w:t xml:space="preserve">Загружаются корректные строки, ошибочные выгружаются отчётом.</w:t>
+      </w:r>
+    </w:p>
+    <w:p>
+      <w:pPr>
+        <w:numPr>
+          <w:ilvl w:val="0"/>
+          <w:numId w:val="1003"/>
+        </w:numPr>
+        <w:pStyle w:val="Compact"/>
+      </w:pPr>
+      <w:r>
+        <w:t xml:space="preserve">(3)</w:t>
+      </w:r>
+      <w:r>
+        <w:t xml:space="preserve"> </w:t>
+      </w:r>
+      <w:r>
+        <w:rPr>
+          <w:bCs/>
+          <w:b/>
+        </w:rPr>
+        <w:t xml:space="preserve">A.</w:t>
+      </w:r>
+      <w:r>
+        <w:t xml:space="preserve"> </w:t>
+      </w:r>
+      <w:r>
+        <w:t xml:space="preserve">Постоянная функция справочника.</w:t>
+      </w:r>
+      <w:r>
+        <w:t xml:space="preserve"> </w:t>
+      </w:r>
+      <w:r>
+        <w:rPr>
+          <w:bCs/>
+          <w:b/>
+        </w:rPr>
+        <w:t xml:space="preserve">B.</w:t>
+      </w:r>
+      <w:r>
+        <w:t xml:space="preserve"> </w:t>
+      </w:r>
+      <w:r>
+        <w:t xml:space="preserve">Разовая загрузка на старте.</w:t>
+      </w:r>
+    </w:p>
+    <w:p>
+      <w:pPr>
+        <w:numPr>
+          <w:ilvl w:val="0"/>
+          <w:numId w:val="1003"/>
+        </w:numPr>
+        <w:pStyle w:val="Compact"/>
+      </w:pPr>
+      <w:r>
+        <w:t xml:space="preserve">(4)</w:t>
+      </w:r>
+      <w:r>
+        <w:t xml:space="preserve"> </w:t>
+      </w:r>
+      <w:r>
+        <w:rPr>
+          <w:bCs/>
+          <w:b/>
+        </w:rPr>
+        <w:t xml:space="preserve">A.</w:t>
+      </w:r>
+      <w:r>
+        <w:t xml:space="preserve"> </w:t>
+      </w:r>
+      <w:r>
+        <w:t xml:space="preserve">Те же пользователи, что управляют справочником.</w:t>
+      </w:r>
+      <w:r>
+        <w:t xml:space="preserve"> </w:t>
+      </w:r>
+      <w:r>
+        <w:rPr>
+          <w:bCs/>
+          <w:b/>
+        </w:rPr>
+        <w:t xml:space="preserve">B.</w:t>
+      </w:r>
+      <w:r>
+        <w:t xml:space="preserve"> </w:t>
+      </w:r>
+      <w:r>
+        <w:t xml:space="preserve">Отдельное право.</w:t>
       </w:r>
     </w:p>
     <w:p>
@@ -651,193 +990,61 @@
         <w:t xml:space="preserve"> </w:t>
       </w:r>
       <w:r>
-        <w:t xml:space="preserve">A.</w:t>
-      </w:r>
-    </w:p>
-    <w:p>
-      <w:pPr>
-        <w:pStyle w:val="BodyText"/>
-      </w:pPr>
-      <w:r>
-        <w:rPr>
-          <w:bCs/>
-          <w:b/>
-        </w:rPr>
-        <w:t xml:space="preserve">Подтверждено кодом (08.10).</w:t>
-      </w:r>
-      <w:r>
-        <w:t xml:space="preserve"> </w:t>
-      </w:r>
-      <w:r>
-        <w:rPr>
-          <w:rStyle w:val="VerbatimChar"/>
-        </w:rPr>
-        <w:t xml:space="preserve">[КОД]</w:t>
-      </w:r>
-      <w:r>
-        <w:t xml:space="preserve"> </w:t>
-      </w:r>
-      <w:r>
-        <w:t xml:space="preserve">Часовой пояс штатного расчёта — пояс региона, то есть вариант A совпадает с тем, как платформа уже работает. У тарифов группового трансфера поиск ограничен датами тарифа включительно — границы «целиком» тоже совпадают.</w:t>
-      </w:r>
-    </w:p>
-    <w:p>
-      <w:pPr>
-        <w:pStyle w:val="BodyText"/>
-      </w:pPr>
-      <w:r>
-        <w:rPr>
-          <w:bCs/>
-          <w:b/>
-        </w:rPr>
-        <w:t xml:space="preserve">Важное ограничение (08.10).</w:t>
-      </w:r>
-      <w:r>
-        <w:t xml:space="preserve"> </w:t>
-      </w:r>
-      <w:r>
-        <w:rPr>
-          <w:rStyle w:val="VerbatimChar"/>
-        </w:rPr>
-        <w:t xml:space="preserve">[КОД]</w:t>
-      </w:r>
-      <w:r>
-        <w:t xml:space="preserve"> </w:t>
-      </w:r>
-      <w:r>
-        <w:t xml:space="preserve">У</w:t>
-      </w:r>
-      <w:r>
-        <w:t xml:space="preserve"> </w:t>
-      </w:r>
-      <w:r>
-        <w:rPr>
-          <w:bCs/>
-          <w:b/>
-        </w:rPr>
-        <w:t xml:space="preserve">тарифа такси собственных дат нет</w:t>
-      </w:r>
-      <w:r>
-        <w:t xml:space="preserve"> </w:t>
-      </w:r>
-      <w:r>
-        <w:t xml:space="preserve">— только признак активности и даты договора. Поэтому для такси система может проверить «тариф действует сейчас», но</w:t>
-      </w:r>
-      <w:r>
-        <w:t xml:space="preserve"> </w:t>
-      </w:r>
-      <w:r>
-        <w:rPr>
-          <w:bCs/>
-          <w:b/>
-        </w:rPr>
-        <w:t xml:space="preserve">не может проверить «тариф будет действовать на дату поездки»</w:t>
-      </w:r>
-      <w:r>
-        <w:t xml:space="preserve">. Для группового трансфера даты тарифа есть. Это значит, что при заказе такси на будущую дату гарантии «маршрут точно доступен» нет, и правило придётся описать по-разному для двух видов транспорта.</w:t>
-      </w:r>
-    </w:p>
-    <w:p>
-      <w:pPr>
-        <w:pStyle w:val="BodyText"/>
-      </w:pPr>
-      <w:r>
-        <w:rPr>
-          <w:bCs/>
-          <w:b/>
-        </w:rPr>
-        <w:t xml:space="preserve">Примечание.</w:t>
-      </w:r>
-      <w:r>
-        <w:t xml:space="preserve"> </w:t>
-      </w:r>
-      <w:r>
-        <w:t xml:space="preserve">Для поездки после полуночи (например, 02:00 1 сентября) датой заказа считается 1 сентября.</w:t>
-      </w:r>
-    </w:p>
-    <w:p>
-      <w:pPr>
-        <w:pStyle w:val="BodyText"/>
-      </w:pPr>
-      <w:r>
-        <w:rPr>
-          <w:bCs/>
-          <w:b/>
-        </w:rPr>
-        <w:t xml:space="preserve">Проверка по коду: частично.</w:t>
-      </w:r>
-      <w:r>
-        <w:t xml:space="preserve"> </w:t>
-      </w:r>
-      <w:r>
-        <w:t xml:space="preserve">Часовой пояс берётся не из настроек сервиса, а из геозоны: gRPC-ответ</w:t>
-      </w:r>
-      <w:r>
-        <w:t xml:space="preserve"> </w:t>
-      </w:r>
-      <w:r>
-        <w:rPr>
-          <w:rStyle w:val="VerbatimChar"/>
-        </w:rPr>
-        <w:t xml:space="preserve">geo-zones</w:t>
-      </w:r>
-      <w:r>
-        <w:t xml:space="preserve"> </w:t>
-      </w:r>
-      <w:r>
-        <w:t xml:space="preserve">содержит поле</w:t>
-      </w:r>
-      <w:r>
-        <w:t xml:space="preserve"> </w:t>
-      </w:r>
-      <w:r>
-        <w:rPr>
-          <w:rStyle w:val="VerbatimChar"/>
-        </w:rPr>
-        <w:t xml:space="preserve">timeZone</w:t>
-      </w:r>
-      <w:r>
-        <w:t xml:space="preserve"> </w:t>
-      </w:r>
-      <w:r>
-        <w:t xml:space="preserve">у региона. Для группового трансфера даты тарифа (</w:t>
-      </w:r>
-      <w:r>
-        <w:rPr>
-          <w:rStyle w:val="VerbatimChar"/>
-        </w:rPr>
-        <w:t xml:space="preserve">tariffStartDate</w:t>
-      </w:r>
-      <w:r>
-        <w:t xml:space="preserve">,</w:t>
-      </w:r>
-      <w:r>
-        <w:t xml:space="preserve"> </w:t>
-      </w:r>
-      <w:r>
-        <w:rPr>
-          <w:rStyle w:val="VerbatimChar"/>
-        </w:rPr>
-        <w:t xml:space="preserve">tariffEndDate</w:t>
-      </w:r>
-      <w:r>
-        <w:t xml:space="preserve">) существуют и проверяются включительно;</w:t>
-      </w:r>
-      <w:r>
-        <w:t xml:space="preserve"> </w:t>
-      </w:r>
-      <w:r>
-        <w:rPr>
-          <w:bCs/>
-          <w:b/>
-        </w:rPr>
-        <w:t xml:space="preserve">у тарифа такси собственных дат нет вовсе</w:t>
-      </w:r>
-      <w:r>
-        <w:t xml:space="preserve"> </w:t>
-      </w:r>
-      <w:r>
-        <w:t xml:space="preserve">— это подтверждено и кодом, и стендом. Трактовка граничных дней остаётся бизнес-решением.</w:t>
+        <w:t xml:space="preserve">(1) A; (2) A — нет частично заполненных справочников, поведение уже реализовано разработчиком; (3) A; (4) A.</w:t>
+      </w:r>
+    </w:p>
+    <w:p>
+      <w:pPr>
+        <w:pStyle w:val="BodyText"/>
+      </w:pPr>
+      <w:r>
+        <w:rPr>
+          <w:bCs/>
+          <w:b/>
+        </w:rPr>
+        <w:t xml:space="preserve">Важно.</w:t>
+      </w:r>
+      <w:r>
+        <w:t xml:space="preserve"> </w:t>
+      </w:r>
+      <w:r>
+        <w:t xml:space="preserve">Функция уже реализована разработчиком, но в спецификации её нет. Ответ нужен, чтобы зафиксировать контракт, а не чтобы решить, делать ли её.</w:t>
+      </w:r>
+    </w:p>
+    <w:p>
+      <w:pPr>
+        <w:pStyle w:val="BodyText"/>
+      </w:pPr>
+      <w:r>
+        <w:rPr>
+          <w:bCs/>
+          <w:b/>
+        </w:rPr>
+        <w:t xml:space="preserve">Проверка по коду: частично, и это снимает опасения по трудоёмкости.</w:t>
+      </w:r>
+      <w:r>
+        <w:t xml:space="preserve"> </w:t>
+      </w:r>
+      <w:r>
+        <w:t xml:space="preserve">В платформе есть общая библиотека работы с таблицами с построчной валидацией, а в пассажирских тарифах импорт и экспорт на ней уже реализованы (26 классов описания файла и тесты загрузки). Построчные сообщения об ошибках — штатная возможность библиотеки. Предел в 80 маршрутов, правила обработки дублей, разовость функции и права на загрузку остаются бизнес-решением.</w:t>
+      </w:r>
+    </w:p>
+    <w:p>
+      <w:pPr>
+        <w:pStyle w:val="BodyText"/>
+      </w:pPr>
+      <w:r>
+        <w:rPr>
+          <w:bCs/>
+          <w:b/>
+        </w:rPr>
+        <w:t xml:space="preserve">Триаж 09.10.2026: ответ нужен, и он срочный.</w:t>
+      </w:r>
+      <w:r>
+        <w:t xml:space="preserve"> </w:t>
+      </w:r>
+      <w:r>
+        <w:t xml:space="preserve">Функция уже реализована разработчиком, но контракта нет. От ответа зависит ещё и вопрос архитектору 22, который без него не задать.</w:t>
       </w:r>
     </w:p>
     <w:p>
@@ -848,13 +1055,13 @@
       </w:r>
     </w:p>
     <w:bookmarkEnd w:id="21"/>
-    <w:bookmarkStart w:id="22" w:name="Xc2efe6eeb383616670a918278da4a00bd333e6e"/>
+    <w:bookmarkStart w:id="22" w:name="X52b7e9a402858fc78fa810ac7620adff539e3f0"/>
     <w:p>
       <w:pPr>
         <w:pStyle w:val="Heading2"/>
       </w:pPr>
       <w:r>
-        <w:t xml:space="preserve">Вопрос 9. Список справочника: фильтры и показ истёкших маршрутов</w:t>
+        <w:t xml:space="preserve">Вопрос 12. Режимы заказа «Я», «Мой коллега», «Для клиента»</w:t>
       </w:r>
     </w:p>
     <w:p>
@@ -872,7 +1079,7 @@
         <w:t xml:space="preserve"> </w:t>
       </w:r>
       <w:r>
-        <w:t xml:space="preserve">На макете есть поиск по номеру, кнопка фильтров и пагинация; состав фильтров не показан.</w:t>
+        <w:t xml:space="preserve">Отчёт разработчика (срез 05.10): на демонстрации видны режимы «Я» и «Мой коллега»; доступность избранного маршрута в режиме «Для клиента» не подтверждена. В T01.1 и T01.2 режимы заказа не описаны (виджеты — T02.1/T03.1).</w:t>
       </w:r>
     </w:p>
     <w:p>
@@ -890,7 +1097,7 @@
         <w:t xml:space="preserve"> </w:t>
       </w:r>
       <w:r>
-        <w:t xml:space="preserve">Какие фильтры нужны, показывать ли истёкшие маршруты в списке управляющего и как их отличать; нужен ли доступ к вручную удалённым записям.</w:t>
+        <w:t xml:space="preserve">В каких режимах заказа доступны избранные маршруты, отдельно для такси и трансфера.</w:t>
       </w:r>
     </w:p>
     <w:p>
@@ -924,7 +1131,7 @@
         <w:t xml:space="preserve"> </w:t>
       </w:r>
       <w:r>
-        <w:t xml:space="preserve">Поиск по номеру; фильтры по виду транспорта, классу, ночному признаку и статусу; истёкшие показываются с пометкой, только для чтения; удалённые не показываются.</w:t>
+        <w:t xml:space="preserve">Во всех режимах, включая «Для клиента».</w:t>
       </w:r>
     </w:p>
     <w:p>
@@ -946,7 +1153,29 @@
         <w:t xml:space="preserve"> </w:t>
       </w:r>
       <w:r>
-        <w:t xml:space="preserve">Другой состав.</w:t>
+        <w:t xml:space="preserve">Только «Я» и «Мой коллега».</w:t>
+      </w:r>
+    </w:p>
+    <w:p>
+      <w:pPr>
+        <w:numPr>
+          <w:ilvl w:val="0"/>
+          <w:numId w:val="1004"/>
+        </w:numPr>
+        <w:pStyle w:val="Compact"/>
+      </w:pPr>
+      <w:r>
+        <w:rPr>
+          <w:bCs/>
+          <w:b/>
+        </w:rPr>
+        <w:t xml:space="preserve">C.</w:t>
+      </w:r>
+      <w:r>
+        <w:t xml:space="preserve"> </w:t>
+      </w:r>
+      <w:r>
+        <w:t xml:space="preserve">Различается для такси и трансфера (указать).</w:t>
       </w:r>
     </w:p>
     <w:p>
@@ -964,25 +1193,56 @@
         <w:t xml:space="preserve"> </w:t>
       </w:r>
       <w:r>
-        <w:t xml:space="preserve">A.</w:t>
-      </w:r>
-    </w:p>
-    <w:p>
-      <w:pPr>
-        <w:pStyle w:val="BodyText"/>
-      </w:pPr>
-      <w:r>
-        <w:rPr>
-          <w:bCs/>
-          <w:b/>
-        </w:rPr>
-        <w:t xml:space="preserve">Проверка по коду: нет.</w:t>
-      </w:r>
-      <w:r>
-        <w:t xml:space="preserve"> </w:t>
-      </w:r>
-      <w:r>
-        <w:t xml:space="preserve">Состав фильтров — бизнес-решение.</w:t>
+        <w:t xml:space="preserve">Рекомендации нет, зависит от правил заказчика; предложение для единообразия — A, если фиксированная цена по прайсу действует для любого пассажира.</w:t>
+      </w:r>
+    </w:p>
+    <w:p>
+      <w:pPr>
+        <w:pStyle w:val="BodyText"/>
+      </w:pPr>
+      <w:r>
+        <w:rPr>
+          <w:bCs/>
+          <w:b/>
+        </w:rPr>
+        <w:t xml:space="preserve">Проверка по коду: частично, отрицательно.</w:t>
+      </w:r>
+      <w:r>
+        <w:t xml:space="preserve"> </w:t>
+      </w:r>
+      <w:r>
+        <w:t xml:space="preserve">В клиентском фронте есть выбор пассажира «Я» и «Мой коллега» и переключатель «За счёт компании / В личных целях»;</w:t>
+      </w:r>
+      <w:r>
+        <w:t xml:space="preserve"> </w:t>
+      </w:r>
+      <w:r>
+        <w:rPr>
+          <w:bCs/>
+          <w:b/>
+        </w:rPr>
+        <w:t xml:space="preserve">режима «Для клиента» ни в коде фронта, ни в DTO заявки не найдено</w:t>
+      </w:r>
+      <w:r>
+        <w:t xml:space="preserve">. В карточке трансфера есть поля ФИО и телефона клиента, но это не отдельный режим заказа. Нужно ли вводить такой режим — бизнес-решение.</w:t>
+      </w:r>
+    </w:p>
+    <w:p>
+      <w:pPr>
+        <w:pStyle w:val="BodyText"/>
+      </w:pPr>
+      <w:r>
+        <w:rPr>
+          <w:bCs/>
+          <w:b/>
+        </w:rPr>
+        <w:t xml:space="preserve">Триаж 09.10.2026: ответ нужен, ожидается.</w:t>
+      </w:r>
+      <w:r>
+        <w:t xml:space="preserve"> </w:t>
+      </w:r>
+      <w:r>
+        <w:t xml:space="preserve">На встрече 08.10 прозвучали оба ответа подряд, заказчик обещал уточнить у Наташи. На T01.2 влияет косвенно — через видимость маршрутов при оформлении (T02.x).</w:t>
       </w:r>
     </w:p>
     <w:p>
@@ -993,13 +1253,13 @@
       </w:r>
     </w:p>
     <w:bookmarkEnd w:id="22"/>
-    <w:bookmarkStart w:id="23" w:name="X1528526e36dd3671bf03369211959d1d5384871"/>
+    <w:bookmarkStart w:id="23" w:name="X7573f68d77363da53e90089caadeedcd53b84a1"/>
     <w:p>
       <w:pPr>
         <w:pStyle w:val="Heading2"/>
       </w:pPr>
       <w:r>
-        <w:t xml:space="preserve">Вопрос 10. Что видит пользователь, когда тариф маршрута перестал действовать</w:t>
+        <w:t xml:space="preserve">Вопрос 17. Согласование и лимиты для заявки по фиксированной цене</w:t>
       </w:r>
     </w:p>
     <w:p>
@@ -1017,7 +1277,71 @@
         <w:t xml:space="preserve"> </w:t>
       </w:r>
       <w:r>
-        <w:t xml:space="preserve">Протоколы 17.09 (п. 10) и встреча 05.10: маршрут действует, пока действует тариф. Отчёт разработчика (срез 05.10): если связанный тариф истёк, избранный маршрут нельзя использовать для нового заказа.</w:t>
+        <w:rPr>
+          <w:rStyle w:val="VerbatimChar"/>
+        </w:rPr>
+        <w:t xml:space="preserve">[КОД]</w:t>
+      </w:r>
+      <w:r>
+        <w:t xml:space="preserve"> </w:t>
+      </w:r>
+      <w:r>
+        <w:t xml:space="preserve">В системе есть согласование заявок: настройки хранятся на пару «организация + вид транспорта» (</w:t>
+      </w:r>
+      <w:r>
+        <w:rPr>
+          <w:rStyle w:val="VerbatimChar"/>
+        </w:rPr>
+        <w:t xml:space="preserve">approval_active</w:t>
+      </w:r>
+      <w:r>
+        <w:t xml:space="preserve">,</w:t>
+      </w:r>
+      <w:r>
+        <w:t xml:space="preserve"> </w:t>
+      </w:r>
+      <w:r>
+        <w:rPr>
+          <w:rStyle w:val="VerbatimChar"/>
+        </w:rPr>
+        <w:t xml:space="preserve">min_cost_to_be_approved</w:t>
+      </w:r>
+      <w:r>
+        <w:t xml:space="preserve"> </w:t>
+      </w:r>
+      <w:r>
+        <w:t xml:space="preserve">в копейках, исключения по цели поездки и региону). Заявка проходит автосогласование, если согласование выключено или её стоимость строго меньше порога; иначе ждёт согласующего.</w:t>
+      </w:r>
+      <w:r>
+        <w:t xml:space="preserve"> </w:t>
+      </w:r>
+      <w:r>
+        <w:rPr>
+          <w:rStyle w:val="VerbatimChar"/>
+        </w:rPr>
+        <w:t xml:space="preserve">[КОД]</w:t>
+      </w:r>
+      <w:r>
+        <w:t xml:space="preserve"> </w:t>
+      </w:r>
+      <w:r>
+        <w:t xml:space="preserve">Резерв лимита сотрудника делается по</w:t>
+      </w:r>
+      <w:r>
+        <w:t xml:space="preserve"> </w:t>
+      </w:r>
+      <w:r>
+        <w:rPr>
+          <w:bCs/>
+          <w:b/>
+        </w:rPr>
+        <w:t xml:space="preserve">плановой</w:t>
+      </w:r>
+      <w:r>
+        <w:t xml:space="preserve"> </w:t>
+      </w:r>
+      <w:r>
+        <w:t xml:space="preserve">стоимости заявки, и списание при завершении тоже по плановой, а не по фактической.</w:t>
       </w:r>
     </w:p>
     <w:p>
@@ -1035,7 +1359,7 @@
         <w:t xml:space="preserve"> </w:t>
       </w:r>
       <w:r>
-        <w:t xml:space="preserve">Как показывать такой маршрут: скрывать при выборе, показывать как недоступный с пояснением, оставлять только для просмотра в справочнике.</w:t>
+        <w:t xml:space="preserve">Заявка по избранному маршруту попадёт в эти механизмы со своей фиксированной ценой по прайсу. Нужно подтвердить, что так и должно быть, или назвать исключения.</w:t>
       </w:r>
     </w:p>
     <w:p>
@@ -1059,6 +1383,12 @@
         <w:pStyle w:val="Compact"/>
       </w:pPr>
       <w:r>
+        <w:t xml:space="preserve">Согласование:</w:t>
+      </w:r>
+      <w:r>
+        <w:t xml:space="preserve"> </w:t>
+      </w:r>
+      <w:r>
         <w:rPr>
           <w:bCs/>
           <w:b/>
@@ -1069,7 +1399,23 @@
         <w:t xml:space="preserve"> </w:t>
       </w:r>
       <w:r>
-        <w:t xml:space="preserve">Скрыт при выборе заявки; в справочнике виден с пометкой «нет действующего тарифа».</w:t>
+        <w:t xml:space="preserve">Заявка по маршруту согласуется как обычная, по фиксированной цене против порога организации.</w:t>
+      </w:r>
+      <w:r>
+        <w:t xml:space="preserve"> </w:t>
+      </w:r>
+      <w:r>
+        <w:rPr>
+          <w:bCs/>
+          <w:b/>
+        </w:rPr>
+        <w:t xml:space="preserve">B.</w:t>
+      </w:r>
+      <w:r>
+        <w:t xml:space="preserve"> </w:t>
+      </w:r>
+      <w:r>
+        <w:t xml:space="preserve">Заявки по избранным маршрутам согласования не требуют — цена заранее утверждена в справочнике.</w:t>
       </w:r>
     </w:p>
     <w:p>
@@ -1081,6 +1427,28 @@
         <w:pStyle w:val="Compact"/>
       </w:pPr>
       <w:r>
+        <w:t xml:space="preserve">Лимит сотрудника:</w:t>
+      </w:r>
+      <w:r>
+        <w:t xml:space="preserve"> </w:t>
+      </w:r>
+      <w:r>
+        <w:rPr>
+          <w:bCs/>
+          <w:b/>
+        </w:rPr>
+        <w:t xml:space="preserve">A.</w:t>
+      </w:r>
+      <w:r>
+        <w:t xml:space="preserve"> </w:t>
+      </w:r>
+      <w:r>
+        <w:t xml:space="preserve">Резервируется и списывается фиксированная цена, как обычная плановая стоимость.</w:t>
+      </w:r>
+      <w:r>
+        <w:t xml:space="preserve"> </w:t>
+      </w:r>
+      <w:r>
         <w:rPr>
           <w:bCs/>
           <w:b/>
@@ -1091,7 +1459,7 @@
         <w:t xml:space="preserve"> </w:t>
       </w:r>
       <w:r>
-        <w:t xml:space="preserve">Виден при выборе, но недоступен.</w:t>
+        <w:t xml:space="preserve">Заявки по маршрутам в лимит не включаются.</w:t>
       </w:r>
     </w:p>
     <w:p>
@@ -1109,43 +1477,83 @@
         <w:t xml:space="preserve"> </w:t>
       </w:r>
       <w:r>
-        <w:t xml:space="preserve">A.</w:t>
-      </w:r>
-    </w:p>
-    <w:p>
-      <w:pPr>
-        <w:pStyle w:val="BodyText"/>
-      </w:pPr>
-      <w:r>
-        <w:rPr>
-          <w:bCs/>
-          <w:b/>
-        </w:rPr>
-        <w:t xml:space="preserve">Уточнение по итогам обследования кода (08.10).</w:t>
-      </w:r>
-      <w:r>
-        <w:t xml:space="preserve"> </w:t>
-      </w:r>
-      <w:r>
-        <w:t xml:space="preserve">Для такси признак «нет действующего тарифа» можно вычислить только на текущий момент (см. вопрос 8). Поэтому при варианте A для такси возможна ситуация: маршрут виден и выбран сегодня, а на дату поездки тарифа уже нет — отказ произойдёт при оформлении заявки, а не при выборе маршрута. Нужно подтвердить, что это допустимо, или назвать, какое сообщение пользователь должен получить при таком отказе.</w:t>
-      </w:r>
-    </w:p>
-    <w:p>
-      <w:pPr>
-        <w:pStyle w:val="BodyText"/>
-      </w:pPr>
-      <w:r>
-        <w:rPr>
-          <w:bCs/>
-          <w:b/>
-        </w:rPr>
-        <w:t xml:space="preserve">Проверка по коду: нет.</w:t>
-      </w:r>
-      <w:r>
-        <w:t xml:space="preserve"> </w:t>
-      </w:r>
-      <w:r>
-        <w:t xml:space="preserve">Что показывать пользователю — бизнес-решение. Техническая часть описана в вопросе архитектору 26.</w:t>
+        <w:t xml:space="preserve">Согласование — A (цена в справочнике утверждается управляющим справочниками, а не согласующим по заявке); лимит — A. Если выбирается B по согласованию, нужно назвать, кто и когда утверждает прайс, чтобы согласование не обходилось.</w:t>
+      </w:r>
+    </w:p>
+    <w:p>
+      <w:pPr>
+        <w:pStyle w:val="BodyText"/>
+      </w:pPr>
+      <w:r>
+        <w:rPr>
+          <w:bCs/>
+          <w:b/>
+        </w:rPr>
+        <w:t xml:space="preserve">Почему это нужно для T01.2 (08.10).</w:t>
+      </w:r>
+      <w:r>
+        <w:t xml:space="preserve"> </w:t>
+      </w:r>
+      <w:r>
+        <w:rPr>
+          <w:rStyle w:val="VerbatimChar"/>
+        </w:rPr>
+        <w:t xml:space="preserve">[КОД]</w:t>
+      </w:r>
+      <w:r>
+        <w:t xml:space="preserve"> </w:t>
+      </w:r>
+      <w:r>
+        <w:t xml:space="preserve">Активной считается заявка в любом нетерминальном статусе: терминальны только «отменена» и «завершена». Статус ожидания согласования — нетерминальный, значит заявка, зависшая на согласовании,</w:t>
+      </w:r>
+      <w:r>
+        <w:t xml:space="preserve"> </w:t>
+      </w:r>
+      <w:r>
+        <w:rPr>
+          <w:bCs/>
+          <w:b/>
+        </w:rPr>
+        <w:t xml:space="preserve">блокирует деактивацию маршрута</w:t>
+      </w:r>
+      <w:r>
+        <w:t xml:space="preserve">. При варианте B по согласованию такой блокировки не будет.</w:t>
+      </w:r>
+    </w:p>
+    <w:p>
+      <w:pPr>
+        <w:pStyle w:val="BodyText"/>
+      </w:pPr>
+      <w:r>
+        <w:rPr>
+          <w:bCs/>
+          <w:b/>
+        </w:rPr>
+        <w:t xml:space="preserve">Проверка по коду: да, механика подтверждена.</w:t>
+      </w:r>
+      <w:r>
+        <w:t xml:space="preserve"> </w:t>
+      </w:r>
+      <w:r>
+        <w:t xml:space="preserve">Согласование настраивается на пару «организация + вид транспорта», автосогласование срабатывает, если стоимость строго меньше порога; резерв лимита делается по плановой стоимости и по ней же списывается при завершении. Нужны ли исключения для избранных маршрутов — бизнес-решение.</w:t>
+      </w:r>
+    </w:p>
+    <w:p>
+      <w:pPr>
+        <w:pStyle w:val="BodyText"/>
+      </w:pPr>
+      <w:r>
+        <w:rPr>
+          <w:bCs/>
+          <w:b/>
+        </w:rPr>
+        <w:t xml:space="preserve">Триаж 09.10.2026: ответ нужен, но вопрос можно сузить.</w:t>
+      </w:r>
+      <w:r>
+        <w:t xml:space="preserve"> </w:t>
+      </w:r>
+      <w:r>
+        <w:t xml:space="preserve">Сами механизмы согласования и лимита относятся к T04.1. Для T01.2 существенно ровно одно: блокирует ли деактивацию маршрута заявка, зависшая в статусе ожидания согласования. Остальное можно вынести в T04.1 и здесь не спрашивать.</w:t>
       </w:r>
     </w:p>
     <w:p>
@@ -1156,13 +1564,13 @@
       </w:r>
     </w:p>
     <w:bookmarkEnd w:id="23"/>
-    <w:bookmarkStart w:id="24" w:name="X6478f36e82172a1510255755d6d53fa4bd861c0"/>
+    <w:bookmarkStart w:id="24" w:name="X1548dde671ac038271efba61b48802dde826e31"/>
     <w:p>
       <w:pPr>
         <w:pStyle w:val="Heading2"/>
       </w:pPr>
       <w:r>
-        <w:t xml:space="preserve">Вопрос 11. Массовый импорт маршрутов из Excel и лимит в 80 маршрутов</w:t>
+        <w:t xml:space="preserve">Вопрос 18. Можно ли изменять маршрут, по которому есть активные заявки</w:t>
       </w:r>
     </w:p>
     <w:p>
@@ -1180,7 +1588,7 @@
         <w:t xml:space="preserve"> </w:t>
       </w:r>
       <w:r>
-        <w:t xml:space="preserve">Ответы 10.09: «на старте до 80 маршрутов, массовый импорт нужен». Протокол 17.09, п. 11: формат Excel, выгружаются те же поля, что в справочнике; шаблон разрабатывается самостоятельно, все участвующие поля должны быть заполнены; образец — реализация в тарифах. Режим обработки ошибок, правила дублей и характер функции (разовая или постоянная) не обсуждались. Отчёт разработчика (срез 05.10): импорт сделан, 80 маршрутов загружаются, 81-й отклоняется; отказ от частичной загрузки проверялся. В T01.1 и T01.2 импорта пока нет.</w:t>
+        <w:t xml:space="preserve">Протокол 10.09, п. 7: корректировка разрешена с сохранением, кто и когда правил. T01.1 и T01.2: деактивация при активной заявке запрещена. Для изменения такого правила нет. Заявка хранит версию маршрута, поэтому её собственные данные от правки справочника не меняются (протокол 10.09, п. 9).</w:t>
       </w:r>
     </w:p>
     <w:p>
@@ -1198,7 +1606,7 @@
         <w:t xml:space="preserve"> </w:t>
       </w:r>
       <w:r>
-        <w:t xml:space="preserve">(1) Является ли 80 маршрутов пределом или стартовым объёмом; (2) что делать с файлом, где есть ошибки в строках и дубли; (3) разовая это функция на старте или постоянная; (4) кто имеет право загружать.</w:t>
+        <w:t xml:space="preserve">Запрет изменения из запрета деактивации не следует, и вводить его самостоятельно мы не будем. Нужно решение: допустимо ли править маршрут, по которому уже оформлены, но не завершены поездки.</w:t>
       </w:r>
     </w:p>
     <w:p>
@@ -1222,12 +1630,6 @@
         <w:pStyle w:val="Compact"/>
       </w:pPr>
       <w:r>
-        <w:t xml:space="preserve">(1)</w:t>
-      </w:r>
-      <w:r>
-        <w:t xml:space="preserve"> </w:t>
-      </w:r>
-      <w:r>
         <w:rPr>
           <w:bCs/>
           <w:b/>
@@ -1238,23 +1640,7 @@
         <w:t xml:space="preserve"> </w:t>
       </w:r>
       <w:r>
-        <w:t xml:space="preserve">80 — стартовый объём, предела нет.</w:t>
-      </w:r>
-      <w:r>
-        <w:t xml:space="preserve"> </w:t>
-      </w:r>
-      <w:r>
-        <w:rPr>
-          <w:bCs/>
-          <w:b/>
-        </w:rPr>
-        <w:t xml:space="preserve">B.</w:t>
-      </w:r>
-      <w:r>
-        <w:t xml:space="preserve"> </w:t>
-      </w:r>
-      <w:r>
-        <w:t xml:space="preserve">Жёсткий предел 80 маршрутов.</w:t>
+        <w:t xml:space="preserve">Изменение разрешено всегда. Оформленные заявки сохраняют данные своей версии маршрута; новые заявки идут по новой версии.</w:t>
       </w:r>
     </w:p>
     <w:p>
@@ -1266,28 +1652,6 @@
         <w:pStyle w:val="Compact"/>
       </w:pPr>
       <w:r>
-        <w:t xml:space="preserve">(2)</w:t>
-      </w:r>
-      <w:r>
-        <w:t xml:space="preserve"> </w:t>
-      </w:r>
-      <w:r>
-        <w:rPr>
-          <w:bCs/>
-          <w:b/>
-        </w:rPr>
-        <w:t xml:space="preserve">A.</w:t>
-      </w:r>
-      <w:r>
-        <w:t xml:space="preserve"> </w:t>
-      </w:r>
-      <w:r>
-        <w:t xml:space="preserve">Любая ошибка отклоняет весь файл (частичной загрузки нет), пользователь получает перечень ошибок по строкам.</w:t>
-      </w:r>
-      <w:r>
-        <w:t xml:space="preserve"> </w:t>
-      </w:r>
-      <w:r>
         <w:rPr>
           <w:bCs/>
           <w:b/>
@@ -1298,7 +1662,7 @@
         <w:t xml:space="preserve"> </w:t>
       </w:r>
       <w:r>
-        <w:t xml:space="preserve">Загружаются корректные строки, ошибочные выгружаются отчётом.</w:t>
+        <w:t xml:space="preserve">Изменение запрещено, пока есть активные заявки — как и деактивация.</w:t>
       </w:r>
     </w:p>
     <w:p>
@@ -1310,83 +1674,17 @@
         <w:pStyle w:val="Compact"/>
       </w:pPr>
       <w:r>
-        <w:t xml:space="preserve">(3)</w:t>
-      </w:r>
-      <w:r>
-        <w:t xml:space="preserve"> </w:t>
-      </w:r>
-      <w:r>
-        <w:rPr>
-          <w:bCs/>
-          <w:b/>
-        </w:rPr>
-        <w:t xml:space="preserve">A.</w:t>
-      </w:r>
-      <w:r>
-        <w:t xml:space="preserve"> </w:t>
-      </w:r>
-      <w:r>
-        <w:t xml:space="preserve">Постоянная функция справочника.</w:t>
-      </w:r>
-      <w:r>
-        <w:t xml:space="preserve"> </w:t>
-      </w:r>
-      <w:r>
-        <w:rPr>
-          <w:bCs/>
-          <w:b/>
-        </w:rPr>
-        <w:t xml:space="preserve">B.</w:t>
-      </w:r>
-      <w:r>
-        <w:t xml:space="preserve"> </w:t>
-      </w:r>
-      <w:r>
-        <w:t xml:space="preserve">Разовая загрузка на старте.</w:t>
-      </w:r>
-    </w:p>
-    <w:p>
-      <w:pPr>
-        <w:numPr>
-          <w:ilvl w:val="0"/>
-          <w:numId w:val="1006"/>
-        </w:numPr>
-        <w:pStyle w:val="Compact"/>
-      </w:pPr>
-      <w:r>
-        <w:t xml:space="preserve">(4)</w:t>
-      </w:r>
-      <w:r>
-        <w:t xml:space="preserve"> </w:t>
-      </w:r>
-      <w:r>
-        <w:rPr>
-          <w:bCs/>
-          <w:b/>
-        </w:rPr>
-        <w:t xml:space="preserve">A.</w:t>
-      </w:r>
-      <w:r>
-        <w:t xml:space="preserve"> </w:t>
-      </w:r>
-      <w:r>
-        <w:t xml:space="preserve">Те же пользователи, что управляют справочником.</w:t>
-      </w:r>
-      <w:r>
-        <w:t xml:space="preserve"> </w:t>
-      </w:r>
-      <w:r>
-        <w:rPr>
-          <w:bCs/>
-          <w:b/>
-        </w:rPr>
-        <w:t xml:space="preserve">B.</w:t>
-      </w:r>
-      <w:r>
-        <w:t xml:space="preserve"> </w:t>
-      </w:r>
-      <w:r>
-        <w:t xml:space="preserve">Отдельное право.</w:t>
+        <w:rPr>
+          <w:bCs/>
+          <w:b/>
+        </w:rPr>
+        <w:t xml:space="preserve">C.</w:t>
+      </w:r>
+      <w:r>
+        <w:t xml:space="preserve"> </w:t>
+      </w:r>
+      <w:r>
+        <w:t xml:space="preserve">Разрешено частично: цену и название менять можно, точки маршрута — нельзя.</w:t>
       </w:r>
     </w:p>
     <w:p>
@@ -1404,43 +1702,43 @@
         <w:t xml:space="preserve"> </w:t>
       </w:r>
       <w:r>
-        <w:t xml:space="preserve">(1) A; (2) A — нет частично заполненных справочников, поведение уже реализовано разработчиком; (3) A; (4) A.</w:t>
-      </w:r>
-    </w:p>
-    <w:p>
-      <w:pPr>
-        <w:pStyle w:val="BodyText"/>
-      </w:pPr>
-      <w:r>
-        <w:rPr>
-          <w:bCs/>
-          <w:b/>
-        </w:rPr>
-        <w:t xml:space="preserve">Важно.</w:t>
-      </w:r>
-      <w:r>
-        <w:t xml:space="preserve"> </w:t>
-      </w:r>
-      <w:r>
-        <w:t xml:space="preserve">Функция уже реализована разработчиком, но в спецификации её нет. Ответ нужен, чтобы зафиксировать контракт, а не чтобы решить, делать ли её.</w:t>
-      </w:r>
-    </w:p>
-    <w:p>
-      <w:pPr>
-        <w:pStyle w:val="BodyText"/>
-      </w:pPr>
-      <w:r>
-        <w:rPr>
-          <w:bCs/>
-          <w:b/>
-        </w:rPr>
-        <w:t xml:space="preserve">Проверка по коду: частично, и это снимает опасения по трудоёмкости.</w:t>
-      </w:r>
-      <w:r>
-        <w:t xml:space="preserve"> </w:t>
-      </w:r>
-      <w:r>
-        <w:t xml:space="preserve">В платформе есть общая библиотека работы с таблицами с построчной валидацией, а в пассажирских тарифах импорт и экспорт на ней уже реализованы (26 классов описания файла и тесты загрузки). Построчные сообщения об ошибках — штатная возможность библиотеки. Предел в 80 маршрутов, правила обработки дублей, разовость функции и права на загрузку остаются бизнес-решением.</w:t>
+        <w:t xml:space="preserve">A: история версий для этого и нужна, а запрет остановит работу управляющего справочниками на время выполнения поездок.</w:t>
+      </w:r>
+    </w:p>
+    <w:p>
+      <w:pPr>
+        <w:pStyle w:val="BodyText"/>
+      </w:pPr>
+      <w:r>
+        <w:rPr>
+          <w:bCs/>
+          <w:b/>
+        </w:rPr>
+        <w:t xml:space="preserve">Проверка по коду: нет.</w:t>
+      </w:r>
+      <w:r>
+        <w:t xml:space="preserve"> </w:t>
+      </w:r>
+      <w:r>
+        <w:t xml:space="preserve">Бизнес-решение.</w:t>
+      </w:r>
+    </w:p>
+    <w:p>
+      <w:pPr>
+        <w:pStyle w:val="BodyText"/>
+      </w:pPr>
+      <w:r>
+        <w:rPr>
+          <w:bCs/>
+          <w:b/>
+        </w:rPr>
+        <w:t xml:space="preserve">Триаж 09.10.2026: ответ нужен.</w:t>
+      </w:r>
+      <w:r>
+        <w:t xml:space="preserve"> </w:t>
+      </w:r>
+      <w:r>
+        <w:t xml:space="preserve">На встрече 08.10 не обсуждался. Без ответа непонятно, ставить ли проверку активных заявок на изменение записи или только на деактивацию.</w:t>
       </w:r>
     </w:p>
     <w:p>
@@ -1451,13 +1749,13 @@
       </w:r>
     </w:p>
     <w:bookmarkEnd w:id="24"/>
-    <w:bookmarkStart w:id="25" w:name="X52b7e9a402858fc78fa810ac7620adff539e3f0"/>
+    <w:bookmarkStart w:id="25" w:name="X114feaa89f476cb01e3f4e557bc513d2c78b3fd"/>
     <w:p>
       <w:pPr>
         <w:pStyle w:val="Heading2"/>
       </w:pPr>
       <w:r>
-        <w:t xml:space="preserve">Вопрос 12. Режимы заказа «Я», «Мой коллега», «Для клиента»</w:t>
+        <w:t xml:space="preserve">Вопрос 19. Нужна ли в карточке маршрута дата последнего расчёта</w:t>
       </w:r>
     </w:p>
     <w:p>
@@ -1475,7 +1773,7 @@
         <w:t xml:space="preserve"> </w:t>
       </w:r>
       <w:r>
-        <w:t xml:space="preserve">Отчёт разработчика (срез 05.10): на демонстрации видны режимы «Я» и «Мой коллега»; доступность избранного маршрута в режиме «Для клиента» не подтверждена. В T01.1 и T01.2 режимы заказа не описаны (виджеты — T02.1/T03.1).</w:t>
+        <w:t xml:space="preserve">T01.1, D12: решено не добавлять поле даты расчёта, поскольку устаревание расчёта зависит от смены тарифа, а не от времени. Оговорка: если интерфейсу дата расчёта нужна — поле добавляется. Макеты T01.3 этого не показывают.</w:t>
       </w:r>
     </w:p>
     <w:p>
@@ -1493,7 +1791,7 @@
         <w:t xml:space="preserve"> </w:t>
       </w:r>
       <w:r>
-        <w:t xml:space="preserve">В каких режимах заказа доступны избранные маршруты, отдельно для такси и трансфера.</w:t>
+        <w:t xml:space="preserve">Нужно ли управляющему справочниками видеть, когда расстояние, время и рекомендуемая стоимость маршрута рассчитывались последний раз.</w:t>
       </w:r>
     </w:p>
     <w:p>
@@ -1527,7 +1825,7 @@
         <w:t xml:space="preserve"> </w:t>
       </w:r>
       <w:r>
-        <w:t xml:space="preserve">Во всех режимах, включая «Для клиента».</w:t>
+        <w:t xml:space="preserve">Не нужно. Значения всегда соответствуют сохранённым данным, потому что сервер пересчитывает их при каждом сохранении.</w:t>
       </w:r>
     </w:p>
     <w:p>
@@ -1549,29 +1847,7 @@
         <w:t xml:space="preserve"> </w:t>
       </w:r>
       <w:r>
-        <w:t xml:space="preserve">Только «Я» и «Мой коллега».</w:t>
-      </w:r>
-    </w:p>
-    <w:p>
-      <w:pPr>
-        <w:numPr>
-          <w:ilvl w:val="0"/>
-          <w:numId w:val="1007"/>
-        </w:numPr>
-        <w:pStyle w:val="Compact"/>
-      </w:pPr>
-      <w:r>
-        <w:rPr>
-          <w:bCs/>
-          <w:b/>
-        </w:rPr>
-        <w:t xml:space="preserve">C.</w:t>
-      </w:r>
-      <w:r>
-        <w:t xml:space="preserve"> </w:t>
-      </w:r>
-      <w:r>
-        <w:t xml:space="preserve">Различается для такси и трансфера (указать).</w:t>
+        <w:t xml:space="preserve">Нужно — показывать дату и время последнего расчёта в карточке и в списке.</w:t>
       </w:r>
     </w:p>
     <w:p>
@@ -1589,38 +1865,43 @@
         <w:t xml:space="preserve"> </w:t>
       </w:r>
       <w:r>
-        <w:t xml:space="preserve">Рекомендации нет, зависит от правил заказчика; предложение для единообразия — A, если фиксированная цена по прайсу действует для любого пассажира.</w:t>
-      </w:r>
-    </w:p>
-    <w:p>
-      <w:pPr>
-        <w:pStyle w:val="BodyText"/>
-      </w:pPr>
-      <w:r>
-        <w:rPr>
-          <w:bCs/>
-          <w:b/>
-        </w:rPr>
-        <w:t xml:space="preserve">Проверка по коду: частично, отрицательно.</w:t>
-      </w:r>
-      <w:r>
-        <w:t xml:space="preserve"> </w:t>
-      </w:r>
-      <w:r>
-        <w:t xml:space="preserve">В клиентском фронте есть выбор пассажира «Я» и «Мой коллега» и переключатель «За счёт компании / В личных целях»;</w:t>
-      </w:r>
-      <w:r>
-        <w:t xml:space="preserve"> </w:t>
-      </w:r>
-      <w:r>
-        <w:rPr>
-          <w:bCs/>
-          <w:b/>
-        </w:rPr>
-        <w:t xml:space="preserve">режима «Для клиента» ни в коде фронта, ни в DTO заявки не найдено</w:t>
-      </w:r>
-      <w:r>
-        <w:t xml:space="preserve">. В карточке трансфера есть поля ФИО и телефона клиента, но это не отдельный режим заказа. Нужно ли вводить такой режим — бизнес-решение.</w:t>
+        <w:t xml:space="preserve">A. При варианте B в модель данных добавляется поле, и нужно решить, что считать признаком устаревшего расчёта: одной даты для этого недостаточно.</w:t>
+      </w:r>
+    </w:p>
+    <w:p>
+      <w:pPr>
+        <w:pStyle w:val="BodyText"/>
+      </w:pPr>
+      <w:r>
+        <w:rPr>
+          <w:bCs/>
+          <w:b/>
+        </w:rPr>
+        <w:t xml:space="preserve">Проверка по коду: нет.</w:t>
+      </w:r>
+      <w:r>
+        <w:t xml:space="preserve"> </w:t>
+      </w:r>
+      <w:r>
+        <w:t xml:space="preserve">Зависит от макетов T01.3 и потребности пользователя.</w:t>
+      </w:r>
+    </w:p>
+    <w:p>
+      <w:pPr>
+        <w:pStyle w:val="BodyText"/>
+      </w:pPr>
+      <w:r>
+        <w:rPr>
+          <w:bCs/>
+          <w:b/>
+        </w:rPr>
+        <w:t xml:space="preserve">Триаж 09.10.2026: ответ не нужен заказчику, адресат другой.</w:t>
+      </w:r>
+      <w:r>
+        <w:t xml:space="preserve"> </w:t>
+      </w:r>
+      <w:r>
+        <w:t xml:space="preserve">Это вопрос макетов и потребности интерфейса — решается в T01.3 с дизайном. Заказчику в таком виде не задавать.</w:t>
       </w:r>
     </w:p>
     <w:p>
@@ -1631,13 +1912,13 @@
       </w:r>
     </w:p>
     <w:bookmarkEnd w:id="25"/>
-    <w:bookmarkStart w:id="26" w:name="Xd40d4a5a09acbd992d579a9e77ff5639197b4bb"/>
+    <w:bookmarkStart w:id="26" w:name="X0a3f22fe6e67bb8ecb4afe17b4b2e55e4e61c14"/>
     <w:p>
       <w:pPr>
         <w:pStyle w:val="Heading2"/>
       </w:pPr>
       <w:r>
-        <w:t xml:space="preserve">Вопрос 16. Учитывать ли в рекомендуемой стоимости надбавки за время и день недели</w:t>
+        <w:t xml:space="preserve">Вопрос 20. Какие тарифы должны быть в перечне для выбора</w:t>
       </w:r>
     </w:p>
     <w:p>
@@ -1655,25 +1936,7 @@
         <w:t xml:space="preserve"> </w:t>
       </w:r>
       <w:r>
-        <w:rPr>
-          <w:rStyle w:val="VerbatimChar"/>
-        </w:rPr>
-        <w:t xml:space="preserve">[КОД]</w:t>
-      </w:r>
-      <w:r>
-        <w:t xml:space="preserve"> </w:t>
-      </w:r>
-      <w:r>
-        <w:t xml:space="preserve">Цена такси зависит от времени не только через ночной тариф: она умножается на временной коэффициент — выходной (суббота, воскресенье), утро, день, вечер, ночь (</w:t>
-      </w:r>
-      <w:r>
-        <w:rPr>
-          <w:rStyle w:val="VerbatimChar"/>
-        </w:rPr>
-        <w:t xml:space="preserve">CalculateServiceImpl.java:991-1013, :1053</w:t>
-      </w:r>
-      <w:r>
-        <w:t xml:space="preserve">). В избранном маршруте даты поездки нет, поэтому для расчёта берётся условная дата. У тарифов группового трансфера временных коэффициентов нет. Встреча 05.10: рекомендуемая стоимость в справочнике обязательна.</w:t>
+        <w:t xml:space="preserve">Решение встречи 08.10.2026: при создании маршрута управляющий выбирает тариф из перечня действующих тарифов с ценами. Исследование тестового стенда 08.10.2026 показало, что на стенде существуют два разных мира тарифов, и механизмы у них разные.</w:t>
       </w:r>
     </w:p>
     <w:p>
@@ -1691,7 +1954,7 @@
         <w:t xml:space="preserve"> </w:t>
       </w:r>
       <w:r>
-        <w:t xml:space="preserve">Рекомендуемая стоимость — ориентир по тарифу. Нужно решить, по какому времени её считать: по будничному дню и дневному времени, или с учётом надбавок, если маршрут обычно выполняется вечером, ночью или в выходные.</w:t>
+        <w:t xml:space="preserve">Нужно решить, что должно попадать в этот перечень. От ответа зависит, нужна ли разработка вообще, какой тип идентификатора хранить и можно ли выполнить просьбу хранить человекочитаемый номер тарифа.</w:t>
       </w:r>
     </w:p>
     <w:p>
@@ -1719,13 +1982,26 @@
           <w:bCs/>
           <w:b/>
         </w:rPr>
-        <w:t xml:space="preserve">A.</w:t>
-      </w:r>
-      <w:r>
-        <w:t xml:space="preserve"> </w:t>
-      </w:r>
-      <w:r>
-        <w:t xml:space="preserve">Считать по будничному дню в дневное время (для ночного маршрута — по ночному времени будничного дня). Выходной и вечерний коэффициенты не учитываются.</w:t>
+        <w:t xml:space="preserve">A. Только внешние агрегаторы</w:t>
+      </w:r>
+      <w:r>
+        <w:t xml:space="preserve"> </w:t>
+      </w:r>
+      <w:r>
+        <w:t xml:space="preserve">(Yandex Go и подобные). Перечень классов с ценами платформа отдаёт одним вызовом, разработка минимальная. Минус: у таких тарифов</w:t>
+      </w:r>
+      <w:r>
+        <w:t xml:space="preserve"> </w:t>
+      </w:r>
+      <w:r>
+        <w:rPr>
+          <w:bCs/>
+          <w:b/>
+        </w:rPr>
+        <w:t xml:space="preserve">нет человекочитаемого номера</w:t>
+      </w:r>
+      <w:r>
+        <w:t xml:space="preserve">, а на встрече 08.10 просили хранить именно его.</w:t>
       </w:r>
     </w:p>
     <w:p>
@@ -1741,13 +2017,13 @@
           <w:bCs/>
           <w:b/>
         </w:rPr>
-        <w:t xml:space="preserve">B.</w:t>
-      </w:r>
-      <w:r>
-        <w:t xml:space="preserve"> </w:t>
-      </w:r>
-      <w:r>
-        <w:t xml:space="preserve">Учитывать выходной и вечерний коэффициенты — тогда нужно указать, какой день и время считать типичными для маршрута.</w:t>
+        <w:t xml:space="preserve">B. Только корпоративные тарифы</w:t>
+      </w:r>
+      <w:r>
+        <w:t xml:space="preserve"> </w:t>
+      </w:r>
+      <w:r>
+        <w:t xml:space="preserve">(например, БИБИ-КАР, Автопарк по договорам организации). Номер тарифа есть, но готового способа получить по ним перечень классов с ценами в платформе нет — потребуется доработка.</w:t>
       </w:r>
     </w:p>
     <w:p>
@@ -1763,13 +2039,10 @@
           <w:bCs/>
           <w:b/>
         </w:rPr>
-        <w:t xml:space="preserve">C.</w:t>
-      </w:r>
-      <w:r>
-        <w:t xml:space="preserve"> </w:t>
-      </w:r>
-      <w:r>
-        <w:t xml:space="preserve">Задавать типичное время поездки в самой записи маршрута — новое поле в справочнике.</w:t>
+        <w:t xml:space="preserve">C. Оба источника</w:t>
+      </w:r>
+      <w:r>
+        <w:t xml:space="preserve">, с объединением на стороне справочника. Самый полный вариант и самый дорогой.</w:t>
       </w:r>
     </w:p>
     <w:p>
@@ -1787,83 +2060,61 @@
         <w:t xml:space="preserve"> </w:t>
       </w:r>
       <w:r>
-        <w:t xml:space="preserve">A: значение воспроизводимо и не зависит от момента сохранения; цену поездки всё равно задаёт прайс. B и C усложняют справочник ради ориентира, который пользователю не показывается.</w:t>
-      </w:r>
-    </w:p>
-    <w:p>
-      <w:pPr>
-        <w:pStyle w:val="BodyText"/>
-      </w:pPr>
-      <w:r>
-        <w:rPr>
-          <w:bCs/>
-          <w:b/>
-        </w:rPr>
-        <w:t xml:space="preserve">Отдельно нужно знать о рекомендуемой стоимости (08.10).</w:t>
-      </w:r>
-      <w:r>
-        <w:t xml:space="preserve"> </w:t>
-      </w:r>
-      <w:r>
-        <w:rPr>
-          <w:rStyle w:val="VerbatimChar"/>
-        </w:rPr>
-        <w:t xml:space="preserve">[КОД]</w:t>
-      </w:r>
-      <w:r>
-        <w:t xml:space="preserve"> </w:t>
-      </w:r>
-      <w:r>
-        <w:t xml:space="preserve">Штатный расчёт выбирает договор</w:t>
-      </w:r>
-      <w:r>
-        <w:t xml:space="preserve"> </w:t>
-      </w:r>
-      <w:r>
-        <w:rPr>
-          <w:bCs/>
-          <w:b/>
-        </w:rPr>
-        <w:t xml:space="preserve">случайно</w:t>
-      </w:r>
-      <w:r>
-        <w:t xml:space="preserve">, с вероятностью по сумме договора. Если у организации на один класс и регион действует несколько договоров, рекомендуемая стоимость будет разной при каждом пересчёте независимо от ответа на этот вопрос. Вопрос о том, как с этим быть, поставлен архитектору (вопрос архитектору 25). Здесь нужно только подтвердить, что рекомендуемая стоимость — ориентир, и приблизительность допустима.</w:t>
-      </w:r>
-    </w:p>
-    <w:p>
-      <w:pPr>
-        <w:pStyle w:val="BodyText"/>
-      </w:pPr>
-      <w:r>
-        <w:rPr>
-          <w:bCs/>
-          <w:b/>
-        </w:rPr>
-        <w:t xml:space="preserve">Примечание.</w:t>
-      </w:r>
-      <w:r>
-        <w:t xml:space="preserve"> </w:t>
-      </w:r>
-      <w:r>
-        <w:t xml:space="preserve">Отдельно подтвердить, что «рабочий день» для расчёта — это любой день кроме субботы и воскресенья, без учёта праздничного календаря.</w:t>
-      </w:r>
-    </w:p>
-    <w:p>
-      <w:pPr>
-        <w:pStyle w:val="BodyText"/>
-      </w:pPr>
-      <w:r>
-        <w:rPr>
-          <w:bCs/>
-          <w:b/>
-        </w:rPr>
-        <w:t xml:space="preserve">Проверка по коду: частично.</w:t>
-      </w:r>
-      <w:r>
-        <w:t xml:space="preserve"> </w:t>
-      </w:r>
-      <w:r>
-        <w:t xml:space="preserve">Временные коэффициенты в тарифе существуют и настраиваются по интервалам будних дней (утро, день, вечер, ночь) и отдельно коэффициентом выходного дня. На стенде все они равны единице, поэтому эффект решения «считать на будний день» там не проявится. Нужно ли учитывать надбавки — бизнес-решение.</w:t>
+        <w:t xml:space="preserve">Рекомендации нет: это выбор объёма. Но стоит учесть, что просьба хранить номер тарифа выполнима только для корпоративных тарифов.</w:t>
+      </w:r>
+    </w:p>
+    <w:p>
+      <w:pPr>
+        <w:pStyle w:val="BodyText"/>
+      </w:pPr>
+      <w:r>
+        <w:rPr>
+          <w:bCs/>
+          <w:b/>
+        </w:rPr>
+        <w:t xml:space="preserve">Дополнительно.</w:t>
+      </w:r>
+      <w:r>
+        <w:t xml:space="preserve"> </w:t>
+      </w:r>
+      <w:r>
+        <w:t xml:space="preserve">Бывает ли по одному классу несколько действующих договоров в одном регионе, и если да — должен ли управляющий выбирать договор вручную? На стенде такой случай есть: в Москве по классу Эконом два тарифа от разных контрагентов, и цены отличаются в десятки раз — 73,20 ₽ за километр против 1,00 ₽.</w:t>
+      </w:r>
+    </w:p>
+    <w:p>
+      <w:pPr>
+        <w:pStyle w:val="BodyText"/>
+      </w:pPr>
+      <w:r>
+        <w:rPr>
+          <w:bCs/>
+          <w:b/>
+        </w:rPr>
+        <w:t xml:space="preserve">Проверка по коду: частично, и она уточняет цену вопроса.</w:t>
+      </w:r>
+      <w:r>
+        <w:t xml:space="preserve"> </w:t>
+      </w:r>
+      <w:r>
+        <w:t xml:space="preserve">Для варианта A механизм в платформе есть: расчёт внешних цен возвращает все четыре класса такси с ценами за один вызов, а серверу для этого нужна только геометрия маршрута — ни пассажир, ни цель поездки не требуются. Для варианта B готового механизма нет: поиск тарифов не возвращает ни класса, ни цены, а штатный расчёт такси не обслуживает. Какой вариант выбрать — бизнес-решение.</w:t>
+      </w:r>
+    </w:p>
+    <w:p>
+      <w:pPr>
+        <w:pStyle w:val="BodyText"/>
+      </w:pPr>
+      <w:r>
+        <w:rPr>
+          <w:bCs/>
+          <w:b/>
+        </w:rPr>
+        <w:t xml:space="preserve">Триаж 09.10.2026: ответ нужен, узловой.</w:t>
+      </w:r>
+      <w:r>
+        <w:t xml:space="preserve"> </w:t>
+      </w:r>
+      <w:r>
+        <w:t xml:space="preserve">От него зависит объём разработки, тип идентификатора тарифа, выполнимость просьбы хранить номер тарифа и два вопроса архитектору — 27 и 28. Задавать первым.</w:t>
       </w:r>
     </w:p>
     <w:p>
@@ -1874,13 +2125,20 @@
       </w:r>
     </w:p>
     <w:bookmarkEnd w:id="26"/>
-    <w:bookmarkStart w:id="27" w:name="X7573f68d77363da53e90089caadeedcd53b84a1"/>
+    <w:bookmarkStart w:id="31" w:name="закрыто-на-встрече-08102026"/>
     <w:p>
       <w:pPr>
         <w:pStyle w:val="Heading2"/>
       </w:pPr>
       <w:r>
-        <w:t xml:space="preserve">Вопрос 17. Согласование и лимиты для заявки по фиксированной цене</w:t>
+        <w:t xml:space="preserve">Закрыто на встрече 08.10.2026</w:t>
+      </w:r>
+    </w:p>
+    <w:p>
+      <w:r>
+        <w:pict>
+          <v:rect style="width:0;height:1.5pt" o:hralign="center" o:hrstd="t" o:hr="t"/>
+        </w:pict>
       </w:r>
     </w:p>
     <w:p>
@@ -1888,6 +2146,30 @@
         <w:pStyle w:val="FirstParagraph"/>
       </w:pPr>
       <w:r>
+        <w:t xml:space="preserve">Вопросы ниже заданы и отвечены на встрече с заказчиком 08.10.2026. Оставлены для прослеживаемости, повторно не задаются. Протокол — «Ответы заказчика — встреча 08.10.2026».</w:t>
+      </w:r>
+    </w:p>
+    <w:p>
+      <w:r>
+        <w:pict>
+          <v:rect style="width:0;height:1.5pt" o:hralign="center" o:hrstd="t" o:hr="t"/>
+        </w:pict>
+      </w:r>
+    </w:p>
+    <w:bookmarkStart w:id="27" w:name="вопрос-7-действие-при-дубле"/>
+    <w:p>
+      <w:pPr>
+        <w:pStyle w:val="Heading3"/>
+      </w:pPr>
+      <w:r>
+        <w:t xml:space="preserve">Вопрос 7. Действие при дубле</w:t>
+      </w:r>
+    </w:p>
+    <w:p>
+      <w:pPr>
+        <w:pStyle w:val="FirstParagraph"/>
+      </w:pPr>
+      <w:r>
         <w:rPr>
           <w:bCs/>
           <w:b/>
@@ -1898,71 +2180,7 @@
         <w:t xml:space="preserve"> </w:t>
       </w:r>
       <w:r>
-        <w:rPr>
-          <w:rStyle w:val="VerbatimChar"/>
-        </w:rPr>
-        <w:t xml:space="preserve">[КОД]</w:t>
-      </w:r>
-      <w:r>
-        <w:t xml:space="preserve"> </w:t>
-      </w:r>
-      <w:r>
-        <w:t xml:space="preserve">В системе есть согласование заявок: настройки хранятся на пару «организация + вид транспорта» (</w:t>
-      </w:r>
-      <w:r>
-        <w:rPr>
-          <w:rStyle w:val="VerbatimChar"/>
-        </w:rPr>
-        <w:t xml:space="preserve">approval_active</w:t>
-      </w:r>
-      <w:r>
-        <w:t xml:space="preserve">,</w:t>
-      </w:r>
-      <w:r>
-        <w:t xml:space="preserve"> </w:t>
-      </w:r>
-      <w:r>
-        <w:rPr>
-          <w:rStyle w:val="VerbatimChar"/>
-        </w:rPr>
-        <w:t xml:space="preserve">min_cost_to_be_approved</w:t>
-      </w:r>
-      <w:r>
-        <w:t xml:space="preserve"> </w:t>
-      </w:r>
-      <w:r>
-        <w:t xml:space="preserve">в копейках, исключения по цели поездки и региону). Заявка проходит автосогласование, если согласование выключено или её стоимость строго меньше порога; иначе ждёт согласующего.</w:t>
-      </w:r>
-      <w:r>
-        <w:t xml:space="preserve"> </w:t>
-      </w:r>
-      <w:r>
-        <w:rPr>
-          <w:rStyle w:val="VerbatimChar"/>
-        </w:rPr>
-        <w:t xml:space="preserve">[КОД]</w:t>
-      </w:r>
-      <w:r>
-        <w:t xml:space="preserve"> </w:t>
-      </w:r>
-      <w:r>
-        <w:t xml:space="preserve">Резерв лимита сотрудника делается по</w:t>
-      </w:r>
-      <w:r>
-        <w:t xml:space="preserve"> </w:t>
-      </w:r>
-      <w:r>
-        <w:rPr>
-          <w:bCs/>
-          <w:b/>
-        </w:rPr>
-        <w:t xml:space="preserve">плановой</w:t>
-      </w:r>
-      <w:r>
-        <w:t xml:space="preserve"> </w:t>
-      </w:r>
-      <w:r>
-        <w:t xml:space="preserve">стоимости заявки, и списание при завершении тоже по плановой, а не по фактической.</w:t>
+        <w:t xml:space="preserve">Критерий дубля — вопрос 4 первой части; T01.1, D09.</w:t>
       </w:r>
     </w:p>
     <w:p>
@@ -1980,7 +2198,7 @@
         <w:t xml:space="preserve"> </w:t>
       </w:r>
       <w:r>
-        <w:t xml:space="preserve">Заявка по избранному маршруту попадёт в эти механизмы со своей фиксированной ценой по прайсу. Нужно подтвердить, что так и должно быть, или назвать исключения.</w:t>
+        <w:t xml:space="preserve">Что должна делать система при попытке сохранить дубль.</w:t>
       </w:r>
     </w:p>
     <w:p>
@@ -2004,12 +2222,6 @@
         <w:pStyle w:val="Compact"/>
       </w:pPr>
       <w:r>
-        <w:t xml:space="preserve">Согласование:</w:t>
-      </w:r>
-      <w:r>
-        <w:t xml:space="preserve"> </w:t>
-      </w:r>
-      <w:r>
         <w:rPr>
           <w:bCs/>
           <w:b/>
@@ -2020,23 +2232,7 @@
         <w:t xml:space="preserve"> </w:t>
       </w:r>
       <w:r>
-        <w:t xml:space="preserve">Заявка по маршруту согласуется как обычная, по фиксированной цене против порога организации.</w:t>
-      </w:r>
-      <w:r>
-        <w:t xml:space="preserve"> </w:t>
-      </w:r>
-      <w:r>
-        <w:rPr>
-          <w:bCs/>
-          <w:b/>
-        </w:rPr>
-        <w:t xml:space="preserve">B.</w:t>
-      </w:r>
-      <w:r>
-        <w:t xml:space="preserve"> </w:t>
-      </w:r>
-      <w:r>
-        <w:t xml:space="preserve">Заявки по избранным маршрутам согласования не требуют — цена заранее утверждена в справочнике.</w:t>
+        <w:t xml:space="preserve">Отказ с сообщением об ошибке (сохранение запрещено).</w:t>
       </w:r>
     </w:p>
     <w:p>
@@ -2048,69 +2244,53 @@
         <w:pStyle w:val="Compact"/>
       </w:pPr>
       <w:r>
-        <w:t xml:space="preserve">Лимит сотрудника:</w:t>
-      </w:r>
-      <w:r>
-        <w:t xml:space="preserve"> </w:t>
-      </w:r>
-      <w:r>
-        <w:rPr>
-          <w:bCs/>
-          <w:b/>
-        </w:rPr>
+        <w:rPr>
+          <w:bCs/>
+          <w:b/>
+        </w:rPr>
+        <w:t xml:space="preserve">B.</w:t>
+      </w:r>
+      <w:r>
+        <w:t xml:space="preserve"> </w:t>
+      </w:r>
+      <w:r>
+        <w:t xml:space="preserve">Предупреждение, сохранение разрешено.</w:t>
+      </w:r>
+    </w:p>
+    <w:p>
+      <w:pPr>
+        <w:pStyle w:val="FirstParagraph"/>
+      </w:pPr>
+      <w:r>
+        <w:rPr>
+          <w:bCs/>
+          <w:b/>
+        </w:rPr>
+        <w:t xml:space="preserve">Рекомендация.</w:t>
+      </w:r>
+      <w:r>
+        <w:t xml:space="preserve"> </w:t>
+      </w:r>
+      <w:r>
         <w:t xml:space="preserve">A.</w:t>
       </w:r>
-      <w:r>
-        <w:t xml:space="preserve"> </w:t>
-      </w:r>
-      <w:r>
-        <w:t xml:space="preserve">Резервируется и списывается фиксированная цена, как обычная плановая стоимость.</w:t>
-      </w:r>
-      <w:r>
-        <w:t xml:space="preserve"> </w:t>
-      </w:r>
-      <w:r>
-        <w:rPr>
-          <w:bCs/>
-          <w:b/>
-        </w:rPr>
-        <w:t xml:space="preserve">B.</w:t>
-      </w:r>
-      <w:r>
-        <w:t xml:space="preserve"> </w:t>
-      </w:r>
-      <w:r>
-        <w:t xml:space="preserve">Заявки по маршрутам в лимит не включаются.</w:t>
-      </w:r>
-    </w:p>
-    <w:p>
-      <w:pPr>
-        <w:pStyle w:val="FirstParagraph"/>
-      </w:pPr>
-      <w:r>
-        <w:rPr>
-          <w:bCs/>
-          <w:b/>
-        </w:rPr>
-        <w:t xml:space="preserve">Рекомендация.</w:t>
-      </w:r>
-      <w:r>
-        <w:t xml:space="preserve"> </w:t>
-      </w:r>
-      <w:r>
-        <w:t xml:space="preserve">Согласование — A (цена в справочнике утверждается управляющим справочниками, а не согласующим по заявке); лимит — A. Если выбирается B по согласованию, нужно назвать, кто и когда утверждает прайс, чтобы согласование не обходилось.</w:t>
-      </w:r>
-    </w:p>
-    <w:p>
-      <w:pPr>
-        <w:pStyle w:val="BodyText"/>
-      </w:pPr>
-      <w:r>
-        <w:rPr>
-          <w:bCs/>
-          <w:b/>
-        </w:rPr>
-        <w:t xml:space="preserve">Почему это нужно для T01.2 (08.10).</w:t>
+    </w:p>
+    <w:p>
+      <w:pPr>
+        <w:pStyle w:val="BodyText"/>
+      </w:pPr>
+      <w:r>
+        <w:rPr>
+          <w:bCs/>
+          <w:b/>
+        </w:rPr>
+        <w:t xml:space="preserve">Проверка по коду: нет.</w:t>
+      </w:r>
+      <w:r>
+        <w:t xml:space="preserve"> </w:t>
+      </w:r>
+      <w:r>
+        <w:t xml:space="preserve">Бизнес-решение. Платформенная фактура лишь в том, что отказ по дублю в сервисах оформляется как</w:t>
       </w:r>
       <w:r>
         <w:t xml:space="preserve"> </w:t>
@@ -2119,44 +2299,47 @@
         <w:rPr>
           <w:rStyle w:val="VerbatimChar"/>
         </w:rPr>
-        <w:t xml:space="preserve">[КОД]</w:t>
-      </w:r>
-      <w:r>
-        <w:t xml:space="preserve"> </w:t>
-      </w:r>
-      <w:r>
-        <w:t xml:space="preserve">Активной считается заявка в любом нетерминальном статусе: терминальны только «отменена» и «завершена». Статус ожидания согласования — нетерминальный, значит заявка, зависшая на согласовании,</w:t>
-      </w:r>
-      <w:r>
-        <w:t xml:space="preserve"> </w:t>
-      </w:r>
-      <w:r>
-        <w:rPr>
-          <w:bCs/>
-          <w:b/>
-        </w:rPr>
-        <w:t xml:space="preserve">блокирует деактивацию маршрута</w:t>
-      </w:r>
-      <w:r>
-        <w:t xml:space="preserve">. При варианте B по согласованию такой блокировки не будет.</w:t>
-      </w:r>
-    </w:p>
-    <w:p>
-      <w:pPr>
-        <w:pStyle w:val="BodyText"/>
-      </w:pPr>
-      <w:r>
-        <w:rPr>
-          <w:bCs/>
-          <w:b/>
-        </w:rPr>
-        <w:t xml:space="preserve">Проверка по коду: да, механика подтверждена.</w:t>
-      </w:r>
-      <w:r>
-        <w:t xml:space="preserve"> </w:t>
-      </w:r>
-      <w:r>
-        <w:t xml:space="preserve">Согласование настраивается на пару «организация + вид транспорта», автосогласование срабатывает, если стоимость строго меньше порога; резерв лимита делается по плановой стоимости и по ней же списывается при завершении. Нужны ли исключения для избранных маршрутов — бизнес-решение.</w:t>
+        <w:t xml:space="preserve">DuplicateDataException</w:t>
+      </w:r>
+      <w:r>
+        <w:t xml:space="preserve"> </w:t>
+      </w:r>
+      <w:r>
+        <w:t xml:space="preserve">с кодом 409.</w:t>
+      </w:r>
+    </w:p>
+    <w:p>
+      <w:pPr>
+        <w:pStyle w:val="BodyText"/>
+      </w:pPr>
+      <w:r>
+        <w:rPr>
+          <w:bCs/>
+          <w:b/>
+        </w:rPr>
+        <w:t xml:space="preserve">Ответ получен 08.10.2026 (00:10:36–00:11:04).</w:t>
+      </w:r>
+      <w:r>
+        <w:t xml:space="preserve"> </w:t>
+      </w:r>
+      <w:r>
+        <w:t xml:space="preserve">Отказ. При отказе показать</w:t>
+      </w:r>
+      <w:r>
+        <w:t xml:space="preserve"> </w:t>
+      </w:r>
+      <w:r>
+        <w:rPr>
+          <w:bCs/>
+          <w:b/>
+        </w:rPr>
+        <w:t xml:space="preserve">номер существующего избранного маршрута</w:t>
+      </w:r>
+      <w:r>
+        <w:t xml:space="preserve"> </w:t>
+      </w:r>
+      <w:r>
+        <w:t xml:space="preserve">и дать открыть его на редактирование: «у вас уже есть действующий избранный маршрут и открываешь его, чтобы можно было его редактировать». Вариант A с дополнением.</w:t>
       </w:r>
     </w:p>
     <w:p>
@@ -2167,13 +2350,13 @@
       </w:r>
     </w:p>
     <w:bookmarkEnd w:id="27"/>
-    <w:bookmarkStart w:id="28" w:name="X1548dde671ac038271efba61b48802dde826e31"/>
-    <w:p>
-      <w:pPr>
-        <w:pStyle w:val="Heading2"/>
-      </w:pPr>
-      <w:r>
-        <w:t xml:space="preserve">Вопрос 18. Можно ли изменять маршрут, по которому есть активные заявки</w:t>
+    <w:bookmarkStart w:id="28" w:name="Xc2efe6eeb383616670a918278da4a00bd333e6e"/>
+    <w:p>
+      <w:pPr>
+        <w:pStyle w:val="Heading3"/>
+      </w:pPr>
+      <w:r>
+        <w:t xml:space="preserve">Вопрос 9. Список справочника: фильтры и показ истёкших маршрутов</w:t>
       </w:r>
     </w:p>
     <w:p>
@@ -2191,7 +2374,7 @@
         <w:t xml:space="preserve"> </w:t>
       </w:r>
       <w:r>
-        <w:t xml:space="preserve">Протокол 10.09, п. 7: корректировка разрешена с сохранением, кто и когда правил. T01.1 и T01.2: деактивация при активной заявке запрещена. Для изменения такого правила нет. Заявка хранит версию маршрута, поэтому её собственные данные от правки справочника не меняются (протокол 10.09, п. 9).</w:t>
+        <w:t xml:space="preserve">На макете есть поиск по номеру, кнопка фильтров и пагинация; состав фильтров не показан.</w:t>
       </w:r>
     </w:p>
     <w:p>
@@ -2209,7 +2392,7 @@
         <w:t xml:space="preserve"> </w:t>
       </w:r>
       <w:r>
-        <w:t xml:space="preserve">Запрет изменения из запрета деактивации не следует, и вводить его самостоятельно мы не будем. Нужно решение: допустимо ли править маршрут, по которому уже оформлены, но не завершены поездки.</w:t>
+        <w:t xml:space="preserve">Какие фильтры нужны, показывать ли истёкшие маршруты в списке управляющего и как их отличать; нужен ли доступ к вручную удалённым записям.</w:t>
       </w:r>
     </w:p>
     <w:p>
@@ -2243,7 +2426,7 @@
         <w:t xml:space="preserve"> </w:t>
       </w:r>
       <w:r>
-        <w:t xml:space="preserve">Изменение разрешено всегда. Оформленные заявки сохраняют данные своей версии маршрута; новые заявки идут по новой версии.</w:t>
+        <w:t xml:space="preserve">Поиск по номеру; фильтры по виду транспорта, классу, ночному признаку и статусу; истёкшие показываются с пометкой, только для чтения; удалённые не показываются.</w:t>
       </w:r>
     </w:p>
     <w:p>
@@ -2265,29 +2448,7 @@
         <w:t xml:space="preserve"> </w:t>
       </w:r>
       <w:r>
-        <w:t xml:space="preserve">Изменение запрещено, пока есть активные заявки — как и деактивация.</w:t>
-      </w:r>
-    </w:p>
-    <w:p>
-      <w:pPr>
-        <w:numPr>
-          <w:ilvl w:val="0"/>
-          <w:numId w:val="1010"/>
-        </w:numPr>
-        <w:pStyle w:val="Compact"/>
-      </w:pPr>
-      <w:r>
-        <w:rPr>
-          <w:bCs/>
-          <w:b/>
-        </w:rPr>
-        <w:t xml:space="preserve">C.</w:t>
-      </w:r>
-      <w:r>
-        <w:t xml:space="preserve"> </w:t>
-      </w:r>
-      <w:r>
-        <w:t xml:space="preserve">Разрешено частично: цену и название менять можно, точки маршрута — нельзя.</w:t>
+        <w:t xml:space="preserve">Другой состав.</w:t>
       </w:r>
     </w:p>
     <w:p>
@@ -2305,7 +2466,7 @@
         <w:t xml:space="preserve"> </w:t>
       </w:r>
       <w:r>
-        <w:t xml:space="preserve">A: история версий для этого и нужна, а запрет остановит работу управляющего справочниками на время выполнения поездок.</w:t>
+        <w:t xml:space="preserve">A.</w:t>
       </w:r>
     </w:p>
     <w:p>
@@ -2323,7 +2484,51 @@
         <w:t xml:space="preserve"> </w:t>
       </w:r>
       <w:r>
-        <w:t xml:space="preserve">Бизнес-решение.</w:t>
+        <w:t xml:space="preserve">Состав фильтров — бизнес-решение.</w:t>
+      </w:r>
+    </w:p>
+    <w:p>
+      <w:pPr>
+        <w:pStyle w:val="BodyText"/>
+      </w:pPr>
+      <w:r>
+        <w:rPr>
+          <w:bCs/>
+          <w:b/>
+        </w:rPr>
+        <w:t xml:space="preserve">Ответ получен 08.10.2026 (00:11:04–00:11:33).</w:t>
+      </w:r>
+      <w:r>
+        <w:t xml:space="preserve"> </w:t>
+      </w:r>
+      <w:r>
+        <w:t xml:space="preserve">Фильтры:</w:t>
+      </w:r>
+      <w:r>
+        <w:t xml:space="preserve"> </w:t>
+      </w:r>
+      <w:r>
+        <w:rPr>
+          <w:bCs/>
+          <w:b/>
+        </w:rPr>
+        <w:t xml:space="preserve">по виду транспорта, по классу транспорта, по ночному или дневному признаку</w:t>
+      </w:r>
+      <w:r>
+        <w:t xml:space="preserve">. Отдельного показа удалённых нет — есть</w:t>
+      </w:r>
+      <w:r>
+        <w:t xml:space="preserve"> </w:t>
+      </w:r>
+      <w:r>
+        <w:rPr>
+          <w:bCs/>
+          <w:b/>
+        </w:rPr>
+        <w:t xml:space="preserve">признак «активное / неактивное»</w:t>
+      </w:r>
+      <w:r>
+        <w:t xml:space="preserve">, по нему и фильтруется.</w:t>
       </w:r>
     </w:p>
     <w:p>
@@ -2334,13 +2539,13 @@
       </w:r>
     </w:p>
     <w:bookmarkEnd w:id="28"/>
-    <w:bookmarkStart w:id="29" w:name="X114feaa89f476cb01e3f4e557bc513d2c78b3fd"/>
-    <w:p>
-      <w:pPr>
-        <w:pStyle w:val="Heading2"/>
-      </w:pPr>
-      <w:r>
-        <w:t xml:space="preserve">Вопрос 19. Нужна ли в карточке маршрута дата последнего расчёта</w:t>
+    <w:bookmarkStart w:id="29" w:name="X1528526e36dd3671bf03369211959d1d5384871"/>
+    <w:p>
+      <w:pPr>
+        <w:pStyle w:val="Heading3"/>
+      </w:pPr>
+      <w:r>
+        <w:t xml:space="preserve">Вопрос 10. Что видит пользователь, когда тариф маршрута перестал действовать</w:t>
       </w:r>
     </w:p>
     <w:p>
@@ -2358,7 +2563,7 @@
         <w:t xml:space="preserve"> </w:t>
       </w:r>
       <w:r>
-        <w:t xml:space="preserve">T01.1, D12: решено не добавлять поле даты расчёта, поскольку устаревание расчёта зависит от смены тарифа, а не от времени. Оговорка: если интерфейсу дата расчёта нужна — поле добавляется. Макеты T01.3 этого не показывают.</w:t>
+        <w:t xml:space="preserve">Протоколы 17.09 (п. 10) и встреча 05.10: маршрут действует, пока действует тариф. Отчёт разработчика (срез 05.10): если связанный тариф истёк, избранный маршрут нельзя использовать для нового заказа.</w:t>
       </w:r>
     </w:p>
     <w:p>
@@ -2376,7 +2581,7 @@
         <w:t xml:space="preserve"> </w:t>
       </w:r>
       <w:r>
-        <w:t xml:space="preserve">Нужно ли управляющему справочниками видеть, когда расстояние, время и рекомендуемая стоимость маршрута рассчитывались последний раз.</w:t>
+        <w:t xml:space="preserve">Как показывать такой маршрут: скрывать при выборе, показывать как недоступный с пояснением, оставлять только для просмотра в справочнике.</w:t>
       </w:r>
     </w:p>
     <w:p>
@@ -2410,7 +2615,7 @@
         <w:t xml:space="preserve"> </w:t>
       </w:r>
       <w:r>
-        <w:t xml:space="preserve">Не нужно. Значения всегда соответствуют сохранённым данным, потому что сервер пересчитывает их при каждом сохранении.</w:t>
+        <w:t xml:space="preserve">Скрыт при выборе заявки; в справочнике виден с пометкой «нет действующего тарифа».</w:t>
       </w:r>
     </w:p>
     <w:p>
@@ -2432,7 +2637,7 @@
         <w:t xml:space="preserve"> </w:t>
       </w:r>
       <w:r>
-        <w:t xml:space="preserve">Нужно — показывать дату и время последнего расчёта в карточке и в списке.</w:t>
+        <w:t xml:space="preserve">Виден при выборе, но недоступен.</w:t>
       </w:r>
     </w:p>
     <w:p>
@@ -2450,7 +2655,25 @@
         <w:t xml:space="preserve"> </w:t>
       </w:r>
       <w:r>
-        <w:t xml:space="preserve">A. При варианте B в модель данных добавляется поле, и нужно решить, что считать признаком устаревшего расчёта: одной даты для этого недостаточно.</w:t>
+        <w:t xml:space="preserve">A.</w:t>
+      </w:r>
+    </w:p>
+    <w:p>
+      <w:pPr>
+        <w:pStyle w:val="BodyText"/>
+      </w:pPr>
+      <w:r>
+        <w:rPr>
+          <w:bCs/>
+          <w:b/>
+        </w:rPr>
+        <w:t xml:space="preserve">Уточнение по итогам обследования кода (08.10).</w:t>
+      </w:r>
+      <w:r>
+        <w:t xml:space="preserve"> </w:t>
+      </w:r>
+      <w:r>
+        <w:t xml:space="preserve">Для такси признак «нет действующего тарифа» можно вычислить только на текущий момент (см. вопрос 8). Поэтому при варианте A для такси возможна ситуация: маршрут виден и выбран сегодня, а на дату поездки тарифа уже нет — отказ произойдёт при оформлении заявки, а не при выборе маршрута. Нужно подтвердить, что это допустимо, или назвать, какое сообщение пользователь должен получить при таком отказе.</w:t>
       </w:r>
     </w:p>
     <w:p>
@@ -2468,7 +2691,54 @@
         <w:t xml:space="preserve"> </w:t>
       </w:r>
       <w:r>
-        <w:t xml:space="preserve">Зависит от макетов T01.3 и потребности пользователя.</w:t>
+        <w:t xml:space="preserve">Что показывать пользователю — бизнес-решение. Техническая часть описана в вопросе архитектору 26.</w:t>
+      </w:r>
+    </w:p>
+    <w:p>
+      <w:pPr>
+        <w:pStyle w:val="BodyText"/>
+      </w:pPr>
+      <w:r>
+        <w:rPr>
+          <w:bCs/>
+          <w:b/>
+        </w:rPr>
+        <w:t xml:space="preserve">Ответ получен 08.10.2026 (00:11:33–00:11:53).</w:t>
+      </w:r>
+      <w:r>
+        <w:t xml:space="preserve"> </w:t>
+      </w:r>
+      <w:r>
+        <w:t xml:space="preserve">При оформлении заявки маршрут</w:t>
+      </w:r>
+      <w:r>
+        <w:t xml:space="preserve"> </w:t>
+      </w:r>
+      <w:r>
+        <w:rPr>
+          <w:bCs/>
+          <w:b/>
+        </w:rPr>
+        <w:t xml:space="preserve">скрыт</w:t>
+      </w:r>
+      <w:r>
+        <w:t xml:space="preserve">; управляющему справочником он</w:t>
+      </w:r>
+      <w:r>
+        <w:t xml:space="preserve"> </w:t>
+      </w:r>
+      <w:r>
+        <w:rPr>
+          <w:bCs/>
+          <w:b/>
+        </w:rPr>
+        <w:t xml:space="preserve">виден</w:t>
+      </w:r>
+      <w:r>
+        <w:t xml:space="preserve"> </w:t>
+      </w:r>
+      <w:r>
+        <w:t xml:space="preserve">через фильтр активности. Вариант A.</w:t>
       </w:r>
     </w:p>
     <w:p>
@@ -2479,13 +2749,13 @@
       </w:r>
     </w:p>
     <w:bookmarkEnd w:id="29"/>
-    <w:bookmarkStart w:id="30" w:name="X0a3f22fe6e67bb8ecb4afe17b4b2e55e4e61c14"/>
-    <w:p>
-      <w:pPr>
-        <w:pStyle w:val="Heading2"/>
-      </w:pPr>
-      <w:r>
-        <w:t xml:space="preserve">Вопрос 20. Какие тарифы должны быть в перечне для выбора</w:t>
+    <w:bookmarkStart w:id="30" w:name="Xd40d4a5a09acbd992d579a9e77ff5639197b4bb"/>
+    <w:p>
+      <w:pPr>
+        <w:pStyle w:val="Heading3"/>
+      </w:pPr>
+      <w:r>
+        <w:t xml:space="preserve">Вопрос 16. Учитывать ли в рекомендуемой стоимости надбавки за время и день недели</w:t>
       </w:r>
     </w:p>
     <w:p>
@@ -2503,7 +2773,25 @@
         <w:t xml:space="preserve"> </w:t>
       </w:r>
       <w:r>
-        <w:t xml:space="preserve">Решение встречи 08.10.2026: при создании маршрута управляющий выбирает тариф из перечня действующих тарифов с ценами. Исследование тестового стенда 08.10.2026 показало, что на стенде существуют два разных мира тарифов, и механизмы у них разные.</w:t>
+        <w:rPr>
+          <w:rStyle w:val="VerbatimChar"/>
+        </w:rPr>
+        <w:t xml:space="preserve">[КОД]</w:t>
+      </w:r>
+      <w:r>
+        <w:t xml:space="preserve"> </w:t>
+      </w:r>
+      <w:r>
+        <w:t xml:space="preserve">Цена такси зависит от времени не только через ночной тариф: она умножается на временной коэффициент — выходной (суббота, воскресенье), утро, день, вечер, ночь (</w:t>
+      </w:r>
+      <w:r>
+        <w:rPr>
+          <w:rStyle w:val="VerbatimChar"/>
+        </w:rPr>
+        <w:t xml:space="preserve">CalculateServiceImpl.java:991-1013, :1053</w:t>
+      </w:r>
+      <w:r>
+        <w:t xml:space="preserve">). В избранном маршруте даты поездки нет, поэтому для расчёта берётся условная дата. У тарифов группового трансфера временных коэффициентов нет. Встреча 05.10: рекомендуемая стоимость в справочнике обязательна.</w:t>
       </w:r>
     </w:p>
     <w:p>
@@ -2521,7 +2809,7 @@
         <w:t xml:space="preserve"> </w:t>
       </w:r>
       <w:r>
-        <w:t xml:space="preserve">Нужно решить, что должно попадать в этот перечень. От ответа зависит, нужна ли разработка вообще, какой тип идентификатора хранить и можно ли выполнить просьбу хранить человекочитаемый номер тарифа.</w:t>
+        <w:t xml:space="preserve">Рекомендуемая стоимость — ориентир по тарифу. Нужно решить, по какому времени её считать: по будничному дню и дневному времени, или с учётом надбавок, если маршрут обычно выполняется вечером, ночью или в выходные.</w:t>
       </w:r>
     </w:p>
     <w:p>
@@ -2549,26 +2837,13 @@
           <w:bCs/>
           <w:b/>
         </w:rPr>
-        <w:t xml:space="preserve">A. Только внешние агрегаторы</w:t>
-      </w:r>
-      <w:r>
-        <w:t xml:space="preserve"> </w:t>
-      </w:r>
-      <w:r>
-        <w:t xml:space="preserve">(Yandex Go и подобные). Перечень классов с ценами платформа отдаёт одним вызовом, разработка минимальная. Минус: у таких тарифов</w:t>
-      </w:r>
-      <w:r>
-        <w:t xml:space="preserve"> </w:t>
-      </w:r>
-      <w:r>
-        <w:rPr>
-          <w:bCs/>
-          <w:b/>
-        </w:rPr>
-        <w:t xml:space="preserve">нет человекочитаемого номера</w:t>
-      </w:r>
-      <w:r>
-        <w:t xml:space="preserve">, а на встрече 08.10 просили хранить именно его.</w:t>
+        <w:t xml:space="preserve">A.</w:t>
+      </w:r>
+      <w:r>
+        <w:t xml:space="preserve"> </w:t>
+      </w:r>
+      <w:r>
+        <w:t xml:space="preserve">Считать по будничному дню в дневное время (для ночного маршрута — по ночному времени будничного дня). Выходной и вечерний коэффициенты не учитываются.</w:t>
       </w:r>
     </w:p>
     <w:p>
@@ -2584,13 +2859,13 @@
           <w:bCs/>
           <w:b/>
         </w:rPr>
-        <w:t xml:space="preserve">B. Только корпоративные тарифы</w:t>
-      </w:r>
-      <w:r>
-        <w:t xml:space="preserve"> </w:t>
-      </w:r>
-      <w:r>
-        <w:t xml:space="preserve">(например, БИБИ-КАР, Автопарк по договорам организации). Номер тарифа есть, но готового способа получить по ним перечень классов с ценами в платформе нет — потребуется доработка.</w:t>
+        <w:t xml:space="preserve">B.</w:t>
+      </w:r>
+      <w:r>
+        <w:t xml:space="preserve"> </w:t>
+      </w:r>
+      <w:r>
+        <w:t xml:space="preserve">Учитывать выходной и вечерний коэффициенты — тогда нужно указать, какой день и время считать типичными для маршрута.</w:t>
       </w:r>
     </w:p>
     <w:p>
@@ -2606,10 +2881,13 @@
           <w:bCs/>
           <w:b/>
         </w:rPr>
-        <w:t xml:space="preserve">C. Оба источника</w:t>
-      </w:r>
-      <w:r>
-        <w:t xml:space="preserve">, с объединением на стороне справочника. Самый полный вариант и самый дорогой.</w:t>
+        <w:t xml:space="preserve">C.</w:t>
+      </w:r>
+      <w:r>
+        <w:t xml:space="preserve"> </w:t>
+      </w:r>
+      <w:r>
+        <w:t xml:space="preserve">Задавать типичное время поездки в самой записи маршрута — новое поле в справочнике.</w:t>
       </w:r>
     </w:p>
     <w:p>
@@ -2627,43 +2905,114 @@
         <w:t xml:space="preserve"> </w:t>
       </w:r>
       <w:r>
-        <w:t xml:space="preserve">Рекомендации нет: это выбор объёма. Но стоит учесть, что просьба хранить номер тарифа выполнима только для корпоративных тарифов.</w:t>
-      </w:r>
-    </w:p>
-    <w:p>
-      <w:pPr>
-        <w:pStyle w:val="BodyText"/>
-      </w:pPr>
-      <w:r>
-        <w:rPr>
-          <w:bCs/>
-          <w:b/>
-        </w:rPr>
-        <w:t xml:space="preserve">Дополнительно.</w:t>
-      </w:r>
-      <w:r>
-        <w:t xml:space="preserve"> </w:t>
-      </w:r>
-      <w:r>
-        <w:t xml:space="preserve">Бывает ли по одному классу несколько действующих договоров в одном регионе, и если да — должен ли управляющий выбирать договор вручную? На стенде такой случай есть: в Москве по классу Эконом два тарифа от разных контрагентов, и цены отличаются в десятки раз — 73,20 ₽ за километр против 1,00 ₽.</w:t>
-      </w:r>
-    </w:p>
-    <w:p>
-      <w:pPr>
-        <w:pStyle w:val="BodyText"/>
-      </w:pPr>
-      <w:r>
-        <w:rPr>
-          <w:bCs/>
-          <w:b/>
-        </w:rPr>
-        <w:t xml:space="preserve">Проверка по коду: частично, и она уточняет цену вопроса.</w:t>
-      </w:r>
-      <w:r>
-        <w:t xml:space="preserve"> </w:t>
-      </w:r>
-      <w:r>
-        <w:t xml:space="preserve">Для варианта A механизм в платформе есть: расчёт внешних цен возвращает все четыре класса такси с ценами за один вызов, а серверу для этого нужна только геометрия маршрута — ни пассажир, ни цель поездки не требуются. Для варианта B готового механизма нет: поиск тарифов не возвращает ни класса, ни цены, а штатный расчёт такси не обслуживает. Какой вариант выбрать — бизнес-решение.</w:t>
+        <w:t xml:space="preserve">A: значение воспроизводимо и не зависит от момента сохранения; цену поездки всё равно задаёт прайс. B и C усложняют справочник ради ориентира, который пользователю не показывается.</w:t>
+      </w:r>
+    </w:p>
+    <w:p>
+      <w:pPr>
+        <w:pStyle w:val="BodyText"/>
+      </w:pPr>
+      <w:r>
+        <w:rPr>
+          <w:bCs/>
+          <w:b/>
+        </w:rPr>
+        <w:t xml:space="preserve">Отдельно нужно знать о рекомендуемой стоимости (08.10).</w:t>
+      </w:r>
+      <w:r>
+        <w:t xml:space="preserve"> </w:t>
+      </w:r>
+      <w:r>
+        <w:rPr>
+          <w:rStyle w:val="VerbatimChar"/>
+        </w:rPr>
+        <w:t xml:space="preserve">[КОД]</w:t>
+      </w:r>
+      <w:r>
+        <w:t xml:space="preserve"> </w:t>
+      </w:r>
+      <w:r>
+        <w:t xml:space="preserve">Штатный расчёт выбирает договор</w:t>
+      </w:r>
+      <w:r>
+        <w:t xml:space="preserve"> </w:t>
+      </w:r>
+      <w:r>
+        <w:rPr>
+          <w:bCs/>
+          <w:b/>
+        </w:rPr>
+        <w:t xml:space="preserve">случайно</w:t>
+      </w:r>
+      <w:r>
+        <w:t xml:space="preserve">, с вероятностью по сумме договора. Если у организации на один класс и регион действует несколько договоров, рекомендуемая стоимость будет разной при каждом пересчёте независимо от ответа на этот вопрос. Вопрос о том, как с этим быть, поставлен архитектору (вопрос архитектору 25). Здесь нужно только подтвердить, что рекомендуемая стоимость — ориентир, и приблизительность допустима.</w:t>
+      </w:r>
+    </w:p>
+    <w:p>
+      <w:pPr>
+        <w:pStyle w:val="BodyText"/>
+      </w:pPr>
+      <w:r>
+        <w:rPr>
+          <w:bCs/>
+          <w:b/>
+        </w:rPr>
+        <w:t xml:space="preserve">Примечание.</w:t>
+      </w:r>
+      <w:r>
+        <w:t xml:space="preserve"> </w:t>
+      </w:r>
+      <w:r>
+        <w:t xml:space="preserve">Отдельно подтвердить, что «рабочий день» для расчёта — это любой день кроме субботы и воскресенья, без учёта праздничного календаря.</w:t>
+      </w:r>
+    </w:p>
+    <w:p>
+      <w:pPr>
+        <w:pStyle w:val="BodyText"/>
+      </w:pPr>
+      <w:r>
+        <w:rPr>
+          <w:bCs/>
+          <w:b/>
+        </w:rPr>
+        <w:t xml:space="preserve">Проверка по коду: частично.</w:t>
+      </w:r>
+      <w:r>
+        <w:t xml:space="preserve"> </w:t>
+      </w:r>
+      <w:r>
+        <w:t xml:space="preserve">Временные коэффициенты в тарифе существуют и настраиваются по интервалам будних дней (утро, день, вечер, ночь) и отдельно коэффициентом выходного дня. На стенде все они равны единице, поэтому эффект решения «считать на будний день» там не проявится. Нужно ли учитывать надбавки — бизнес-решение.</w:t>
+      </w:r>
+    </w:p>
+    <w:p>
+      <w:pPr>
+        <w:pStyle w:val="BodyText"/>
+      </w:pPr>
+      <w:r>
+        <w:rPr>
+          <w:bCs/>
+          <w:b/>
+        </w:rPr>
+        <w:t xml:space="preserve">Ответ получен решением по итогам разбора встречи 08.10.2026.</w:t>
+      </w:r>
+      <w:r>
+        <w:t xml:space="preserve"> </w:t>
+      </w:r>
+      <w:r>
+        <w:t xml:space="preserve">Считать на</w:t>
+      </w:r>
+      <w:r>
+        <w:t xml:space="preserve"> </w:t>
+      </w:r>
+      <w:r>
+        <w:rPr>
+          <w:bCs/>
+          <w:b/>
+        </w:rPr>
+        <w:t xml:space="preserve">будний день</w:t>
+      </w:r>
+      <w:r>
+        <w:t xml:space="preserve">, без праздничных и выходных коэффициентов. Если потребуются праздники — это отдельная запись избранного маршрута со своим периодом действия. Вариант A.</w:t>
       </w:r>
     </w:p>
     <w:p>
@@ -2674,7 +3023,8 @@
       </w:r>
     </w:p>
     <w:bookmarkEnd w:id="30"/>
-    <w:bookmarkStart w:id="31" w:name="X8e30bd1bfcf039d7ecc81b05da54d6f82390f02"/>
+    <w:bookmarkEnd w:id="31"/>
+    <w:bookmarkStart w:id="32" w:name="X8e30bd1bfcf039d7ecc81b05da54d6f82390f02"/>
     <w:p>
       <w:pPr>
         <w:pStyle w:val="Heading2"/>
@@ -3772,8 +4122,8 @@
         </w:tc>
       </w:tr>
     </w:tbl>
-    <w:bookmarkEnd w:id="31"/>
     <w:bookmarkEnd w:id="32"/>
+    <w:bookmarkEnd w:id="33"/>
     <w:sectPr/>
   </w:body>
 </w:document>

--- a/Вопросы_заказчику_T01.2.docx
+++ b/Вопросы_заказчику_T01.2.docx
@@ -21,7 +21,7 @@
         <w:p>
           <w:r>
             <w:fldChar w:fldCharType="begin" w:dirty="true"/>
-            <w:instrText xml:space="preserve">TOC \o "1-2" \h \z \u</w:instrText>
+            <w:instrText xml:space="preserve">TOC \o "1-3" \h \z \u</w:instrText>
             <w:fldChar w:fldCharType="separate"/>
             <w:fldChar w:fldCharType="end"/>
           </w:r>
@@ -139,7 +139,20 @@
         <w:t xml:space="preserve"> </w:t>
       </w:r>
       <w:r>
-        <w:t xml:space="preserve">Открытыми остаются 5 вопросов: 8, 11, 12, 18 и 20. Ещё четыре (7, 9, 10, 16) закрыты встречей 08.10.2026 и вынесены в отдельный раздел, вопрос 19 переадресован в T01.3.</w:t>
+        <w:t xml:space="preserve">Открытыми остаются</w:t>
+      </w:r>
+      <w:r>
+        <w:t xml:space="preserve"> </w:t>
+      </w:r>
+      <w:r>
+        <w:rPr>
+          <w:bCs/>
+          <w:b/>
+        </w:rPr>
+        <w:t xml:space="preserve">4 вопроса: 8, 11, 12 и 18</w:t>
+      </w:r>
+      <w:r>
+        <w:t xml:space="preserve">. Пять (7, 9, 10, 16 и 20) закрыты и вынесены в отдельный раздел, вопрос 19 переадресован в T01.3.</w:t>
       </w:r>
       <w:r>
         <w:t xml:space="preserve"> </w:t>
@@ -185,13 +198,13 @@
           <w:bCs/>
           <w:b/>
         </w:rPr>
-        <w:t xml:space="preserve">Остаётся пять вопросов:</w:t>
-      </w:r>
-      <w:r>
-        <w:t xml:space="preserve"> </w:t>
-      </w:r>
-      <w:r>
-        <w:t xml:space="preserve">20 (узловой, задавать первым), 11 (срочный — функция реализована, контракта нет), 8, 18 и 12 (ожидается уточнение у Наташи).</w:t>
+        <w:t xml:space="preserve">Остаётся четыре вопроса:</w:t>
+      </w:r>
+      <w:r>
+        <w:t xml:space="preserve"> </w:t>
+      </w:r>
+      <w:r>
+        <w:t xml:space="preserve">11 (срочный — функция реализована, контракта нет), 8, 18 и 12 (ожидается уточнение у Наташи). Узловой вопрос 20 закрыт 09.10.2026 вариантом B.</w:t>
       </w:r>
     </w:p>
     <w:p>
@@ -1912,10 +1925,26 @@
       </w:r>
     </w:p>
     <w:bookmarkEnd w:id="25"/>
+    <w:bookmarkStart w:id="31" w:name="закрыто-на-встрече-08102026"/>
+    <w:p>
+      <w:pPr>
+        <w:pStyle w:val="Heading2"/>
+      </w:pPr>
+      <w:r>
+        <w:t xml:space="preserve">Закрыто на встрече 08.10.2026</w:t>
+      </w:r>
+    </w:p>
+    <w:p>
+      <w:r>
+        <w:pict>
+          <v:rect style="width:0;height:1.5pt" o:hralign="center" o:hrstd="t" o:hr="t"/>
+        </w:pict>
+      </w:r>
+    </w:p>
     <w:bookmarkStart w:id="26" w:name="X0a3f22fe6e67bb8ecb4afe17b4b2e55e4e61c14"/>
     <w:p>
       <w:pPr>
-        <w:pStyle w:val="Heading2"/>
+        <w:pStyle w:val="Heading3"/>
       </w:pPr>
       <w:r>
         <w:t xml:space="preserve">Вопрос 20. Какие тарифы должны быть в перечне для выбора</w:t>
@@ -2108,109 +2137,21 @@
           <w:bCs/>
           <w:b/>
         </w:rPr>
-        <w:t xml:space="preserve">Триаж 09.10.2026: ответ нужен, узловой.</w:t>
-      </w:r>
-      <w:r>
-        <w:t xml:space="preserve"> </w:t>
-      </w:r>
-      <w:r>
-        <w:t xml:space="preserve">От него зависит объём разработки, тип идентификатора тарифа, выполнимость просьбы хранить номер тарифа и два вопроса архитектору — 27 и 28. Задавать первым.</w:t>
-      </w:r>
-    </w:p>
-    <w:p>
-      <w:r>
-        <w:pict>
-          <v:rect style="width:0;height:1.5pt" o:hralign="center" o:hrstd="t" o:hr="t"/>
-        </w:pict>
-      </w:r>
-    </w:p>
-    <w:bookmarkEnd w:id="26"/>
-    <w:bookmarkStart w:id="31" w:name="закрыто-на-встрече-08102026"/>
-    <w:p>
-      <w:pPr>
-        <w:pStyle w:val="Heading2"/>
-      </w:pPr>
-      <w:r>
-        <w:t xml:space="preserve">Закрыто на встрече 08.10.2026</w:t>
-      </w:r>
-    </w:p>
-    <w:p>
-      <w:r>
-        <w:pict>
-          <v:rect style="width:0;height:1.5pt" o:hralign="center" o:hrstd="t" o:hr="t"/>
-        </w:pict>
-      </w:r>
-    </w:p>
-    <w:p>
-      <w:pPr>
-        <w:pStyle w:val="FirstParagraph"/>
-      </w:pPr>
-      <w:r>
-        <w:t xml:space="preserve">Вопросы ниже заданы и отвечены на встрече с заказчиком 08.10.2026. Оставлены для прослеживаемости, повторно не задаются. Протокол — «Ответы заказчика — встреча 08.10.2026».</w:t>
-      </w:r>
-    </w:p>
-    <w:p>
-      <w:r>
-        <w:pict>
-          <v:rect style="width:0;height:1.5pt" o:hralign="center" o:hrstd="t" o:hr="t"/>
-        </w:pict>
-      </w:r>
-    </w:p>
-    <w:bookmarkStart w:id="27" w:name="вопрос-7-действие-при-дубле"/>
-    <w:p>
-      <w:pPr>
-        <w:pStyle w:val="Heading3"/>
-      </w:pPr>
-      <w:r>
-        <w:t xml:space="preserve">Вопрос 7. Действие при дубле</w:t>
-      </w:r>
-    </w:p>
-    <w:p>
-      <w:pPr>
-        <w:pStyle w:val="FirstParagraph"/>
-      </w:pPr>
-      <w:r>
-        <w:rPr>
-          <w:bCs/>
-          <w:b/>
-        </w:rPr>
-        <w:t xml:space="preserve">Откуда.</w:t>
-      </w:r>
-      <w:r>
-        <w:t xml:space="preserve"> </w:t>
-      </w:r>
-      <w:r>
-        <w:t xml:space="preserve">Критерий дубля — вопрос 4 первой части; T01.1, D09.</w:t>
-      </w:r>
-    </w:p>
-    <w:p>
-      <w:pPr>
-        <w:pStyle w:val="BodyText"/>
-      </w:pPr>
-      <w:r>
-        <w:rPr>
-          <w:bCs/>
-          <w:b/>
-        </w:rPr>
-        <w:t xml:space="preserve">Суть.</w:t>
-      </w:r>
-      <w:r>
-        <w:t xml:space="preserve"> </w:t>
-      </w:r>
-      <w:r>
-        <w:t xml:space="preserve">Что должна делать система при попытке сохранить дубль.</w:t>
-      </w:r>
-    </w:p>
-    <w:p>
-      <w:pPr>
-        <w:pStyle w:val="BodyText"/>
-      </w:pPr>
-      <w:r>
-        <w:rPr>
-          <w:bCs/>
-          <w:b/>
-        </w:rPr>
-        <w:t xml:space="preserve">Варианты.</w:t>
+        <w:t xml:space="preserve">Ответ получен 09.10.2026: вариант B — только корпоративные (договорные) тарифы организации.</w:t>
+      </w:r>
+      <w:r>
+        <w:t xml:space="preserve"> </w:t>
+      </w:r>
+      <w:r>
+        <w:t xml:space="preserve">Агрегаторы в перечень не нужны.</w:t>
+      </w:r>
+    </w:p>
+    <w:p>
+      <w:pPr>
+        <w:pStyle w:val="BodyText"/>
+      </w:pPr>
+      <w:r>
+        <w:t xml:space="preserve">Основания:</w:t>
       </w:r>
     </w:p>
     <w:p>
@@ -2222,17 +2163,7 @@
         <w:pStyle w:val="Compact"/>
       </w:pPr>
       <w:r>
-        <w:rPr>
-          <w:bCs/>
-          <w:b/>
-        </w:rPr>
-        <w:t xml:space="preserve">A.</w:t>
-      </w:r>
-      <w:r>
-        <w:t xml:space="preserve"> </w:t>
-      </w:r>
-      <w:r>
-        <w:t xml:space="preserve">Отказ с сообщением об ошибке (сохранение запрещено).</w:t>
+        <w:t xml:space="preserve">На встрече 08.10 (00:18:14–00:19:39) заказчик описывал именно такой перечень: класс только из действующих по договору и по тарифам, «так же, как на клиенте», и все действующие тарифы на текущую локацию. Про агрегаторов речи не было.</w:t>
       </w:r>
     </w:p>
     <w:p>
@@ -2244,17 +2175,71 @@
         <w:pStyle w:val="Compact"/>
       </w:pPr>
       <w:r>
-        <w:rPr>
-          <w:bCs/>
-          <w:b/>
-        </w:rPr>
-        <w:t xml:space="preserve">B.</w:t>
-      </w:r>
-      <w:r>
-        <w:t xml:space="preserve"> </w:t>
-      </w:r>
-      <w:r>
-        <w:t xml:space="preserve">Предупреждение, сохранение разрешено.</w:t>
+        <w:t xml:space="preserve">«Двух миров тарифов» нет. Цена агрегатора —</w:t>
+      </w:r>
+      <w:r>
+        <w:t xml:space="preserve"> </w:t>
+      </w:r>
+      <w:r>
+        <w:rPr>
+          <w:bCs/>
+          <w:b/>
+        </w:rPr>
+        <w:t xml:space="preserve">запасной показ</w:t>
+      </w:r>
+      <w:r>
+        <w:t xml:space="preserve"> </w:t>
+      </w:r>
+      <w:r>
+        <w:t xml:space="preserve">на карточке класса: в клиентском фронте стоимость берётся как</w:t>
+      </w:r>
+      <w:r>
+        <w:t xml:space="preserve"> </w:t>
+      </w:r>
+      <w:r>
+        <w:rPr>
+          <w:rStyle w:val="VerbatimChar"/>
+        </w:rPr>
+        <w:t xml:space="preserve">cost || externalPrice * 100</w:t>
+      </w:r>
+      <w:r>
+        <w:t xml:space="preserve">, то есть основная величина —</w:t>
+      </w:r>
+      <w:r>
+        <w:t xml:space="preserve"> </w:t>
+      </w:r>
+      <w:r>
+        <w:rPr>
+          <w:rStyle w:val="VerbatimChar"/>
+        </w:rPr>
+        <w:t xml:space="preserve">cost</w:t>
+      </w:r>
+      <w:r>
+        <w:t xml:space="preserve"> </w:t>
+      </w:r>
+      <w:r>
+        <w:t xml:space="preserve">из расчёта по корпоративному тарифу, а цена провайдера подставляется, только если корпоративной нет (</w:t>
+      </w:r>
+      <w:r>
+        <w:rPr>
+          <w:rStyle w:val="VerbatimChar"/>
+        </w:rPr>
+        <w:t xml:space="preserve">CardContent.tsx</w:t>
+      </w:r>
+      <w:r>
+        <w:t xml:space="preserve">).</w:t>
+      </w:r>
+    </w:p>
+    <w:p>
+      <w:pPr>
+        <w:numPr>
+          <w:ilvl w:val="0"/>
+          <w:numId w:val="1009"/>
+        </w:numPr>
+        <w:pStyle w:val="Compact"/>
+      </w:pPr>
+      <w:r>
+        <w:t xml:space="preserve">У агрегатора нет ни номера тарифа, ни договора, а заказчик просил хранить и то и другое (встреча 08.10, 00:18:43). Это само по себе исключает вариант A.</w:t>
       </w:r>
     </w:p>
     <w:p>
@@ -2266,31 +2251,13 @@
           <w:bCs/>
           <w:b/>
         </w:rPr>
-        <w:t xml:space="preserve">Рекомендация.</w:t>
-      </w:r>
-      <w:r>
-        <w:t xml:space="preserve"> </w:t>
-      </w:r>
-      <w:r>
-        <w:t xml:space="preserve">A.</w:t>
-      </w:r>
-    </w:p>
-    <w:p>
-      <w:pPr>
-        <w:pStyle w:val="BodyText"/>
-      </w:pPr>
-      <w:r>
-        <w:rPr>
-          <w:bCs/>
-          <w:b/>
-        </w:rPr>
-        <w:t xml:space="preserve">Проверка по коду: нет.</w:t>
-      </w:r>
-      <w:r>
-        <w:t xml:space="preserve"> </w:t>
-      </w:r>
-      <w:r>
-        <w:t xml:space="preserve">Бизнес-решение. Платформенная фактура лишь в том, что отказ по дублю в сервисах оформляется как</w:t>
+        <w:t xml:space="preserve">Что это закрывает.</w:t>
+      </w:r>
+      <w:r>
+        <w:t xml:space="preserve"> </w:t>
+      </w:r>
+      <w:r>
+        <w:t xml:space="preserve">Снимаются вопросы архитектору 27, 28 и 29: механизм перечня описан в T01.1 (D07) и доработки сервиса тарифов не требует,</w:t>
       </w:r>
       <w:r>
         <w:t xml:space="preserve"> </w:t>
@@ -2299,47 +2266,13 @@
         <w:rPr>
           <w:rStyle w:val="VerbatimChar"/>
         </w:rPr>
-        <w:t xml:space="preserve">DuplicateDataException</w:t>
-      </w:r>
-      <w:r>
-        <w:t xml:space="preserve"> </w:t>
-      </w:r>
-      <w:r>
-        <w:t xml:space="preserve">с кодом 409.</w:t>
-      </w:r>
-    </w:p>
-    <w:p>
-      <w:pPr>
-        <w:pStyle w:val="BodyText"/>
-      </w:pPr>
-      <w:r>
-        <w:rPr>
-          <w:bCs/>
-          <w:b/>
-        </w:rPr>
-        <w:t xml:space="preserve">Ответ получен 08.10.2026 (00:10:36–00:11:04).</w:t>
-      </w:r>
-      <w:r>
-        <w:t xml:space="preserve"> </w:t>
-      </w:r>
-      <w:r>
-        <w:t xml:space="preserve">Отказ. При отказе показать</w:t>
-      </w:r>
-      <w:r>
-        <w:t xml:space="preserve"> </w:t>
-      </w:r>
-      <w:r>
-        <w:rPr>
-          <w:bCs/>
-          <w:b/>
-        </w:rPr>
-        <w:t xml:space="preserve">номер существующего избранного маршрута</w:t>
-      </w:r>
-      <w:r>
-        <w:t xml:space="preserve"> </w:t>
-      </w:r>
-      <w:r>
-        <w:t xml:space="preserve">и дать открыть его на редактирование: «у вас уже есть действующий избранный маршрут и открываешь его, чтобы можно было его редактировать». Вариант A с дополнением.</w:t>
+        <w:t xml:space="preserve">tariffId</w:t>
+      </w:r>
+      <w:r>
+        <w:t xml:space="preserve"> </w:t>
+      </w:r>
+      <w:r>
+        <w:t xml:space="preserve">— UUID, номер тарифа обязателен, обращаться к расчёту внешних цен не нужно.</w:t>
       </w:r>
     </w:p>
     <w:p>
@@ -2349,14 +2282,29 @@
         </w:pict>
       </w:r>
     </w:p>
-    <w:bookmarkEnd w:id="27"/>
-    <w:bookmarkStart w:id="28" w:name="Xc2efe6eeb383616670a918278da4a00bd333e6e"/>
+    <w:p>
+      <w:pPr>
+        <w:pStyle w:val="FirstParagraph"/>
+      </w:pPr>
+      <w:r>
+        <w:t xml:space="preserve">Вопросы ниже отвечены заказчиком и повторно не задаются. Оставлены для прослеживаемости. Вопросы 7, 9, 10 и 16 закрыты на встрече 08.10.2026, вопрос 20 — ответом от 09.10.2026. Протокол — «Ответы заказчика — встреча 08.10.2026».</w:t>
+      </w:r>
+    </w:p>
+    <w:p>
+      <w:r>
+        <w:pict>
+          <v:rect style="width:0;height:1.5pt" o:hralign="center" o:hrstd="t" o:hr="t"/>
+        </w:pict>
+      </w:r>
+    </w:p>
+    <w:bookmarkEnd w:id="26"/>
+    <w:bookmarkStart w:id="27" w:name="вопрос-7-действие-при-дубле"/>
     <w:p>
       <w:pPr>
         <w:pStyle w:val="Heading3"/>
       </w:pPr>
       <w:r>
-        <w:t xml:space="preserve">Вопрос 9. Список справочника: фильтры и показ истёкших маршрутов</w:t>
+        <w:t xml:space="preserve">Вопрос 7. Действие при дубле</w:t>
       </w:r>
     </w:p>
     <w:p>
@@ -2374,7 +2322,7 @@
         <w:t xml:space="preserve"> </w:t>
       </w:r>
       <w:r>
-        <w:t xml:space="preserve">На макете есть поиск по номеру, кнопка фильтров и пагинация; состав фильтров не показан.</w:t>
+        <w:t xml:space="preserve">Критерий дубля — вопрос 4 первой части; T01.1, D09.</w:t>
       </w:r>
     </w:p>
     <w:p>
@@ -2392,7 +2340,7 @@
         <w:t xml:space="preserve"> </w:t>
       </w:r>
       <w:r>
-        <w:t xml:space="preserve">Какие фильтры нужны, показывать ли истёкшие маршруты в списке управляющего и как их отличать; нужен ли доступ к вручную удалённым записям.</w:t>
+        <w:t xml:space="preserve">Что должна делать система при попытке сохранить дубль.</w:t>
       </w:r>
     </w:p>
     <w:p>
@@ -2426,7 +2374,7 @@
         <w:t xml:space="preserve"> </w:t>
       </w:r>
       <w:r>
-        <w:t xml:space="preserve">Поиск по номеру; фильтры по виду транспорта, классу, ночному признаку и статусу; истёкшие показываются с пометкой, только для чтения; удалённые не показываются.</w:t>
+        <w:t xml:space="preserve">Отказ с сообщением об ошибке (сохранение запрещено).</w:t>
       </w:r>
     </w:p>
     <w:p>
@@ -2448,7 +2396,7 @@
         <w:t xml:space="preserve"> </w:t>
       </w:r>
       <w:r>
-        <w:t xml:space="preserve">Другой состав.</w:t>
+        <w:t xml:space="preserve">Предупреждение, сохранение разрешено.</w:t>
       </w:r>
     </w:p>
     <w:p>
@@ -2484,51 +2432,56 @@
         <w:t xml:space="preserve"> </w:t>
       </w:r>
       <w:r>
-        <w:t xml:space="preserve">Состав фильтров — бизнес-решение.</w:t>
-      </w:r>
-    </w:p>
-    <w:p>
-      <w:pPr>
-        <w:pStyle w:val="BodyText"/>
-      </w:pPr>
-      <w:r>
-        <w:rPr>
-          <w:bCs/>
-          <w:b/>
-        </w:rPr>
-        <w:t xml:space="preserve">Ответ получен 08.10.2026 (00:11:04–00:11:33).</w:t>
-      </w:r>
-      <w:r>
-        <w:t xml:space="preserve"> </w:t>
-      </w:r>
-      <w:r>
-        <w:t xml:space="preserve">Фильтры:</w:t>
-      </w:r>
-      <w:r>
-        <w:t xml:space="preserve"> </w:t>
-      </w:r>
-      <w:r>
-        <w:rPr>
-          <w:bCs/>
-          <w:b/>
-        </w:rPr>
-        <w:t xml:space="preserve">по виду транспорта, по классу транспорта, по ночному или дневному признаку</w:t>
-      </w:r>
-      <w:r>
-        <w:t xml:space="preserve">. Отдельного показа удалённых нет — есть</w:t>
-      </w:r>
-      <w:r>
-        <w:t xml:space="preserve"> </w:t>
-      </w:r>
-      <w:r>
-        <w:rPr>
-          <w:bCs/>
-          <w:b/>
-        </w:rPr>
-        <w:t xml:space="preserve">признак «активное / неактивное»</w:t>
-      </w:r>
-      <w:r>
-        <w:t xml:space="preserve">, по нему и фильтруется.</w:t>
+        <w:t xml:space="preserve">Бизнес-решение. Платформенная фактура лишь в том, что отказ по дублю в сервисах оформляется как</w:t>
+      </w:r>
+      <w:r>
+        <w:t xml:space="preserve"> </w:t>
+      </w:r>
+      <w:r>
+        <w:rPr>
+          <w:rStyle w:val="VerbatimChar"/>
+        </w:rPr>
+        <w:t xml:space="preserve">DuplicateDataException</w:t>
+      </w:r>
+      <w:r>
+        <w:t xml:space="preserve"> </w:t>
+      </w:r>
+      <w:r>
+        <w:t xml:space="preserve">с кодом 409.</w:t>
+      </w:r>
+    </w:p>
+    <w:p>
+      <w:pPr>
+        <w:pStyle w:val="BodyText"/>
+      </w:pPr>
+      <w:r>
+        <w:rPr>
+          <w:bCs/>
+          <w:b/>
+        </w:rPr>
+        <w:t xml:space="preserve">Ответ получен 08.10.2026 (00:10:36–00:11:04).</w:t>
+      </w:r>
+      <w:r>
+        <w:t xml:space="preserve"> </w:t>
+      </w:r>
+      <w:r>
+        <w:t xml:space="preserve">Отказ. При отказе показать</w:t>
+      </w:r>
+      <w:r>
+        <w:t xml:space="preserve"> </w:t>
+      </w:r>
+      <w:r>
+        <w:rPr>
+          <w:bCs/>
+          <w:b/>
+        </w:rPr>
+        <w:t xml:space="preserve">номер существующего избранного маршрута</w:t>
+      </w:r>
+      <w:r>
+        <w:t xml:space="preserve"> </w:t>
+      </w:r>
+      <w:r>
+        <w:t xml:space="preserve">и дать открыть его на редактирование: «у вас уже есть действующий избранный маршрут и открываешь его, чтобы можно было его редактировать». Вариант A с дополнением.</w:t>
       </w:r>
     </w:p>
     <w:p>
@@ -2538,14 +2491,14 @@
         </w:pict>
       </w:r>
     </w:p>
-    <w:bookmarkEnd w:id="28"/>
-    <w:bookmarkStart w:id="29" w:name="X1528526e36dd3671bf03369211959d1d5384871"/>
+    <w:bookmarkEnd w:id="27"/>
+    <w:bookmarkStart w:id="28" w:name="Xc2efe6eeb383616670a918278da4a00bd333e6e"/>
     <w:p>
       <w:pPr>
         <w:pStyle w:val="Heading3"/>
       </w:pPr>
       <w:r>
-        <w:t xml:space="preserve">Вопрос 10. Что видит пользователь, когда тариф маршрута перестал действовать</w:t>
+        <w:t xml:space="preserve">Вопрос 9. Список справочника: фильтры и показ истёкших маршрутов</w:t>
       </w:r>
     </w:p>
     <w:p>
@@ -2563,7 +2516,7 @@
         <w:t xml:space="preserve"> </w:t>
       </w:r>
       <w:r>
-        <w:t xml:space="preserve">Протоколы 17.09 (п. 10) и встреча 05.10: маршрут действует, пока действует тариф. Отчёт разработчика (срез 05.10): если связанный тариф истёк, избранный маршрут нельзя использовать для нового заказа.</w:t>
+        <w:t xml:space="preserve">На макете есть поиск по номеру, кнопка фильтров и пагинация; состав фильтров не показан.</w:t>
       </w:r>
     </w:p>
     <w:p>
@@ -2581,7 +2534,7 @@
         <w:t xml:space="preserve"> </w:t>
       </w:r>
       <w:r>
-        <w:t xml:space="preserve">Как показывать такой маршрут: скрывать при выборе, показывать как недоступный с пояснением, оставлять только для просмотра в справочнике.</w:t>
+        <w:t xml:space="preserve">Какие фильтры нужны, показывать ли истёкшие маршруты в списке управляющего и как их отличать; нужен ли доступ к вручную удалённым записям.</w:t>
       </w:r>
     </w:p>
     <w:p>
@@ -2615,7 +2568,7 @@
         <w:t xml:space="preserve"> </w:t>
       </w:r>
       <w:r>
-        <w:t xml:space="preserve">Скрыт при выборе заявки; в справочнике виден с пометкой «нет действующего тарифа».</w:t>
+        <w:t xml:space="preserve">Поиск по номеру; фильтры по виду транспорта, классу, ночному признаку и статусу; истёкшие показываются с пометкой, только для чтения; удалённые не показываются.</w:t>
       </w:r>
     </w:p>
     <w:p>
@@ -2637,7 +2590,7 @@
         <w:t xml:space="preserve"> </w:t>
       </w:r>
       <w:r>
-        <w:t xml:space="preserve">Виден при выборе, но недоступен.</w:t>
+        <w:t xml:space="preserve">Другой состав.</w:t>
       </w:r>
     </w:p>
     <w:p>
@@ -2667,78 +2620,57 @@
           <w:bCs/>
           <w:b/>
         </w:rPr>
-        <w:t xml:space="preserve">Уточнение по итогам обследования кода (08.10).</w:t>
-      </w:r>
-      <w:r>
-        <w:t xml:space="preserve"> </w:t>
-      </w:r>
-      <w:r>
-        <w:t xml:space="preserve">Для такси признак «нет действующего тарифа» можно вычислить только на текущий момент (см. вопрос 8). Поэтому при варианте A для такси возможна ситуация: маршрут виден и выбран сегодня, а на дату поездки тарифа уже нет — отказ произойдёт при оформлении заявки, а не при выборе маршрута. Нужно подтвердить, что это допустимо, или назвать, какое сообщение пользователь должен получить при таком отказе.</w:t>
-      </w:r>
-    </w:p>
-    <w:p>
-      <w:pPr>
-        <w:pStyle w:val="BodyText"/>
-      </w:pPr>
-      <w:r>
-        <w:rPr>
-          <w:bCs/>
-          <w:b/>
-        </w:rPr>
         <w:t xml:space="preserve">Проверка по коду: нет.</w:t>
       </w:r>
       <w:r>
         <w:t xml:space="preserve"> </w:t>
       </w:r>
       <w:r>
-        <w:t xml:space="preserve">Что показывать пользователю — бизнес-решение. Техническая часть описана в вопросе архитектору 26.</w:t>
-      </w:r>
-    </w:p>
-    <w:p>
-      <w:pPr>
-        <w:pStyle w:val="BodyText"/>
-      </w:pPr>
-      <w:r>
-        <w:rPr>
-          <w:bCs/>
-          <w:b/>
-        </w:rPr>
-        <w:t xml:space="preserve">Ответ получен 08.10.2026 (00:11:33–00:11:53).</w:t>
-      </w:r>
-      <w:r>
-        <w:t xml:space="preserve"> </w:t>
-      </w:r>
-      <w:r>
-        <w:t xml:space="preserve">При оформлении заявки маршрут</w:t>
-      </w:r>
-      <w:r>
-        <w:t xml:space="preserve"> </w:t>
-      </w:r>
-      <w:r>
-        <w:rPr>
-          <w:bCs/>
-          <w:b/>
-        </w:rPr>
-        <w:t xml:space="preserve">скрыт</w:t>
-      </w:r>
-      <w:r>
-        <w:t xml:space="preserve">; управляющему справочником он</w:t>
-      </w:r>
-      <w:r>
-        <w:t xml:space="preserve"> </w:t>
-      </w:r>
-      <w:r>
-        <w:rPr>
-          <w:bCs/>
-          <w:b/>
-        </w:rPr>
-        <w:t xml:space="preserve">виден</w:t>
-      </w:r>
-      <w:r>
-        <w:t xml:space="preserve"> </w:t>
-      </w:r>
-      <w:r>
-        <w:t xml:space="preserve">через фильтр активности. Вариант A.</w:t>
+        <w:t xml:space="preserve">Состав фильтров — бизнес-решение.</w:t>
+      </w:r>
+    </w:p>
+    <w:p>
+      <w:pPr>
+        <w:pStyle w:val="BodyText"/>
+      </w:pPr>
+      <w:r>
+        <w:rPr>
+          <w:bCs/>
+          <w:b/>
+        </w:rPr>
+        <w:t xml:space="preserve">Ответ получен 08.10.2026 (00:11:04–00:11:33).</w:t>
+      </w:r>
+      <w:r>
+        <w:t xml:space="preserve"> </w:t>
+      </w:r>
+      <w:r>
+        <w:t xml:space="preserve">Фильтры:</w:t>
+      </w:r>
+      <w:r>
+        <w:t xml:space="preserve"> </w:t>
+      </w:r>
+      <w:r>
+        <w:rPr>
+          <w:bCs/>
+          <w:b/>
+        </w:rPr>
+        <w:t xml:space="preserve">по виду транспорта, по классу транспорта, по ночному или дневному признаку</w:t>
+      </w:r>
+      <w:r>
+        <w:t xml:space="preserve">. Отдельного показа удалённых нет — есть</w:t>
+      </w:r>
+      <w:r>
+        <w:t xml:space="preserve"> </w:t>
+      </w:r>
+      <w:r>
+        <w:rPr>
+          <w:bCs/>
+          <w:b/>
+        </w:rPr>
+        <w:t xml:space="preserve">признак «активное / неактивное»</w:t>
+      </w:r>
+      <w:r>
+        <w:t xml:space="preserve">, по нему и фильтруется.</w:t>
       </w:r>
     </w:p>
     <w:p>
@@ -2748,14 +2680,14 @@
         </w:pict>
       </w:r>
     </w:p>
-    <w:bookmarkEnd w:id="29"/>
-    <w:bookmarkStart w:id="30" w:name="Xd40d4a5a09acbd992d579a9e77ff5639197b4bb"/>
+    <w:bookmarkEnd w:id="28"/>
+    <w:bookmarkStart w:id="29" w:name="X1528526e36dd3671bf03369211959d1d5384871"/>
     <w:p>
       <w:pPr>
         <w:pStyle w:val="Heading3"/>
       </w:pPr>
       <w:r>
-        <w:t xml:space="preserve">Вопрос 16. Учитывать ли в рекомендуемой стоимости надбавки за время и день недели</w:t>
+        <w:t xml:space="preserve">Вопрос 10. Что видит пользователь, когда тариф маршрута перестал действовать</w:t>
       </w:r>
     </w:p>
     <w:p>
@@ -2773,25 +2705,7 @@
         <w:t xml:space="preserve"> </w:t>
       </w:r>
       <w:r>
-        <w:rPr>
-          <w:rStyle w:val="VerbatimChar"/>
-        </w:rPr>
-        <w:t xml:space="preserve">[КОД]</w:t>
-      </w:r>
-      <w:r>
-        <w:t xml:space="preserve"> </w:t>
-      </w:r>
-      <w:r>
-        <w:t xml:space="preserve">Цена такси зависит от времени не только через ночной тариф: она умножается на временной коэффициент — выходной (суббота, воскресенье), утро, день, вечер, ночь (</w:t>
-      </w:r>
-      <w:r>
-        <w:rPr>
-          <w:rStyle w:val="VerbatimChar"/>
-        </w:rPr>
-        <w:t xml:space="preserve">CalculateServiceImpl.java:991-1013, :1053</w:t>
-      </w:r>
-      <w:r>
-        <w:t xml:space="preserve">). В избранном маршруте даты поездки нет, поэтому для расчёта берётся условная дата. У тарифов группового трансфера временных коэффициентов нет. Встреча 05.10: рекомендуемая стоимость в справочнике обязательна.</w:t>
+        <w:t xml:space="preserve">Протоколы 17.09 (п. 10) и встреча 05.10: маршрут действует, пока действует тариф. Отчёт разработчика (срез 05.10): если связанный тариф истёк, избранный маршрут нельзя использовать для нового заказа.</w:t>
       </w:r>
     </w:p>
     <w:p>
@@ -2809,7 +2723,7 @@
         <w:t xml:space="preserve"> </w:t>
       </w:r>
       <w:r>
-        <w:t xml:space="preserve">Рекомендуемая стоимость — ориентир по тарифу. Нужно решить, по какому времени её считать: по будничному дню и дневному времени, или с учётом надбавок, если маршрут обычно выполняется вечером, ночью или в выходные.</w:t>
+        <w:t xml:space="preserve">Как показывать такой маршрут: скрывать при выборе, показывать как недоступный с пояснением, оставлять только для просмотра в справочнике.</w:t>
       </w:r>
     </w:p>
     <w:p>
@@ -2843,7 +2757,7 @@
         <w:t xml:space="preserve"> </w:t>
       </w:r>
       <w:r>
-        <w:t xml:space="preserve">Считать по будничному дню в дневное время (для ночного маршрута — по ночному времени будничного дня). Выходной и вечерний коэффициенты не учитываются.</w:t>
+        <w:t xml:space="preserve">Скрыт при выборе заявки; в справочнике виден с пометкой «нет действующего тарифа».</w:t>
       </w:r>
     </w:p>
     <w:p>
@@ -2865,14 +2779,242 @@
         <w:t xml:space="preserve"> </w:t>
       </w:r>
       <w:r>
-        <w:t xml:space="preserve">Учитывать выходной и вечерний коэффициенты — тогда нужно указать, какой день и время считать типичными для маршрута.</w:t>
+        <w:t xml:space="preserve">Виден при выборе, но недоступен.</w:t>
+      </w:r>
+    </w:p>
+    <w:p>
+      <w:pPr>
+        <w:pStyle w:val="FirstParagraph"/>
+      </w:pPr>
+      <w:r>
+        <w:rPr>
+          <w:bCs/>
+          <w:b/>
+        </w:rPr>
+        <w:t xml:space="preserve">Рекомендация.</w:t>
+      </w:r>
+      <w:r>
+        <w:t xml:space="preserve"> </w:t>
+      </w:r>
+      <w:r>
+        <w:t xml:space="preserve">A.</w:t>
+      </w:r>
+    </w:p>
+    <w:p>
+      <w:pPr>
+        <w:pStyle w:val="BodyText"/>
+      </w:pPr>
+      <w:r>
+        <w:rPr>
+          <w:bCs/>
+          <w:b/>
+        </w:rPr>
+        <w:t xml:space="preserve">Уточнение по итогам обследования кода (08.10).</w:t>
+      </w:r>
+      <w:r>
+        <w:t xml:space="preserve"> </w:t>
+      </w:r>
+      <w:r>
+        <w:t xml:space="preserve">Для такси признак «нет действующего тарифа» можно вычислить только на текущий момент (см. вопрос 8). Поэтому при варианте A для такси возможна ситуация: маршрут виден и выбран сегодня, а на дату поездки тарифа уже нет — отказ произойдёт при оформлении заявки, а не при выборе маршрута. Нужно подтвердить, что это допустимо, или назвать, какое сообщение пользователь должен получить при таком отказе.</w:t>
+      </w:r>
+    </w:p>
+    <w:p>
+      <w:pPr>
+        <w:pStyle w:val="BodyText"/>
+      </w:pPr>
+      <w:r>
+        <w:rPr>
+          <w:bCs/>
+          <w:b/>
+        </w:rPr>
+        <w:t xml:space="preserve">Проверка по коду: нет.</w:t>
+      </w:r>
+      <w:r>
+        <w:t xml:space="preserve"> </w:t>
+      </w:r>
+      <w:r>
+        <w:t xml:space="preserve">Что показывать пользователю — бизнес-решение. Техническая часть описана в вопросе архитектору 26.</w:t>
+      </w:r>
+    </w:p>
+    <w:p>
+      <w:pPr>
+        <w:pStyle w:val="BodyText"/>
+      </w:pPr>
+      <w:r>
+        <w:rPr>
+          <w:bCs/>
+          <w:b/>
+        </w:rPr>
+        <w:t xml:space="preserve">Ответ получен 08.10.2026 (00:11:33–00:11:53).</w:t>
+      </w:r>
+      <w:r>
+        <w:t xml:space="preserve"> </w:t>
+      </w:r>
+      <w:r>
+        <w:t xml:space="preserve">При оформлении заявки маршрут</w:t>
+      </w:r>
+      <w:r>
+        <w:t xml:space="preserve"> </w:t>
+      </w:r>
+      <w:r>
+        <w:rPr>
+          <w:bCs/>
+          <w:b/>
+        </w:rPr>
+        <w:t xml:space="preserve">скрыт</w:t>
+      </w:r>
+      <w:r>
+        <w:t xml:space="preserve">; управляющему справочником он</w:t>
+      </w:r>
+      <w:r>
+        <w:t xml:space="preserve"> </w:t>
+      </w:r>
+      <w:r>
+        <w:rPr>
+          <w:bCs/>
+          <w:b/>
+        </w:rPr>
+        <w:t xml:space="preserve">виден</w:t>
+      </w:r>
+      <w:r>
+        <w:t xml:space="preserve"> </w:t>
+      </w:r>
+      <w:r>
+        <w:t xml:space="preserve">через фильтр активности. Вариант A.</w:t>
+      </w:r>
+    </w:p>
+    <w:p>
+      <w:r>
+        <w:pict>
+          <v:rect style="width:0;height:1.5pt" o:hralign="center" o:hrstd="t" o:hr="t"/>
+        </w:pict>
+      </w:r>
+    </w:p>
+    <w:bookmarkEnd w:id="29"/>
+    <w:bookmarkStart w:id="30" w:name="Xd40d4a5a09acbd992d579a9e77ff5639197b4bb"/>
+    <w:p>
+      <w:pPr>
+        <w:pStyle w:val="Heading3"/>
+      </w:pPr>
+      <w:r>
+        <w:t xml:space="preserve">Вопрос 16. Учитывать ли в рекомендуемой стоимости надбавки за время и день недели</w:t>
+      </w:r>
+    </w:p>
+    <w:p>
+      <w:pPr>
+        <w:pStyle w:val="FirstParagraph"/>
+      </w:pPr>
+      <w:r>
+        <w:rPr>
+          <w:bCs/>
+          <w:b/>
+        </w:rPr>
+        <w:t xml:space="preserve">Откуда.</w:t>
+      </w:r>
+      <w:r>
+        <w:t xml:space="preserve"> </w:t>
+      </w:r>
+      <w:r>
+        <w:rPr>
+          <w:rStyle w:val="VerbatimChar"/>
+        </w:rPr>
+        <w:t xml:space="preserve">[КОД]</w:t>
+      </w:r>
+      <w:r>
+        <w:t xml:space="preserve"> </w:t>
+      </w:r>
+      <w:r>
+        <w:t xml:space="preserve">Цена такси зависит от времени не только через ночной тариф: она умножается на временной коэффициент — выходной (суббота, воскресенье), утро, день, вечер, ночь (</w:t>
+      </w:r>
+      <w:r>
+        <w:rPr>
+          <w:rStyle w:val="VerbatimChar"/>
+        </w:rPr>
+        <w:t xml:space="preserve">CalculateServiceImpl.java:991-1013, :1053</w:t>
+      </w:r>
+      <w:r>
+        <w:t xml:space="preserve">). В избранном маршруте даты поездки нет, поэтому для расчёта берётся условная дата. У тарифов группового трансфера временных коэффициентов нет. Встреча 05.10: рекомендуемая стоимость в справочнике обязательна.</w:t>
+      </w:r>
+    </w:p>
+    <w:p>
+      <w:pPr>
+        <w:pStyle w:val="BodyText"/>
+      </w:pPr>
+      <w:r>
+        <w:rPr>
+          <w:bCs/>
+          <w:b/>
+        </w:rPr>
+        <w:t xml:space="preserve">Суть.</w:t>
+      </w:r>
+      <w:r>
+        <w:t xml:space="preserve"> </w:t>
+      </w:r>
+      <w:r>
+        <w:t xml:space="preserve">Рекомендуемая стоимость — ориентир по тарифу. Нужно решить, по какому времени её считать: по будничному дню и дневному времени, или с учётом надбавок, если маршрут обычно выполняется вечером, ночью или в выходные.</w:t>
+      </w:r>
+    </w:p>
+    <w:p>
+      <w:pPr>
+        <w:pStyle w:val="BodyText"/>
+      </w:pPr>
+      <w:r>
+        <w:rPr>
+          <w:bCs/>
+          <w:b/>
+        </w:rPr>
+        <w:t xml:space="preserve">Варианты.</w:t>
       </w:r>
     </w:p>
     <w:p>
       <w:pPr>
         <w:numPr>
           <w:ilvl w:val="0"/>
-          <w:numId w:val="1012"/>
+          <w:numId w:val="1013"/>
+        </w:numPr>
+        <w:pStyle w:val="Compact"/>
+      </w:pPr>
+      <w:r>
+        <w:rPr>
+          <w:bCs/>
+          <w:b/>
+        </w:rPr>
+        <w:t xml:space="preserve">A.</w:t>
+      </w:r>
+      <w:r>
+        <w:t xml:space="preserve"> </w:t>
+      </w:r>
+      <w:r>
+        <w:t xml:space="preserve">Считать по будничному дню в дневное время (для ночного маршрута — по ночному времени будничного дня). Выходной и вечерний коэффициенты не учитываются.</w:t>
+      </w:r>
+    </w:p>
+    <w:p>
+      <w:pPr>
+        <w:numPr>
+          <w:ilvl w:val="0"/>
+          <w:numId w:val="1013"/>
+        </w:numPr>
+        <w:pStyle w:val="Compact"/>
+      </w:pPr>
+      <w:r>
+        <w:rPr>
+          <w:bCs/>
+          <w:b/>
+        </w:rPr>
+        <w:t xml:space="preserve">B.</w:t>
+      </w:r>
+      <w:r>
+        <w:t xml:space="preserve"> </w:t>
+      </w:r>
+      <w:r>
+        <w:t xml:space="preserve">Учитывать выходной и вечерний коэффициенты — тогда нужно указать, какой день и время считать типичными для маршрута.</w:t>
+      </w:r>
+    </w:p>
+    <w:p>
+      <w:pPr>
+        <w:numPr>
+          <w:ilvl w:val="0"/>
+          <w:numId w:val="1013"/>
         </w:numPr>
         <w:pStyle w:val="Compact"/>
       </w:pPr>
@@ -4300,6 +4442,91 @@
     <w:lvl w:ilvl="8">
       <w:numFmt w:val="bullet"/>
       <w:lvlText w:val="•"/>
+      <w:lvlJc w:val="left"/>
+      <w:pPr>
+        <w:ind w:left="6480" w:hanging="480"/>
+      </w:pPr>
+    </w:lvl>
+  </w:abstractNum>
+  <w:abstractNum w:abstractNumId="99411">
+    <w:nsid w:val="A99411"/>
+    <w:multiLevelType w:val="multilevel"/>
+    <w:lvl w:ilvl="0">
+      <w:start w:val="1"/>
+      <w:numFmt w:val="decimal"/>
+      <w:lvlText w:val="%1."/>
+      <w:lvlJc w:val="left"/>
+      <w:pPr>
+        <w:ind w:left="720" w:hanging="480"/>
+      </w:pPr>
+    </w:lvl>
+    <w:lvl w:ilvl="1">
+      <w:start w:val="1"/>
+      <w:numFmt w:val="decimal"/>
+      <w:lvlText w:val="%2."/>
+      <w:lvlJc w:val="left"/>
+      <w:pPr>
+        <w:ind w:left="1440" w:hanging="480"/>
+      </w:pPr>
+    </w:lvl>
+    <w:lvl w:ilvl="2">
+      <w:start w:val="1"/>
+      <w:numFmt w:val="decimal"/>
+      <w:lvlText w:val="%3."/>
+      <w:lvlJc w:val="left"/>
+      <w:pPr>
+        <w:ind w:left="2160" w:hanging="480"/>
+      </w:pPr>
+    </w:lvl>
+    <w:lvl w:ilvl="3">
+      <w:start w:val="1"/>
+      <w:numFmt w:val="decimal"/>
+      <w:lvlText w:val="%4."/>
+      <w:lvlJc w:val="left"/>
+      <w:pPr>
+        <w:ind w:left="2880" w:hanging="480"/>
+      </w:pPr>
+    </w:lvl>
+    <w:lvl w:ilvl="4">
+      <w:start w:val="1"/>
+      <w:numFmt w:val="decimal"/>
+      <w:lvlText w:val="%5."/>
+      <w:lvlJc w:val="left"/>
+      <w:pPr>
+        <w:ind w:left="3600" w:hanging="480"/>
+      </w:pPr>
+    </w:lvl>
+    <w:lvl w:ilvl="5">
+      <w:start w:val="1"/>
+      <w:numFmt w:val="decimal"/>
+      <w:lvlText w:val="%6."/>
+      <w:lvlJc w:val="left"/>
+      <w:pPr>
+        <w:ind w:left="4320" w:hanging="480"/>
+      </w:pPr>
+    </w:lvl>
+    <w:lvl w:ilvl="6">
+      <w:start w:val="1"/>
+      <w:numFmt w:val="decimal"/>
+      <w:lvlText w:val="%7."/>
+      <w:lvlJc w:val="left"/>
+      <w:pPr>
+        <w:ind w:left="5040" w:hanging="480"/>
+      </w:pPr>
+    </w:lvl>
+    <w:lvl w:ilvl="7">
+      <w:start w:val="1"/>
+      <w:numFmt w:val="decimal"/>
+      <w:lvlText w:val="%8."/>
+      <w:lvlJc w:val="left"/>
+      <w:pPr>
+        <w:ind w:left="5760" w:hanging="480"/>
+      </w:pPr>
+    </w:lvl>
+    <w:lvl w:ilvl="8">
+      <w:start w:val="1"/>
+      <w:numFmt w:val="decimal"/>
+      <w:lvlText w:val="%9."/>
       <w:lvlJc w:val="left"/>
       <w:pPr>
         <w:ind w:left="6480" w:hanging="480"/>
@@ -4334,7 +4561,34 @@
     <w:abstractNumId w:val="991"/>
   </w:num>
   <w:num w:numId="1009">
-    <w:abstractNumId w:val="991"/>
+    <w:abstractNumId w:val="99411"/>
+    <w:lvlOverride w:ilvl="0">
+      <w:startOverride w:val="1"/>
+    </w:lvlOverride>
+    <w:lvlOverride w:ilvl="1">
+      <w:startOverride w:val="1"/>
+    </w:lvlOverride>
+    <w:lvlOverride w:ilvl="2">
+      <w:startOverride w:val="1"/>
+    </w:lvlOverride>
+    <w:lvlOverride w:ilvl="3">
+      <w:startOverride w:val="1"/>
+    </w:lvlOverride>
+    <w:lvlOverride w:ilvl="4">
+      <w:startOverride w:val="1"/>
+    </w:lvlOverride>
+    <w:lvlOverride w:ilvl="5">
+      <w:startOverride w:val="1"/>
+    </w:lvlOverride>
+    <w:lvlOverride w:ilvl="6">
+      <w:startOverride w:val="1"/>
+    </w:lvlOverride>
+    <w:lvlOverride w:ilvl="7">
+      <w:startOverride w:val="1"/>
+    </w:lvlOverride>
+    <w:lvlOverride w:ilvl="8">
+      <w:startOverride w:val="1"/>
+    </w:lvlOverride>
   </w:num>
   <w:num w:numId="1010">
     <w:abstractNumId w:val="991"/>
@@ -4343,6 +4597,9 @@
     <w:abstractNumId w:val="991"/>
   </w:num>
   <w:num w:numId="1012">
+    <w:abstractNumId w:val="991"/>
+  </w:num>
+  <w:num w:numId="1013">
     <w:abstractNumId w:val="991"/>
   </w:num>
 </w:numbering>

--- a/Вопросы_заказчику_T01.2.docx
+++ b/Вопросы_заказчику_T01.2.docx
@@ -78,7 +78,7 @@
           <w:bCs/>
           <w:b/>
         </w:rPr>
-        <w:t xml:space="preserve">Версия от 08.10.2026, с проверкой по исходному коду.</w:t>
+        <w:t xml:space="preserve">Версия от 09.10.2026, с проверкой по исходному коду и сверкой со сводным списком архитектору v19.</w:t>
       </w:r>
       <w:r>
         <w:t xml:space="preserve"> </w:t>
@@ -149,26 +149,10 @@
           <w:bCs/>
           <w:b/>
         </w:rPr>
-        <w:t xml:space="preserve">4 вопроса: 8, 11, 12 и 18</w:t>
-      </w:r>
-      <w:r>
-        <w:t xml:space="preserve">. Пять (7, 9, 10, 16 и 20) закрыты и вынесены в отдельный раздел, вопрос 19 переадресован в T01.3.</w:t>
-      </w:r>
-      <w:r>
-        <w:t xml:space="preserve"> </w:t>
-      </w:r>
-      <w:r>
-        <w:rPr>
-          <w:bCs/>
-          <w:b/>
-        </w:rPr>
-        <w:t xml:space="preserve">Вопрос 20 — узловой:</w:t>
-      </w:r>
-      <w:r>
-        <w:t xml:space="preserve"> </w:t>
-      </w:r>
-      <w:r>
-        <w:t xml:space="preserve">от него зависит объём разработки по выбору тарифа. Без ответов на № 7, 8 и 9 нельзя завершить проверки при сохранении и правила списка.</w:t>
+        <w:t xml:space="preserve">5 вопросов: 8, 11, 12, 17 и 18</w:t>
+      </w:r>
+      <w:r>
+        <w:t xml:space="preserve">. Пять (7, 9, 10, 16 и 20) закрыты и вынесены в отдельный раздел, вопрос 19 переадресован в T01.3. Узловой вопрос 20 закрыт 09.10.2026 вариантом B: в перечень входят только корпоративные (договорные) тарифы организации.</w:t>
       </w:r>
     </w:p>
     <w:p>
@@ -198,13 +182,13 @@
           <w:bCs/>
           <w:b/>
         </w:rPr>
-        <w:t xml:space="preserve">Остаётся четыре вопроса:</w:t>
-      </w:r>
-      <w:r>
-        <w:t xml:space="preserve"> </w:t>
-      </w:r>
-      <w:r>
-        <w:t xml:space="preserve">11 (срочный — функция реализована, контракта нет), 8, 18 и 12 (ожидается уточнение у Наташи). Узловой вопрос 20 закрыт 09.10.2026 вариантом B.</w:t>
+        <w:t xml:space="preserve">Остаётся пять вопросов:</w:t>
+      </w:r>
+      <w:r>
+        <w:t xml:space="preserve"> </w:t>
+      </w:r>
+      <w:r>
+        <w:t xml:space="preserve">11 (срочный — функция реализована, контракта нет), 8, 17 (в суженном виде), 18 и 12 (ожидается уточнение). Вопрос 17 в прошлой сводке был посчитан снятым — это ошибка подсчёта: триаж его сузил, но ответ по нему нужен.</w:t>
       </w:r>
     </w:p>
     <w:p>
@@ -348,7 +332,34 @@
         <w:t xml:space="preserve"> </w:t>
       </w:r>
       <w:r>
-        <w:t xml:space="preserve">— для внешних агрегаторов механизм перечня в платформе есть и обходится дёшево, для корпоративных тарифов его нет.</w:t>
+        <w:t xml:space="preserve">— закрыт вариантом B. Перечень корпоративных тарифов собирается существующими методами: цепочка геозон,</w:t>
+      </w:r>
+      <w:r>
+        <w:t xml:space="preserve"> </w:t>
+      </w:r>
+      <w:r>
+        <w:rPr>
+          <w:rStyle w:val="VerbatimChar"/>
+        </w:rPr>
+        <w:t xml:space="preserve">POST search</w:t>
+      </w:r>
+      <w:r>
+        <w:t xml:space="preserve"> </w:t>
+      </w:r>
+      <w:r>
+        <w:t xml:space="preserve">с фильтром по классу, расчёт по найденному</w:t>
+      </w:r>
+      <w:r>
+        <w:t xml:space="preserve"> </w:t>
+      </w:r>
+      <w:r>
+        <w:rPr>
+          <w:rStyle w:val="VerbatimChar"/>
+        </w:rPr>
+        <w:t xml:space="preserve">tariffId</w:t>
+      </w:r>
+      <w:r>
+        <w:t xml:space="preserve">; доработка сервиса тарифов не требуется.</w:t>
       </w:r>
     </w:p>
     <w:p>
@@ -366,7 +377,7 @@
         <w:t xml:space="preserve"> </w:t>
       </w:r>
       <w:r>
-        <w:t xml:space="preserve">Мои дополнения начинаются с 16, потому что места 13–15 в сводном списке уже заняты. По редакции 8 списка архитектору известны два из них:</w:t>
+        <w:t xml:space="preserve">Мои дополнения начинаются с 16, потому что места 13–15 в сводном списке заняты:</w:t>
       </w:r>
       <w:r>
         <w:t xml:space="preserve"> </w:t>
@@ -398,7 +409,7 @@
         <w:t xml:space="preserve"> </w:t>
       </w:r>
       <w:r>
-        <w:t xml:space="preserve">— нужно ли фильтровать список маршрутов по должности сотрудника. Содержание</w:t>
+        <w:t xml:space="preserve">— нужно ли фильтровать список маршрутов по должности сотрудника; содержание</w:t>
       </w:r>
       <w:r>
         <w:t xml:space="preserve"> </w:t>
@@ -414,7 +425,7 @@
         <w:t xml:space="preserve"> </w:t>
       </w:r>
       <w:r>
-        <w:t xml:space="preserve">у меня отсутствует. Если нумерация разошлась, пришлите действующий сводный список — сдвину.</w:t>
+        <w:t xml:space="preserve">у меня отсутствует. Нумерация вопросов заказчику сводным списком архитектору v19 не затронута: v19 перенумеровал только вопросы архитектору.</w:t>
       </w:r>
     </w:p>
     <w:p>
